--- a/00-首页/题组Word/阶段测试卷/元素与分析阶段测试卷.docx
+++ b/00-首页/题组Word/阶段测试卷/元素与分析阶段测试卷.docx
@@ -191,10 +191,8 @@
       <w:r>
         <w:rPr>
           <w:rFonts w:hint="eastAsia" w:ascii="Times New Roman" w:hAnsi="Times New Roman" w:eastAsia="FangSong" w:cs="Times New Roman"/>
-          <w:b/>
-          <w:bCs/>
-        </w:rPr>
-        <w:t xml:space="preserve">题源</w:t>
+        </w:rPr>
+        <w:t>来源</w:t>
       </w:r>
       <w:r>
         <w:rPr>
@@ -206,42 +204,6 @@
         <w:rPr>
           <w:rFonts w:hint="eastAsia" w:ascii="Times New Roman" w:hAnsi="Times New Roman" w:eastAsia="FangSong" w:cs="Times New Roman"/>
         </w:rPr>
-        <w:t>题</w:t>
-      </w:r>
-      <w:r>
-        <w:rPr>
-          <w:rFonts w:hint="eastAsia" w:ascii="Times New Roman" w:hAnsi="Times New Roman" w:eastAsia="Times New Roman" w:cs="Times New Roman"/>
-        </w:rPr>
-        <w:t>-033-4-</w:t>
-      </w:r>
-      <w:r>
-        <w:rPr>
-          <w:rFonts w:hint="eastAsia" w:ascii="Times New Roman" w:hAnsi="Times New Roman" w:eastAsia="FangSong" w:cs="Times New Roman"/>
-        </w:rPr>
-        <w:t>离子化学式推断</w:t>
-      </w:r>
-      <w:r>
-        <w:rPr>
-          <w:rFonts w:ascii="Times New Roman" w:hAnsi="Times New Roman" w:eastAsia="Times New Roman" w:cs="Times New Roman"/>
-        </w:rPr>
-        <w:t xml:space="preserve"> </w:t>
-      </w:r>
-      <w:r>
-        <w:rPr>
-          <w:rFonts w:hint="eastAsia" w:ascii="Times New Roman" w:hAnsi="Times New Roman" w:eastAsia="Times New Roman" w:cs="Times New Roman"/>
-        </w:rPr>
-        <w:t xml:space="preserve">｜</w:t>
-      </w:r>
-      <w:r>
-        <w:rPr>
-          <w:rFonts w:ascii="Times New Roman" w:hAnsi="Times New Roman" w:eastAsia="Times New Roman" w:cs="Times New Roman"/>
-        </w:rPr>
-        <w:t xml:space="preserve"> </w:t>
-      </w:r>
-      <w:r>
-        <w:rPr>
-          <w:rFonts w:hint="eastAsia" w:ascii="Times New Roman" w:hAnsi="Times New Roman" w:eastAsia="FangSong" w:cs="Times New Roman"/>
-        </w:rPr>
         <w:t>第</w:t>
       </w:r>
       <w:r>
@@ -254,55 +216,7 @@
         <w:rPr>
           <w:rFonts w:hint="eastAsia" w:ascii="Times New Roman" w:hAnsi="Times New Roman" w:eastAsia="FangSong" w:cs="Times New Roman"/>
         </w:rPr>
-        <w:t>届中国化学奥林匹克</w:t>
-      </w:r>
-      <w:r>
-        <w:rPr>
-          <w:rFonts w:hint="eastAsia" w:ascii="Times New Roman" w:hAnsi="Times New Roman" w:eastAsia="Times New Roman" w:cs="Times New Roman"/>
-        </w:rPr>
-        <w:t>（</w:t>
-      </w:r>
-      <w:r>
-        <w:rPr>
-          <w:rFonts w:hint="eastAsia" w:ascii="Times New Roman" w:hAnsi="Times New Roman" w:eastAsia="FangSong" w:cs="Times New Roman"/>
-        </w:rPr>
-        <w:t>初赛</w:t>
-      </w:r>
-      <w:r>
-        <w:rPr>
-          <w:rFonts w:hint="eastAsia" w:ascii="Times New Roman" w:hAnsi="Times New Roman" w:eastAsia="Times New Roman" w:cs="Times New Roman"/>
-        </w:rPr>
-        <w:t>）</w:t>
-      </w:r>
-      <w:r>
-        <w:rPr>
-          <w:rFonts w:hint="eastAsia" w:ascii="Times New Roman" w:hAnsi="Times New Roman" w:eastAsia="FangSong" w:cs="Times New Roman"/>
-        </w:rPr>
-        <w:t>第</w:t>
-      </w:r>
-      <w:r>
-        <w:rPr>
-          <w:rFonts w:hint="eastAsia" w:ascii="Times New Roman" w:hAnsi="Times New Roman" w:eastAsia="Times New Roman" w:cs="Times New Roman"/>
-        </w:rPr>
-        <w:t>4</w:t>
-      </w:r>
-      <w:r>
-        <w:rPr>
-          <w:rFonts w:hint="eastAsia" w:ascii="Times New Roman" w:hAnsi="Times New Roman" w:eastAsia="FangSong" w:cs="Times New Roman"/>
-        </w:rPr>
-        <w:t>题第</w:t>
-      </w:r>
-      <w:r>
-        <w:rPr>
-          <w:rFonts w:hint="eastAsia" w:ascii="Times New Roman" w:hAnsi="Times New Roman" w:eastAsia="Times New Roman" w:cs="Times New Roman"/>
-        </w:rPr>
-        <w:t>(4-1)</w:t>
-      </w:r>
-      <w:r>
-        <w:rPr>
-          <w:rFonts w:hint="eastAsia" w:ascii="Times New Roman" w:hAnsi="Times New Roman" w:eastAsia="FangSong" w:cs="Times New Roman"/>
-        </w:rPr>
-        <w:t>小问</w:t>
+        <w:t>届初赛</w:t>
       </w:r>
     </w:p>
     <w:bookmarkEnd w:id="10"/>
@@ -1434,10 +1348,8 @@
       <w:r>
         <w:rPr>
           <w:rFonts w:hint="eastAsia" w:ascii="Times New Roman" w:hAnsi="Times New Roman" w:eastAsia="FangSong" w:cs="Times New Roman"/>
-          <w:b/>
-          <w:bCs/>
-        </w:rPr>
-        <w:t xml:space="preserve">题源</w:t>
+        </w:rPr>
+        <w:t>来源</w:t>
       </w:r>
       <w:r>
         <w:rPr>
@@ -1449,42 +1361,6 @@
         <w:rPr>
           <w:rFonts w:hint="eastAsia" w:ascii="Times New Roman" w:hAnsi="Times New Roman" w:eastAsia="FangSong" w:cs="Times New Roman"/>
         </w:rPr>
-        <w:t>题</w:t>
-      </w:r>
-      <w:r>
-        <w:rPr>
-          <w:rFonts w:hint="eastAsia" w:ascii="Times New Roman" w:hAnsi="Times New Roman" w:eastAsia="Times New Roman" w:cs="Times New Roman"/>
-        </w:rPr>
-        <w:t>-034-3-</w:t>
-      </w:r>
-      <w:r>
-        <w:rPr>
-          <w:rFonts w:hint="eastAsia" w:ascii="Times New Roman" w:hAnsi="Times New Roman" w:eastAsia="FangSong" w:cs="Times New Roman"/>
-        </w:rPr>
-        <w:t>碱式碳酸盐化学式推断</w:t>
-      </w:r>
-      <w:r>
-        <w:rPr>
-          <w:rFonts w:ascii="Times New Roman" w:hAnsi="Times New Roman" w:eastAsia="Times New Roman" w:cs="Times New Roman"/>
-        </w:rPr>
-        <w:t xml:space="preserve"> </w:t>
-      </w:r>
-      <w:r>
-        <w:rPr>
-          <w:rFonts w:hint="eastAsia" w:ascii="Times New Roman" w:hAnsi="Times New Roman" w:eastAsia="Times New Roman" w:cs="Times New Roman"/>
-        </w:rPr>
-        <w:t xml:space="preserve">｜</w:t>
-      </w:r>
-      <w:r>
-        <w:rPr>
-          <w:rFonts w:ascii="Times New Roman" w:hAnsi="Times New Roman" w:eastAsia="Times New Roman" w:cs="Times New Roman"/>
-        </w:rPr>
-        <w:t xml:space="preserve"> </w:t>
-      </w:r>
-      <w:r>
-        <w:rPr>
-          <w:rFonts w:hint="eastAsia" w:ascii="Times New Roman" w:hAnsi="Times New Roman" w:eastAsia="FangSong" w:cs="Times New Roman"/>
-        </w:rPr>
         <w:t>第</w:t>
       </w:r>
       <w:r>
@@ -1497,55 +1373,7 @@
         <w:rPr>
           <w:rFonts w:hint="eastAsia" w:ascii="Times New Roman" w:hAnsi="Times New Roman" w:eastAsia="FangSong" w:cs="Times New Roman"/>
         </w:rPr>
-        <w:t>届中国化学奥林匹克</w:t>
-      </w:r>
-      <w:r>
-        <w:rPr>
-          <w:rFonts w:hint="eastAsia" w:ascii="Times New Roman" w:hAnsi="Times New Roman" w:eastAsia="Times New Roman" w:cs="Times New Roman"/>
-        </w:rPr>
-        <w:t>（</w:t>
-      </w:r>
-      <w:r>
-        <w:rPr>
-          <w:rFonts w:hint="eastAsia" w:ascii="Times New Roman" w:hAnsi="Times New Roman" w:eastAsia="FangSong" w:cs="Times New Roman"/>
-        </w:rPr>
-        <w:t>初赛</w:t>
-      </w:r>
-      <w:r>
-        <w:rPr>
-          <w:rFonts w:hint="eastAsia" w:ascii="Times New Roman" w:hAnsi="Times New Roman" w:eastAsia="Times New Roman" w:cs="Times New Roman"/>
-        </w:rPr>
-        <w:t>）</w:t>
-      </w:r>
-      <w:r>
-        <w:rPr>
-          <w:rFonts w:hint="eastAsia" w:ascii="Times New Roman" w:hAnsi="Times New Roman" w:eastAsia="FangSong" w:cs="Times New Roman"/>
-        </w:rPr>
-        <w:t>第</w:t>
-      </w:r>
-      <w:r>
-        <w:rPr>
-          <w:rFonts w:hint="eastAsia" w:ascii="Times New Roman" w:hAnsi="Times New Roman" w:eastAsia="Times New Roman" w:cs="Times New Roman"/>
-        </w:rPr>
-        <w:t>3</w:t>
-      </w:r>
-      <w:r>
-        <w:rPr>
-          <w:rFonts w:hint="eastAsia" w:ascii="Times New Roman" w:hAnsi="Times New Roman" w:eastAsia="FangSong" w:cs="Times New Roman"/>
-        </w:rPr>
-        <w:t>题第</w:t>
-      </w:r>
-      <w:r>
-        <w:rPr>
-          <w:rFonts w:hint="eastAsia" w:ascii="Times New Roman" w:hAnsi="Times New Roman" w:eastAsia="Times New Roman" w:cs="Times New Roman"/>
-        </w:rPr>
-        <w:t>(1)</w:t>
-      </w:r>
-      <w:r>
-        <w:rPr>
-          <w:rFonts w:hint="eastAsia" w:ascii="Times New Roman" w:hAnsi="Times New Roman" w:eastAsia="FangSong" w:cs="Times New Roman"/>
-        </w:rPr>
-        <w:t>小问</w:t>
+        <w:t>届初赛</w:t>
       </w:r>
     </w:p>
     <w:bookmarkEnd w:id="12"/>
@@ -2218,10 +2046,8 @@
       <w:r>
         <w:rPr>
           <w:rFonts w:hint="eastAsia" w:ascii="Times New Roman" w:hAnsi="Times New Roman" w:eastAsia="FangSong" w:cs="Times New Roman"/>
-          <w:b/>
-          <w:bCs/>
-        </w:rPr>
-        <w:t xml:space="preserve">题源</w:t>
+        </w:rPr>
+        <w:t>来源</w:t>
       </w:r>
       <w:r>
         <w:rPr>
@@ -2233,42 +2059,6 @@
         <w:rPr>
           <w:rFonts w:hint="eastAsia" w:ascii="Times New Roman" w:hAnsi="Times New Roman" w:eastAsia="FangSong" w:cs="Times New Roman"/>
         </w:rPr>
-        <w:t>题</w:t>
-      </w:r>
-      <w:r>
-        <w:rPr>
-          <w:rFonts w:hint="eastAsia" w:ascii="Times New Roman" w:hAnsi="Times New Roman" w:eastAsia="Times New Roman" w:cs="Times New Roman"/>
-        </w:rPr>
-        <w:t>-034-2-1-SO4^2-</w:t>
-      </w:r>
-      <w:r>
-        <w:rPr>
-          <w:rFonts w:hint="eastAsia" w:ascii="Times New Roman" w:hAnsi="Times New Roman" w:eastAsia="FangSong" w:cs="Times New Roman"/>
-        </w:rPr>
-        <w:t>参与的释能反应方程式</w:t>
-      </w:r>
-      <w:r>
-        <w:rPr>
-          <w:rFonts w:ascii="Times New Roman" w:hAnsi="Times New Roman" w:eastAsia="Times New Roman" w:cs="Times New Roman"/>
-        </w:rPr>
-        <w:t xml:space="preserve"> </w:t>
-      </w:r>
-      <w:r>
-        <w:rPr>
-          <w:rFonts w:hint="eastAsia" w:ascii="Times New Roman" w:hAnsi="Times New Roman" w:eastAsia="Times New Roman" w:cs="Times New Roman"/>
-        </w:rPr>
-        <w:t xml:space="preserve">｜</w:t>
-      </w:r>
-      <w:r>
-        <w:rPr>
-          <w:rFonts w:ascii="Times New Roman" w:hAnsi="Times New Roman" w:eastAsia="Times New Roman" w:cs="Times New Roman"/>
-        </w:rPr>
-        <w:t xml:space="preserve"> </w:t>
-      </w:r>
-      <w:r>
-        <w:rPr>
-          <w:rFonts w:hint="eastAsia" w:ascii="Times New Roman" w:hAnsi="Times New Roman" w:eastAsia="FangSong" w:cs="Times New Roman"/>
-        </w:rPr>
         <w:t>第</w:t>
       </w:r>
       <w:r>
@@ -2281,55 +2071,7 @@
         <w:rPr>
           <w:rFonts w:hint="eastAsia" w:ascii="Times New Roman" w:hAnsi="Times New Roman" w:eastAsia="FangSong" w:cs="Times New Roman"/>
         </w:rPr>
-        <w:t>届中国化学奥林匹克</w:t>
-      </w:r>
-      <w:r>
-        <w:rPr>
-          <w:rFonts w:hint="eastAsia" w:ascii="Times New Roman" w:hAnsi="Times New Roman" w:eastAsia="Times New Roman" w:cs="Times New Roman"/>
-        </w:rPr>
-        <w:t>（</w:t>
-      </w:r>
-      <w:r>
-        <w:rPr>
-          <w:rFonts w:hint="eastAsia" w:ascii="Times New Roman" w:hAnsi="Times New Roman" w:eastAsia="FangSong" w:cs="Times New Roman"/>
-        </w:rPr>
-        <w:t>初赛</w:t>
-      </w:r>
-      <w:r>
-        <w:rPr>
-          <w:rFonts w:hint="eastAsia" w:ascii="Times New Roman" w:hAnsi="Times New Roman" w:eastAsia="Times New Roman" w:cs="Times New Roman"/>
-        </w:rPr>
-        <w:t>）</w:t>
-      </w:r>
-      <w:r>
-        <w:rPr>
-          <w:rFonts w:hint="eastAsia" w:ascii="Times New Roman" w:hAnsi="Times New Roman" w:eastAsia="FangSong" w:cs="Times New Roman"/>
-        </w:rPr>
-        <w:t>第</w:t>
-      </w:r>
-      <w:r>
-        <w:rPr>
-          <w:rFonts w:hint="eastAsia" w:ascii="Times New Roman" w:hAnsi="Times New Roman" w:eastAsia="Times New Roman" w:cs="Times New Roman"/>
-        </w:rPr>
-        <w:t>2</w:t>
-      </w:r>
-      <w:r>
-        <w:rPr>
-          <w:rFonts w:hint="eastAsia" w:ascii="Times New Roman" w:hAnsi="Times New Roman" w:eastAsia="FangSong" w:cs="Times New Roman"/>
-        </w:rPr>
-        <w:t>题第</w:t>
-      </w:r>
-      <w:r>
-        <w:rPr>
-          <w:rFonts w:hint="eastAsia" w:ascii="Times New Roman" w:hAnsi="Times New Roman" w:eastAsia="Times New Roman" w:cs="Times New Roman"/>
-        </w:rPr>
-        <w:t>(1-1)</w:t>
-      </w:r>
-      <w:r>
-        <w:rPr>
-          <w:rFonts w:hint="eastAsia" w:ascii="Times New Roman" w:hAnsi="Times New Roman" w:eastAsia="FangSong" w:cs="Times New Roman"/>
-        </w:rPr>
-        <w:t>小问</w:t>
+        <w:t>届初赛</w:t>
       </w:r>
     </w:p>
     <w:bookmarkEnd w:id="14"/>
@@ -3975,10 +3717,8 @@
       <w:r>
         <w:rPr>
           <w:rFonts w:hint="eastAsia" w:ascii="Times New Roman" w:hAnsi="Times New Roman" w:eastAsia="FangSong" w:cs="Times New Roman"/>
-          <w:b/>
-          <w:bCs/>
-        </w:rPr>
-        <w:t xml:space="preserve">题源</w:t>
+        </w:rPr>
+        <w:t>来源</w:t>
       </w:r>
       <w:r>
         <w:rPr>
@@ -3990,55 +3730,7 @@
         <w:rPr>
           <w:rFonts w:hint="eastAsia" w:ascii="Times New Roman" w:hAnsi="Times New Roman" w:eastAsia="FangSong" w:cs="Times New Roman"/>
         </w:rPr>
-        <w:t>题</w:t>
-      </w:r>
-      <w:r>
-        <w:rPr>
-          <w:rFonts w:hint="eastAsia" w:ascii="Times New Roman" w:hAnsi="Times New Roman" w:eastAsia="Times New Roman" w:cs="Times New Roman"/>
-        </w:rPr>
-        <w:t>-WCh19.06-M+M</w:t>
-      </w:r>
-      <w:r>
-        <w:rPr>
-          <w:rFonts w:hint="eastAsia" w:ascii="Times New Roman" w:hAnsi="Times New Roman" w:eastAsia="FangSong" w:cs="Times New Roman"/>
-        </w:rPr>
-        <w:t>负离子稳定性</w:t>
-      </w:r>
-      <w:r>
-        <w:rPr>
-          <w:rFonts w:ascii="Times New Roman" w:hAnsi="Times New Roman" w:eastAsia="Times New Roman" w:cs="Times New Roman"/>
-        </w:rPr>
-        <w:t xml:space="preserve"> </w:t>
-      </w:r>
-      <w:r>
-        <w:rPr>
-          <w:rFonts w:hint="eastAsia" w:ascii="Times New Roman" w:hAnsi="Times New Roman" w:eastAsia="Times New Roman" w:cs="Times New Roman"/>
-        </w:rPr>
-        <w:t xml:space="preserve">｜</w:t>
-      </w:r>
-      <w:r>
-        <w:rPr>
-          <w:rFonts w:ascii="Times New Roman" w:hAnsi="Times New Roman" w:eastAsia="Times New Roman" w:cs="Times New Roman"/>
-        </w:rPr>
-        <w:t xml:space="preserve"> </w:t>
-      </w:r>
-      <w:r>
-        <w:rPr>
-          <w:rFonts w:hint="eastAsia" w:ascii="Times New Roman" w:hAnsi="Times New Roman" w:eastAsia="FangSong" w:cs="Times New Roman"/>
-        </w:rPr>
-        <w:t>无机化学第</w:t>
-      </w:r>
-      <w:r>
-        <w:rPr>
-          <w:rFonts w:hint="eastAsia" w:ascii="Times New Roman" w:hAnsi="Times New Roman" w:eastAsia="Times New Roman" w:cs="Times New Roman"/>
-        </w:rPr>
-        <w:t>6</w:t>
-      </w:r>
-      <w:r>
-        <w:rPr>
-          <w:rFonts w:hint="eastAsia" w:ascii="Times New Roman" w:hAnsi="Times New Roman" w:eastAsia="FangSong" w:cs="Times New Roman"/>
-        </w:rPr>
-        <w:t>版</w:t>
+        <w:t>无机化学</w:t>
       </w:r>
       <w:r>
         <w:rPr>
@@ -4475,46 +4167,14 @@
       <w:r>
         <w:rPr>
           <w:rFonts w:hint="eastAsia" w:ascii="Times New Roman" w:hAnsi="Times New Roman" w:eastAsia="FangSong" w:cs="Times New Roman"/>
-          <w:b/>
-          <w:bCs/>
-        </w:rPr>
-        <w:t xml:space="preserve">题源</w:t>
-      </w:r>
-      <w:r>
-        <w:rPr>
-          <w:rFonts w:hint="eastAsia" w:ascii="Times New Roman" w:hAnsi="Times New Roman" w:eastAsia="Times New Roman" w:cs="Times New Roman"/>
-        </w:rPr>
-        <w:t>：20.40-20.50-</w:t>
-      </w:r>
-      <w:r>
-        <w:rPr>
-          <w:rFonts w:hint="eastAsia" w:ascii="Times New Roman" w:hAnsi="Times New Roman" w:eastAsia="FangSong" w:cs="Times New Roman"/>
-        </w:rPr>
-        <w:t>简答与计算题</w:t>
-      </w:r>
-      <w:r>
-        <w:rPr>
-          <w:rFonts w:ascii="Times New Roman" w:hAnsi="Times New Roman" w:eastAsia="Times New Roman" w:cs="Times New Roman"/>
-        </w:rPr>
-        <w:t xml:space="preserve"> </w:t>
-      </w:r>
-      <w:r>
-        <w:rPr>
-          <w:rFonts w:hint="eastAsia" w:ascii="Times New Roman" w:hAnsi="Times New Roman" w:eastAsia="Times New Roman" w:cs="Times New Roman"/>
-        </w:rPr>
-        <w:t xml:space="preserve">｜</w:t>
-      </w:r>
-      <w:r>
-        <w:rPr>
-          <w:rFonts w:ascii="Times New Roman" w:hAnsi="Times New Roman" w:eastAsia="Times New Roman" w:cs="Times New Roman"/>
-        </w:rPr>
-        <w:t xml:space="preserve"> </w:t>
-      </w:r>
-      <w:r>
-        <w:rPr>
-          <w:rFonts w:hint="eastAsia" w:ascii="Times New Roman" w:hAnsi="Times New Roman" w:eastAsia="Times New Roman" w:cs="Times New Roman"/>
-        </w:rPr>
-        <w:t>《</w:t>
+        </w:rPr>
+        <w:t>来源</w:t>
+      </w:r>
+      <w:r>
+        <w:rPr>
+          <w:rFonts w:hint="eastAsia" w:ascii="Times New Roman" w:hAnsi="Times New Roman" w:eastAsia="Times New Roman" w:cs="Times New Roman"/>
+        </w:rPr>
+        <w:t>：《</w:t>
       </w:r>
       <w:r>
         <w:rPr>
@@ -4539,24 +4199,6 @@
           <w:rFonts w:hint="eastAsia" w:ascii="Times New Roman" w:hAnsi="Times New Roman" w:eastAsia="Times New Roman" w:cs="Times New Roman"/>
         </w:rPr>
         <w:t>》</w:t>
-      </w:r>
-      <w:r>
-        <w:rPr>
-          <w:rFonts w:hint="eastAsia" w:ascii="Times New Roman" w:hAnsi="Times New Roman" w:eastAsia="FangSong" w:cs="Times New Roman"/>
-        </w:rPr>
-        <w:t>第</w:t>
-      </w:r>
-      <w:r>
-        <w:rPr>
-          <w:rFonts w:hint="eastAsia" w:ascii="Times New Roman" w:hAnsi="Times New Roman" w:eastAsia="Times New Roman" w:cs="Times New Roman"/>
-        </w:rPr>
-        <w:t>4</w:t>
-      </w:r>
-      <w:r>
-        <w:rPr>
-          <w:rFonts w:hint="eastAsia" w:ascii="Times New Roman" w:hAnsi="Times New Roman" w:eastAsia="FangSong" w:cs="Times New Roman"/>
-        </w:rPr>
-        <w:t>版</w:t>
       </w:r>
     </w:p>
     <w:p>
@@ -8011,10 +7653,8 @@
       <w:r>
         <w:rPr>
           <w:rFonts w:hint="eastAsia" w:ascii="Times New Roman" w:hAnsi="Times New Roman" w:eastAsia="FangSong" w:cs="Times New Roman"/>
-          <w:b/>
-          <w:bCs/>
-        </w:rPr>
-        <w:t xml:space="preserve">题源</w:t>
+        </w:rPr>
+        <w:t>来源</w:t>
       </w:r>
       <w:r>
         <w:rPr>
@@ -8026,42 +7666,6 @@
         <w:rPr>
           <w:rFonts w:hint="eastAsia" w:ascii="Times New Roman" w:hAnsi="Times New Roman" w:eastAsia="FangSong" w:cs="Times New Roman"/>
         </w:rPr>
-        <w:t>题</w:t>
-      </w:r>
-      <w:r>
-        <w:rPr>
-          <w:rFonts w:hint="eastAsia" w:ascii="Times New Roman" w:hAnsi="Times New Roman" w:eastAsia="Times New Roman" w:cs="Times New Roman"/>
-        </w:rPr>
-        <w:t>-035-5-</w:t>
-      </w:r>
-      <w:r>
-        <w:rPr>
-          <w:rFonts w:hint="eastAsia" w:ascii="Times New Roman" w:hAnsi="Times New Roman" w:eastAsia="FangSong" w:cs="Times New Roman"/>
-        </w:rPr>
-        <w:t>元素推断与反应方程式</w:t>
-      </w:r>
-      <w:r>
-        <w:rPr>
-          <w:rFonts w:ascii="Times New Roman" w:hAnsi="Times New Roman" w:eastAsia="Times New Roman" w:cs="Times New Roman"/>
-        </w:rPr>
-        <w:t xml:space="preserve"> </w:t>
-      </w:r>
-      <w:r>
-        <w:rPr>
-          <w:rFonts w:hint="eastAsia" w:ascii="Times New Roman" w:hAnsi="Times New Roman" w:eastAsia="Times New Roman" w:cs="Times New Roman"/>
-        </w:rPr>
-        <w:t xml:space="preserve">｜</w:t>
-      </w:r>
-      <w:r>
-        <w:rPr>
-          <w:rFonts w:ascii="Times New Roman" w:hAnsi="Times New Roman" w:eastAsia="Times New Roman" w:cs="Times New Roman"/>
-        </w:rPr>
-        <w:t xml:space="preserve"> </w:t>
-      </w:r>
-      <w:r>
-        <w:rPr>
-          <w:rFonts w:hint="eastAsia" w:ascii="Times New Roman" w:hAnsi="Times New Roman" w:eastAsia="FangSong" w:cs="Times New Roman"/>
-        </w:rPr>
         <w:t>第</w:t>
       </w:r>
       <w:r>
@@ -8074,43 +7678,7 @@
         <w:rPr>
           <w:rFonts w:hint="eastAsia" w:ascii="Times New Roman" w:hAnsi="Times New Roman" w:eastAsia="FangSong" w:cs="Times New Roman"/>
         </w:rPr>
-        <w:t>届中国化学奥林匹克</w:t>
-      </w:r>
-      <w:r>
-        <w:rPr>
-          <w:rFonts w:hint="eastAsia" w:ascii="Times New Roman" w:hAnsi="Times New Roman" w:eastAsia="Times New Roman" w:cs="Times New Roman"/>
-        </w:rPr>
-        <w:t>（</w:t>
-      </w:r>
-      <w:r>
-        <w:rPr>
-          <w:rFonts w:hint="eastAsia" w:ascii="Times New Roman" w:hAnsi="Times New Roman" w:eastAsia="FangSong" w:cs="Times New Roman"/>
-        </w:rPr>
-        <w:t>初赛</w:t>
-      </w:r>
-      <w:r>
-        <w:rPr>
-          <w:rFonts w:hint="eastAsia" w:ascii="Times New Roman" w:hAnsi="Times New Roman" w:eastAsia="Times New Roman" w:cs="Times New Roman"/>
-        </w:rPr>
-        <w:t>）</w:t>
-      </w:r>
-      <w:r>
-        <w:rPr>
-          <w:rFonts w:hint="eastAsia" w:ascii="Times New Roman" w:hAnsi="Times New Roman" w:eastAsia="FangSong" w:cs="Times New Roman"/>
-        </w:rPr>
-        <w:t>第</w:t>
-      </w:r>
-      <w:r>
-        <w:rPr>
-          <w:rFonts w:hint="eastAsia" w:ascii="Times New Roman" w:hAnsi="Times New Roman" w:eastAsia="Times New Roman" w:cs="Times New Roman"/>
-        </w:rPr>
-        <w:t>5</w:t>
-      </w:r>
-      <w:r>
-        <w:rPr>
-          <w:rFonts w:hint="eastAsia" w:ascii="Times New Roman" w:hAnsi="Times New Roman" w:eastAsia="FangSong" w:cs="Times New Roman"/>
-        </w:rPr>
-        <w:t>题</w:t>
+        <w:t>届初赛</w:t>
       </w:r>
     </w:p>
     <w:p>
@@ -8804,10 +8372,8 @@
       <w:r>
         <w:rPr>
           <w:rFonts w:hint="eastAsia" w:ascii="Times New Roman" w:hAnsi="Times New Roman" w:eastAsia="FangSong" w:cs="Times New Roman"/>
-          <w:b/>
-          <w:bCs/>
-        </w:rPr>
-        <w:t xml:space="preserve">题源</w:t>
+        </w:rPr>
+        <w:t>来源</w:t>
       </w:r>
       <w:r>
         <w:rPr>
@@ -8819,109 +8385,7 @@
         <w:rPr>
           <w:rFonts w:hint="eastAsia" w:ascii="Times New Roman" w:hAnsi="Times New Roman" w:eastAsia="FangSong" w:cs="Times New Roman"/>
         </w:rPr>
-        <w:t>题</w:t>
-      </w:r>
-      <w:r>
-        <w:rPr>
-          <w:rFonts w:hint="eastAsia" w:ascii="Times New Roman" w:hAnsi="Times New Roman" w:eastAsia="Times New Roman" w:cs="Times New Roman"/>
-        </w:rPr>
-        <w:t>-042-</w:t>
-      </w:r>
-      <w:r>
-        <w:rPr>
-          <w:rFonts w:hint="eastAsia" w:ascii="Times New Roman" w:hAnsi="Times New Roman" w:eastAsia="FangSong" w:cs="Times New Roman"/>
-        </w:rPr>
-        <w:t>初赛讲义</w:t>
-      </w:r>
-      <w:r>
-        <w:rPr>
-          <w:rFonts w:hint="eastAsia" w:ascii="Times New Roman" w:hAnsi="Times New Roman" w:eastAsia="Times New Roman" w:cs="Times New Roman"/>
-        </w:rPr>
-        <w:t>-</w:t>
-      </w:r>
-      <w:r>
-        <w:rPr>
-          <w:rFonts w:hint="eastAsia" w:ascii="Times New Roman" w:hAnsi="Times New Roman" w:eastAsia="FangSong" w:cs="Times New Roman"/>
-        </w:rPr>
-        <w:t>推断技术</w:t>
-      </w:r>
-      <w:r>
-        <w:rPr>
-          <w:rFonts w:hint="eastAsia" w:ascii="Times New Roman" w:hAnsi="Times New Roman" w:eastAsia="Times New Roman" w:cs="Times New Roman"/>
-        </w:rPr>
-        <w:t>-</w:t>
-      </w:r>
-      <w:r>
-        <w:rPr>
-          <w:rFonts w:hint="eastAsia" w:ascii="Times New Roman" w:hAnsi="Times New Roman" w:eastAsia="FangSong" w:cs="Times New Roman"/>
-        </w:rPr>
-        <w:t>习题</w:t>
-      </w:r>
-      <w:r>
-        <w:rPr>
-          <w:rFonts w:hint="eastAsia" w:ascii="Times New Roman" w:hAnsi="Times New Roman" w:eastAsia="Times New Roman" w:cs="Times New Roman"/>
-        </w:rPr>
-        <w:t>6.36</w:t>
-      </w:r>
-      <w:r>
-        <w:rPr>
-          <w:rFonts w:ascii="Times New Roman" w:hAnsi="Times New Roman" w:eastAsia="Times New Roman" w:cs="Times New Roman"/>
-        </w:rPr>
-        <w:t xml:space="preserve"> </w:t>
-      </w:r>
-      <w:r>
-        <w:rPr>
-          <w:rFonts w:hint="eastAsia" w:ascii="Times New Roman" w:hAnsi="Times New Roman" w:eastAsia="Times New Roman" w:cs="Times New Roman"/>
-        </w:rPr>
-        <w:t xml:space="preserve">｜</w:t>
-      </w:r>
-      <w:r>
-        <w:rPr>
-          <w:rFonts w:ascii="Times New Roman" w:hAnsi="Times New Roman" w:eastAsia="Times New Roman" w:cs="Times New Roman"/>
-        </w:rPr>
-        <w:t xml:space="preserve"> </w:t>
-      </w:r>
-      <w:r>
-        <w:rPr>
-          <w:rFonts w:hint="eastAsia" w:ascii="Times New Roman" w:hAnsi="Times New Roman" w:eastAsia="FangSong" w:cs="Times New Roman"/>
-        </w:rPr>
         <w:t>化学竞赛初赛讲义</w:t>
-      </w:r>
-      <w:r>
-        <w:rPr>
-          <w:rFonts w:hint="eastAsia" w:ascii="Times New Roman" w:hAnsi="Times New Roman" w:eastAsia="Times New Roman" w:cs="Times New Roman"/>
-        </w:rPr>
-        <w:t>·</w:t>
-      </w:r>
-      <w:r>
-        <w:rPr>
-          <w:rFonts w:hint="eastAsia" w:ascii="Times New Roman" w:hAnsi="Times New Roman" w:eastAsia="FangSong" w:cs="Times New Roman"/>
-        </w:rPr>
-        <w:t>第</w:t>
-      </w:r>
-      <w:r>
-        <w:rPr>
-          <w:rFonts w:hint="eastAsia" w:ascii="Times New Roman" w:hAnsi="Times New Roman" w:eastAsia="Times New Roman" w:cs="Times New Roman"/>
-        </w:rPr>
-        <w:t>6</w:t>
-      </w:r>
-      <w:r>
-        <w:rPr>
-          <w:rFonts w:hint="eastAsia" w:ascii="Times New Roman" w:hAnsi="Times New Roman" w:eastAsia="FangSong" w:cs="Times New Roman"/>
-        </w:rPr>
-        <w:t>讲</w:t>
-      </w:r>
-      <w:r>
-        <w:rPr>
-          <w:rFonts w:hint="eastAsia" w:ascii="Times New Roman" w:hAnsi="Times New Roman" w:eastAsia="Times New Roman" w:cs="Times New Roman"/>
-        </w:rPr>
-        <w:t>·</w:t>
-      </w:r>
-      <w:r>
-        <w:rPr>
-          <w:rFonts w:hint="eastAsia" w:ascii="Times New Roman" w:hAnsi="Times New Roman" w:eastAsia="FangSong" w:cs="Times New Roman"/>
-        </w:rPr>
-        <w:t>推断技术</w:t>
       </w:r>
     </w:p>
     <w:p>
@@ -9731,10 +9195,8 @@
       <w:r>
         <w:rPr>
           <w:rFonts w:hint="eastAsia" w:ascii="Times New Roman" w:hAnsi="Times New Roman" w:eastAsia="FangSong" w:cs="Times New Roman"/>
-          <w:b/>
-          <w:bCs/>
-        </w:rPr>
-        <w:t xml:space="preserve">题源</w:t>
+        </w:rPr>
+        <w:t>来源</w:t>
       </w:r>
       <w:r>
         <w:rPr>
@@ -9746,109 +9208,7 @@
         <w:rPr>
           <w:rFonts w:hint="eastAsia" w:ascii="Times New Roman" w:hAnsi="Times New Roman" w:eastAsia="FangSong" w:cs="Times New Roman"/>
         </w:rPr>
-        <w:t>题</w:t>
-      </w:r>
-      <w:r>
-        <w:rPr>
-          <w:rFonts w:hint="eastAsia" w:ascii="Times New Roman" w:hAnsi="Times New Roman" w:eastAsia="Times New Roman" w:cs="Times New Roman"/>
-        </w:rPr>
-        <w:t>-032-</w:t>
-      </w:r>
-      <w:r>
-        <w:rPr>
-          <w:rFonts w:hint="eastAsia" w:ascii="Times New Roman" w:hAnsi="Times New Roman" w:eastAsia="FangSong" w:cs="Times New Roman"/>
-        </w:rPr>
-        <w:t>初赛讲义</w:t>
-      </w:r>
-      <w:r>
-        <w:rPr>
-          <w:rFonts w:hint="eastAsia" w:ascii="Times New Roman" w:hAnsi="Times New Roman" w:eastAsia="Times New Roman" w:cs="Times New Roman"/>
-        </w:rPr>
-        <w:t>-</w:t>
-      </w:r>
-      <w:r>
-        <w:rPr>
-          <w:rFonts w:hint="eastAsia" w:ascii="Times New Roman" w:hAnsi="Times New Roman" w:eastAsia="FangSong" w:cs="Times New Roman"/>
-        </w:rPr>
-        <w:t>推断技术</w:t>
-      </w:r>
-      <w:r>
-        <w:rPr>
-          <w:rFonts w:hint="eastAsia" w:ascii="Times New Roman" w:hAnsi="Times New Roman" w:eastAsia="Times New Roman" w:cs="Times New Roman"/>
-        </w:rPr>
-        <w:t>-</w:t>
-      </w:r>
-      <w:r>
-        <w:rPr>
-          <w:rFonts w:hint="eastAsia" w:ascii="Times New Roman" w:hAnsi="Times New Roman" w:eastAsia="FangSong" w:cs="Times New Roman"/>
-        </w:rPr>
-        <w:t>习题</w:t>
-      </w:r>
-      <w:r>
-        <w:rPr>
-          <w:rFonts w:hint="eastAsia" w:ascii="Times New Roman" w:hAnsi="Times New Roman" w:eastAsia="Times New Roman" w:cs="Times New Roman"/>
-        </w:rPr>
-        <w:t>6.5</w:t>
-      </w:r>
-      <w:r>
-        <w:rPr>
-          <w:rFonts w:ascii="Times New Roman" w:hAnsi="Times New Roman" w:eastAsia="Times New Roman" w:cs="Times New Roman"/>
-        </w:rPr>
-        <w:t xml:space="preserve"> </w:t>
-      </w:r>
-      <w:r>
-        <w:rPr>
-          <w:rFonts w:hint="eastAsia" w:ascii="Times New Roman" w:hAnsi="Times New Roman" w:eastAsia="Times New Roman" w:cs="Times New Roman"/>
-        </w:rPr>
-        <w:t xml:space="preserve">｜</w:t>
-      </w:r>
-      <w:r>
-        <w:rPr>
-          <w:rFonts w:ascii="Times New Roman" w:hAnsi="Times New Roman" w:eastAsia="Times New Roman" w:cs="Times New Roman"/>
-        </w:rPr>
-        <w:t xml:space="preserve"> </w:t>
-      </w:r>
-      <w:r>
-        <w:rPr>
-          <w:rFonts w:hint="eastAsia" w:ascii="Times New Roman" w:hAnsi="Times New Roman" w:eastAsia="FangSong" w:cs="Times New Roman"/>
-        </w:rPr>
         <w:t>化学竞赛初赛讲义</w:t>
-      </w:r>
-      <w:r>
-        <w:rPr>
-          <w:rFonts w:hint="eastAsia" w:ascii="Times New Roman" w:hAnsi="Times New Roman" w:eastAsia="Times New Roman" w:cs="Times New Roman"/>
-        </w:rPr>
-        <w:t>·</w:t>
-      </w:r>
-      <w:r>
-        <w:rPr>
-          <w:rFonts w:hint="eastAsia" w:ascii="Times New Roman" w:hAnsi="Times New Roman" w:eastAsia="FangSong" w:cs="Times New Roman"/>
-        </w:rPr>
-        <w:t>第</w:t>
-      </w:r>
-      <w:r>
-        <w:rPr>
-          <w:rFonts w:hint="eastAsia" w:ascii="Times New Roman" w:hAnsi="Times New Roman" w:eastAsia="Times New Roman" w:cs="Times New Roman"/>
-        </w:rPr>
-        <w:t>6</w:t>
-      </w:r>
-      <w:r>
-        <w:rPr>
-          <w:rFonts w:hint="eastAsia" w:ascii="Times New Roman" w:hAnsi="Times New Roman" w:eastAsia="FangSong" w:cs="Times New Roman"/>
-        </w:rPr>
-        <w:t>讲</w:t>
-      </w:r>
-      <w:r>
-        <w:rPr>
-          <w:rFonts w:hint="eastAsia" w:ascii="Times New Roman" w:hAnsi="Times New Roman" w:eastAsia="Times New Roman" w:cs="Times New Roman"/>
-        </w:rPr>
-        <w:t>·</w:t>
-      </w:r>
-      <w:r>
-        <w:rPr>
-          <w:rFonts w:hint="eastAsia" w:ascii="Times New Roman" w:hAnsi="Times New Roman" w:eastAsia="FangSong" w:cs="Times New Roman"/>
-        </w:rPr>
-        <w:t>推断技术</w:t>
       </w:r>
     </w:p>
     <w:p>
@@ -11215,10 +10575,8 @@
       <w:r>
         <w:rPr>
           <w:rFonts w:hint="eastAsia" w:ascii="Times New Roman" w:hAnsi="Times New Roman" w:eastAsia="FangSong" w:cs="Times New Roman"/>
-          <w:b/>
-          <w:bCs/>
-        </w:rPr>
-        <w:t xml:space="preserve">题源</w:t>
+        </w:rPr>
+        <w:t>来源</w:t>
       </w:r>
       <w:r>
         <w:rPr>
@@ -11230,54 +10588,6 @@
         <w:rPr>
           <w:rFonts w:hint="eastAsia" w:ascii="Times New Roman" w:hAnsi="Times New Roman" w:eastAsia="FangSong" w:cs="Times New Roman"/>
         </w:rPr>
-        <w:t>题</w:t>
-      </w:r>
-      <w:r>
-        <w:rPr>
-          <w:rFonts w:hint="eastAsia" w:ascii="Times New Roman" w:hAnsi="Times New Roman" w:eastAsia="Times New Roman" w:cs="Times New Roman"/>
-        </w:rPr>
-        <w:t>-031-3-</w:t>
-      </w:r>
-      <w:r>
-        <w:rPr>
-          <w:rFonts w:hint="eastAsia" w:ascii="Times New Roman" w:hAnsi="Times New Roman" w:eastAsia="FangSong" w:cs="Times New Roman"/>
-        </w:rPr>
-        <w:t>铋的推断与</w:t>
-      </w:r>
-      <w:r>
-        <w:rPr>
-          <w:rFonts w:hint="eastAsia" w:ascii="Times New Roman" w:hAnsi="Times New Roman" w:eastAsia="Times New Roman" w:cs="Times New Roman"/>
-        </w:rPr>
-        <w:t>A</w:t>
-      </w:r>
-      <w:r>
-        <w:rPr>
-          <w:rFonts w:hint="eastAsia" w:ascii="Times New Roman" w:hAnsi="Times New Roman" w:eastAsia="FangSong" w:cs="Times New Roman"/>
-        </w:rPr>
-        <w:t>的化学式</w:t>
-      </w:r>
-      <w:r>
-        <w:rPr>
-          <w:rFonts w:ascii="Times New Roman" w:hAnsi="Times New Roman" w:eastAsia="Times New Roman" w:cs="Times New Roman"/>
-        </w:rPr>
-        <w:t xml:space="preserve"> </w:t>
-      </w:r>
-      <w:r>
-        <w:rPr>
-          <w:rFonts w:hint="eastAsia" w:ascii="Times New Roman" w:hAnsi="Times New Roman" w:eastAsia="Times New Roman" w:cs="Times New Roman"/>
-        </w:rPr>
-        <w:t xml:space="preserve">｜</w:t>
-      </w:r>
-      <w:r>
-        <w:rPr>
-          <w:rFonts w:ascii="Times New Roman" w:hAnsi="Times New Roman" w:eastAsia="Times New Roman" w:cs="Times New Roman"/>
-        </w:rPr>
-        <w:t xml:space="preserve"> </w:t>
-      </w:r>
-      <w:r>
-        <w:rPr>
-          <w:rFonts w:hint="eastAsia" w:ascii="Times New Roman" w:hAnsi="Times New Roman" w:eastAsia="FangSong" w:cs="Times New Roman"/>
-        </w:rPr>
         <w:t>第</w:t>
       </w:r>
       <w:r>
@@ -11290,55 +10600,7 @@
         <w:rPr>
           <w:rFonts w:hint="eastAsia" w:ascii="Times New Roman" w:hAnsi="Times New Roman" w:eastAsia="FangSong" w:cs="Times New Roman"/>
         </w:rPr>
-        <w:t>届中国化学奥林匹克</w:t>
-      </w:r>
-      <w:r>
-        <w:rPr>
-          <w:rFonts w:hint="eastAsia" w:ascii="Times New Roman" w:hAnsi="Times New Roman" w:eastAsia="Times New Roman" w:cs="Times New Roman"/>
-        </w:rPr>
-        <w:t>（</w:t>
-      </w:r>
-      <w:r>
-        <w:rPr>
-          <w:rFonts w:hint="eastAsia" w:ascii="Times New Roman" w:hAnsi="Times New Roman" w:eastAsia="FangSong" w:cs="Times New Roman"/>
-        </w:rPr>
-        <w:t>初赛</w:t>
-      </w:r>
-      <w:r>
-        <w:rPr>
-          <w:rFonts w:hint="eastAsia" w:ascii="Times New Roman" w:hAnsi="Times New Roman" w:eastAsia="Times New Roman" w:cs="Times New Roman"/>
-        </w:rPr>
-        <w:t>）</w:t>
-      </w:r>
-      <w:r>
-        <w:rPr>
-          <w:rFonts w:hint="eastAsia" w:ascii="Times New Roman" w:hAnsi="Times New Roman" w:eastAsia="FangSong" w:cs="Times New Roman"/>
-        </w:rPr>
-        <w:t>第</w:t>
-      </w:r>
-      <w:r>
-        <w:rPr>
-          <w:rFonts w:hint="eastAsia" w:ascii="Times New Roman" w:hAnsi="Times New Roman" w:eastAsia="Times New Roman" w:cs="Times New Roman"/>
-        </w:rPr>
-        <w:t>3</w:t>
-      </w:r>
-      <w:r>
-        <w:rPr>
-          <w:rFonts w:hint="eastAsia" w:ascii="Times New Roman" w:hAnsi="Times New Roman" w:eastAsia="FangSong" w:cs="Times New Roman"/>
-        </w:rPr>
-        <w:t>题第</w:t>
-      </w:r>
-      <w:r>
-        <w:rPr>
-          <w:rFonts w:hint="eastAsia" w:ascii="Times New Roman" w:hAnsi="Times New Roman" w:eastAsia="Times New Roman" w:cs="Times New Roman"/>
-        </w:rPr>
-        <w:t>(3-1)</w:t>
-      </w:r>
-      <w:r>
-        <w:rPr>
-          <w:rFonts w:hint="eastAsia" w:ascii="Times New Roman" w:hAnsi="Times New Roman" w:eastAsia="FangSong" w:cs="Times New Roman"/>
-        </w:rPr>
-        <w:t>小问</w:t>
+        <w:t>届初赛</w:t>
       </w:r>
     </w:p>
     <w:bookmarkEnd w:id="27"/>
@@ -12441,10 +11703,8 @@
       <w:r>
         <w:rPr>
           <w:rFonts w:hint="eastAsia" w:ascii="Times New Roman" w:hAnsi="Times New Roman" w:eastAsia="FangSong" w:cs="Times New Roman"/>
-          <w:b/>
-          <w:bCs/>
-        </w:rPr>
-        <w:t xml:space="preserve">题源</w:t>
+        </w:rPr>
+        <w:t>来源</w:t>
       </w:r>
       <w:r>
         <w:rPr>
@@ -12456,37 +11716,7 @@
         <w:rPr>
           <w:rFonts w:hint="eastAsia" w:ascii="Times New Roman" w:hAnsi="Times New Roman" w:eastAsia="FangSong" w:cs="Times New Roman"/>
         </w:rPr>
-        <w:t>碘量法测铜近终点加</w:t>
-      </w:r>
-      <w:r>
-        <w:rPr>
-          <w:rFonts w:hint="eastAsia" w:ascii="Times New Roman" w:hAnsi="Times New Roman" w:eastAsia="Times New Roman" w:cs="Times New Roman"/>
-        </w:rPr>
-        <w:t>KSCN</w:t>
-      </w:r>
-      <w:r>
-        <w:rPr>
-          <w:rFonts w:ascii="Times New Roman" w:hAnsi="Times New Roman" w:eastAsia="Times New Roman" w:cs="Times New Roman"/>
-        </w:rPr>
-        <w:t xml:space="preserve"> </w:t>
-      </w:r>
-      <w:r>
-        <w:rPr>
-          <w:rFonts w:hint="eastAsia" w:ascii="Times New Roman" w:hAnsi="Times New Roman" w:eastAsia="Times New Roman" w:cs="Times New Roman"/>
-        </w:rPr>
-        <w:t xml:space="preserve">｜</w:t>
-      </w:r>
-      <w:r>
-        <w:rPr>
-          <w:rFonts w:ascii="Times New Roman" w:hAnsi="Times New Roman" w:eastAsia="Times New Roman" w:cs="Times New Roman"/>
-        </w:rPr>
-        <w:t xml:space="preserve"> </w:t>
-      </w:r>
-      <w:r>
-        <w:rPr>
-          <w:rFonts w:hint="eastAsia" w:ascii="Times New Roman" w:hAnsi="Times New Roman" w:eastAsia="FangSong" w:cs="Times New Roman"/>
-        </w:rPr>
-        <w:t xml:space="preserve">专题页提炼</w:t>
+        <w:t>专题页提炼</w:t>
       </w:r>
     </w:p>
     <w:p>
@@ -12836,46 +12066,14 @@
       <w:r>
         <w:rPr>
           <w:rFonts w:hint="eastAsia" w:ascii="Times New Roman" w:hAnsi="Times New Roman" w:eastAsia="FangSong" w:cs="Times New Roman"/>
-          <w:b/>
-          <w:bCs/>
-        </w:rPr>
-        <w:t xml:space="preserve">题源</w:t>
-      </w:r>
-      <w:r>
-        <w:rPr>
-          <w:rFonts w:hint="eastAsia" w:ascii="Times New Roman" w:hAnsi="Times New Roman" w:eastAsia="Times New Roman" w:cs="Times New Roman"/>
-        </w:rPr>
-        <w:t>：17.47-17.57-</w:t>
-      </w:r>
-      <w:r>
-        <w:rPr>
-          <w:rFonts w:hint="eastAsia" w:ascii="Times New Roman" w:hAnsi="Times New Roman" w:eastAsia="FangSong" w:cs="Times New Roman"/>
-        </w:rPr>
-        <w:t>简答题</w:t>
-      </w:r>
-      <w:r>
-        <w:rPr>
-          <w:rFonts w:ascii="Times New Roman" w:hAnsi="Times New Roman" w:eastAsia="Times New Roman" w:cs="Times New Roman"/>
-        </w:rPr>
-        <w:t xml:space="preserve"> </w:t>
-      </w:r>
-      <w:r>
-        <w:rPr>
-          <w:rFonts w:hint="eastAsia" w:ascii="Times New Roman" w:hAnsi="Times New Roman" w:eastAsia="Times New Roman" w:cs="Times New Roman"/>
-        </w:rPr>
-        <w:t xml:space="preserve">｜</w:t>
-      </w:r>
-      <w:r>
-        <w:rPr>
-          <w:rFonts w:ascii="Times New Roman" w:hAnsi="Times New Roman" w:eastAsia="Times New Roman" w:cs="Times New Roman"/>
-        </w:rPr>
-        <w:t xml:space="preserve"> </w:t>
-      </w:r>
-      <w:r>
-        <w:rPr>
-          <w:rFonts w:hint="eastAsia" w:ascii="Times New Roman" w:hAnsi="Times New Roman" w:eastAsia="Times New Roman" w:cs="Times New Roman"/>
-        </w:rPr>
-        <w:t>《</w:t>
+        </w:rPr>
+        <w:t>来源</w:t>
+      </w:r>
+      <w:r>
+        <w:rPr>
+          <w:rFonts w:hint="eastAsia" w:ascii="Times New Roman" w:hAnsi="Times New Roman" w:eastAsia="Times New Roman" w:cs="Times New Roman"/>
+        </w:rPr>
+        <w:t>：《</w:t>
       </w:r>
       <w:r>
         <w:rPr>
@@ -12900,24 +12098,6 @@
           <w:rFonts w:hint="eastAsia" w:ascii="Times New Roman" w:hAnsi="Times New Roman" w:eastAsia="Times New Roman" w:cs="Times New Roman"/>
         </w:rPr>
         <w:t>》</w:t>
-      </w:r>
-      <w:r>
-        <w:rPr>
-          <w:rFonts w:hint="eastAsia" w:ascii="Times New Roman" w:hAnsi="Times New Roman" w:eastAsia="FangSong" w:cs="Times New Roman"/>
-        </w:rPr>
-        <w:t>第</w:t>
-      </w:r>
-      <w:r>
-        <w:rPr>
-          <w:rFonts w:hint="eastAsia" w:ascii="Times New Roman" w:hAnsi="Times New Roman" w:eastAsia="Times New Roman" w:cs="Times New Roman"/>
-        </w:rPr>
-        <w:t>4</w:t>
-      </w:r>
-      <w:r>
-        <w:rPr>
-          <w:rFonts w:hint="eastAsia" w:ascii="Times New Roman" w:hAnsi="Times New Roman" w:eastAsia="FangSong" w:cs="Times New Roman"/>
-        </w:rPr>
-        <w:t>版</w:t>
       </w:r>
     </w:p>
     <w:p>
@@ -12974,58 +12154,20 @@
       <w:r>
         <w:rPr>
           <w:rFonts w:hint="eastAsia" w:ascii="Times New Roman" w:hAnsi="Times New Roman" w:eastAsia="FangSong" w:cs="Times New Roman"/>
-          <w:b/>
-          <w:bCs/>
-        </w:rPr>
-        <w:t xml:space="preserve">题源</w:t>
-      </w:r>
-      <w:r>
-        <w:rPr>
-          <w:rFonts w:hint="eastAsia" w:ascii="Times New Roman" w:hAnsi="Times New Roman" w:eastAsia="Times New Roman" w:cs="Times New Roman"/>
-        </w:rPr>
-        <w:t>：K2Cr2O7</w:t>
-      </w:r>
-      <w:r>
-        <w:rPr>
-          <w:rFonts w:hint="eastAsia" w:ascii="Times New Roman" w:hAnsi="Times New Roman" w:eastAsia="FangSong" w:cs="Times New Roman"/>
-        </w:rPr>
-        <w:t>法测铁中</w:t>
-      </w:r>
-      <w:r>
-        <w:rPr>
-          <w:rFonts w:hint="eastAsia" w:ascii="Times New Roman" w:hAnsi="Times New Roman" w:eastAsia="Times New Roman" w:cs="Times New Roman"/>
-        </w:rPr>
-        <w:t>H3PO4</w:t>
-      </w:r>
-      <w:r>
-        <w:rPr>
-          <w:rFonts w:hint="eastAsia" w:ascii="Times New Roman" w:hAnsi="Times New Roman" w:eastAsia="FangSong" w:cs="Times New Roman"/>
-        </w:rPr>
-        <w:t>的作用</w:t>
-      </w:r>
-      <w:r>
-        <w:rPr>
-          <w:rFonts w:ascii="Times New Roman" w:hAnsi="Times New Roman" w:eastAsia="Times New Roman" w:cs="Times New Roman"/>
-        </w:rPr>
-        <w:t xml:space="preserve"> </w:t>
-      </w:r>
-      <w:r>
-        <w:rPr>
-          <w:rFonts w:hint="eastAsia" w:ascii="Times New Roman" w:hAnsi="Times New Roman" w:eastAsia="Times New Roman" w:cs="Times New Roman"/>
-        </w:rPr>
-        <w:t xml:space="preserve">｜</w:t>
-      </w:r>
-      <w:r>
-        <w:rPr>
-          <w:rFonts w:ascii="Times New Roman" w:hAnsi="Times New Roman" w:eastAsia="Times New Roman" w:cs="Times New Roman"/>
-        </w:rPr>
-        <w:t xml:space="preserve"> </w:t>
-      </w:r>
-      <w:r>
-        <w:rPr>
-          <w:rFonts w:hint="eastAsia" w:ascii="Times New Roman" w:hAnsi="Times New Roman" w:eastAsia="FangSong" w:cs="Times New Roman"/>
-        </w:rPr>
-        <w:t xml:space="preserve">专题页提炼</w:t>
+        </w:rPr>
+        <w:t>来源</w:t>
+      </w:r>
+      <w:r>
+        <w:rPr>
+          <w:rFonts w:hint="eastAsia" w:ascii="Times New Roman" w:hAnsi="Times New Roman" w:eastAsia="Times New Roman" w:cs="Times New Roman"/>
+        </w:rPr>
+        <w:t>：</w:t>
+      </w:r>
+      <w:r>
+        <w:rPr>
+          <w:rFonts w:hint="eastAsia" w:ascii="Times New Roman" w:hAnsi="Times New Roman" w:eastAsia="FangSong" w:cs="Times New Roman"/>
+        </w:rPr>
+        <w:t>专题页提炼</w:t>
       </w:r>
     </w:p>
     <w:p>
@@ -13524,58 +12666,14 @@
       <w:r>
         <w:rPr>
           <w:rFonts w:hint="eastAsia" w:ascii="Times New Roman" w:hAnsi="Times New Roman" w:eastAsia="FangSong" w:cs="Times New Roman"/>
-          <w:b/>
-          <w:bCs/>
-        </w:rPr>
-        <w:t xml:space="preserve">题源</w:t>
-      </w:r>
-      <w:r>
-        <w:rPr>
-          <w:rFonts w:hint="eastAsia" w:ascii="Times New Roman" w:hAnsi="Times New Roman" w:eastAsia="Times New Roman" w:cs="Times New Roman"/>
-        </w:rPr>
-        <w:t>：</w:t>
-      </w:r>
-      <w:r>
-        <w:rPr>
-          <w:rFonts w:hint="eastAsia" w:ascii="Times New Roman" w:hAnsi="Times New Roman" w:eastAsia="FangSong" w:cs="Times New Roman"/>
-        </w:rPr>
-        <w:t>例</w:t>
-      </w:r>
-      <w:r>
-        <w:rPr>
-          <w:rFonts w:hint="eastAsia" w:ascii="Times New Roman" w:hAnsi="Times New Roman" w:eastAsia="Times New Roman" w:cs="Times New Roman"/>
-        </w:rPr>
-        <w:t>15.10-</w:t>
-      </w:r>
-      <w:r>
-        <w:rPr>
-          <w:rFonts w:hint="eastAsia" w:ascii="Times New Roman" w:hAnsi="Times New Roman" w:eastAsia="FangSong" w:cs="Times New Roman"/>
-        </w:rPr>
-        <w:t>推断题二</w:t>
-      </w:r>
-      <w:r>
-        <w:rPr>
-          <w:rFonts w:ascii="Times New Roman" w:hAnsi="Times New Roman" w:eastAsia="Times New Roman" w:cs="Times New Roman"/>
-        </w:rPr>
-        <w:t xml:space="preserve"> </w:t>
-      </w:r>
-      <w:r>
-        <w:rPr>
-          <w:rFonts w:hint="eastAsia" w:ascii="Times New Roman" w:hAnsi="Times New Roman" w:eastAsia="Times New Roman" w:cs="Times New Roman"/>
-        </w:rPr>
-        <w:t xml:space="preserve">｜</w:t>
-      </w:r>
-      <w:r>
-        <w:rPr>
-          <w:rFonts w:ascii="Times New Roman" w:hAnsi="Times New Roman" w:eastAsia="Times New Roman" w:cs="Times New Roman"/>
-        </w:rPr>
-        <w:t xml:space="preserve"> </w:t>
-      </w:r>
-      <w:r>
-        <w:rPr>
-          <w:rFonts w:hint="eastAsia" w:ascii="Times New Roman" w:hAnsi="Times New Roman" w:eastAsia="Times New Roman" w:cs="Times New Roman"/>
-        </w:rPr>
-        <w:t>《</w:t>
+        </w:rPr>
+        <w:t>来源</w:t>
+      </w:r>
+      <w:r>
+        <w:rPr>
+          <w:rFonts w:hint="eastAsia" w:ascii="Times New Roman" w:hAnsi="Times New Roman" w:eastAsia="Times New Roman" w:cs="Times New Roman"/>
+        </w:rPr>
+        <w:t>：《</w:t>
       </w:r>
       <w:r>
         <w:rPr>
@@ -13600,24 +12698,6 @@
           <w:rFonts w:hint="eastAsia" w:ascii="Times New Roman" w:hAnsi="Times New Roman" w:eastAsia="Times New Roman" w:cs="Times New Roman"/>
         </w:rPr>
         <w:t>》</w:t>
-      </w:r>
-      <w:r>
-        <w:rPr>
-          <w:rFonts w:hint="eastAsia" w:ascii="Times New Roman" w:hAnsi="Times New Roman" w:eastAsia="FangSong" w:cs="Times New Roman"/>
-        </w:rPr>
-        <w:t>第</w:t>
-      </w:r>
-      <w:r>
-        <w:rPr>
-          <w:rFonts w:hint="eastAsia" w:ascii="Times New Roman" w:hAnsi="Times New Roman" w:eastAsia="Times New Roman" w:cs="Times New Roman"/>
-        </w:rPr>
-        <w:t>4</w:t>
-      </w:r>
-      <w:r>
-        <w:rPr>
-          <w:rFonts w:hint="eastAsia" w:ascii="Times New Roman" w:hAnsi="Times New Roman" w:eastAsia="FangSong" w:cs="Times New Roman"/>
-        </w:rPr>
-        <w:t>版</w:t>
       </w:r>
     </w:p>
     <w:p>
@@ -14075,46 +13155,14 @@
       <w:r>
         <w:rPr>
           <w:rFonts w:hint="eastAsia" w:ascii="Times New Roman" w:hAnsi="Times New Roman" w:eastAsia="FangSong" w:cs="Times New Roman"/>
-          <w:b/>
-          <w:bCs/>
-        </w:rPr>
-        <w:t xml:space="preserve">题源</w:t>
-      </w:r>
-      <w:r>
-        <w:rPr>
-          <w:rFonts w:hint="eastAsia" w:ascii="Times New Roman" w:hAnsi="Times New Roman" w:eastAsia="Times New Roman" w:cs="Times New Roman"/>
-        </w:rPr>
-        <w:t>：19.73-</w:t>
-      </w:r>
-      <w:r>
-        <w:rPr>
-          <w:rFonts w:hint="eastAsia" w:ascii="Times New Roman" w:hAnsi="Times New Roman" w:eastAsia="FangSong" w:cs="Times New Roman"/>
-        </w:rPr>
-        <w:t>络酸钠盐推断</w:t>
-      </w:r>
-      <w:r>
-        <w:rPr>
-          <w:rFonts w:ascii="Times New Roman" w:hAnsi="Times New Roman" w:eastAsia="Times New Roman" w:cs="Times New Roman"/>
-        </w:rPr>
-        <w:t xml:space="preserve"> </w:t>
-      </w:r>
-      <w:r>
-        <w:rPr>
-          <w:rFonts w:hint="eastAsia" w:ascii="Times New Roman" w:hAnsi="Times New Roman" w:eastAsia="Times New Roman" w:cs="Times New Roman"/>
-        </w:rPr>
-        <w:t xml:space="preserve">｜</w:t>
-      </w:r>
-      <w:r>
-        <w:rPr>
-          <w:rFonts w:ascii="Times New Roman" w:hAnsi="Times New Roman" w:eastAsia="Times New Roman" w:cs="Times New Roman"/>
-        </w:rPr>
-        <w:t xml:space="preserve"> </w:t>
-      </w:r>
-      <w:r>
-        <w:rPr>
-          <w:rFonts w:hint="eastAsia" w:ascii="Times New Roman" w:hAnsi="Times New Roman" w:eastAsia="Times New Roman" w:cs="Times New Roman"/>
-        </w:rPr>
-        <w:t>《</w:t>
+        </w:rPr>
+        <w:t>来源</w:t>
+      </w:r>
+      <w:r>
+        <w:rPr>
+          <w:rFonts w:hint="eastAsia" w:ascii="Times New Roman" w:hAnsi="Times New Roman" w:eastAsia="Times New Roman" w:cs="Times New Roman"/>
+        </w:rPr>
+        <w:t>：《</w:t>
       </w:r>
       <w:r>
         <w:rPr>
@@ -14139,24 +13187,6 @@
           <w:rFonts w:hint="eastAsia" w:ascii="Times New Roman" w:hAnsi="Times New Roman" w:eastAsia="Times New Roman" w:cs="Times New Roman"/>
         </w:rPr>
         <w:t>》</w:t>
-      </w:r>
-      <w:r>
-        <w:rPr>
-          <w:rFonts w:hint="eastAsia" w:ascii="Times New Roman" w:hAnsi="Times New Roman" w:eastAsia="FangSong" w:cs="Times New Roman"/>
-        </w:rPr>
-        <w:t>第</w:t>
-      </w:r>
-      <w:r>
-        <w:rPr>
-          <w:rFonts w:hint="eastAsia" w:ascii="Times New Roman" w:hAnsi="Times New Roman" w:eastAsia="Times New Roman" w:cs="Times New Roman"/>
-        </w:rPr>
-        <w:t>4</w:t>
-      </w:r>
-      <w:r>
-        <w:rPr>
-          <w:rFonts w:hint="eastAsia" w:ascii="Times New Roman" w:hAnsi="Times New Roman" w:eastAsia="FangSong" w:cs="Times New Roman"/>
-        </w:rPr>
-        <w:t>版</w:t>
       </w:r>
     </w:p>
     <w:p>
@@ -14731,70 +13761,14 @@
       <w:r>
         <w:rPr>
           <w:rFonts w:hint="eastAsia" w:ascii="Times New Roman" w:hAnsi="Times New Roman" w:eastAsia="FangSong" w:cs="Times New Roman"/>
-          <w:b/>
-          <w:bCs/>
-        </w:rPr>
-        <w:t xml:space="preserve">题源</w:t>
-      </w:r>
-      <w:r>
-        <w:rPr>
-          <w:rFonts w:hint="eastAsia" w:ascii="Times New Roman" w:hAnsi="Times New Roman" w:eastAsia="Times New Roman" w:cs="Times New Roman"/>
-        </w:rPr>
-        <w:t>：19.69-Ag</w:t>
-      </w:r>
-      <w:r>
-        <w:rPr>
-          <w:rFonts w:hint="eastAsia" w:ascii="Times New Roman" w:hAnsi="Times New Roman" w:eastAsia="FangSong" w:cs="Times New Roman"/>
-        </w:rPr>
-        <w:t>与</w:t>
-      </w:r>
-      <w:r>
-        <w:rPr>
-          <w:rFonts w:hint="eastAsia" w:ascii="Times New Roman" w:hAnsi="Times New Roman" w:eastAsia="Times New Roman" w:cs="Times New Roman"/>
-        </w:rPr>
-        <w:t>HCl</w:t>
-      </w:r>
-      <w:r>
-        <w:rPr>
-          <w:rFonts w:hint="eastAsia" w:ascii="Times New Roman" w:hAnsi="Times New Roman" w:eastAsia="FangSong" w:cs="Times New Roman"/>
-        </w:rPr>
-        <w:t>和</w:t>
-      </w:r>
-      <w:r>
-        <w:rPr>
-          <w:rFonts w:hint="eastAsia" w:ascii="Times New Roman" w:hAnsi="Times New Roman" w:eastAsia="Times New Roman" w:cs="Times New Roman"/>
-        </w:rPr>
-        <w:t>HI</w:t>
-      </w:r>
-      <w:r>
-        <w:rPr>
-          <w:rFonts w:hint="eastAsia" w:ascii="Times New Roman" w:hAnsi="Times New Roman" w:eastAsia="FangSong" w:cs="Times New Roman"/>
-        </w:rPr>
-        <w:t>反应差异</w:t>
-      </w:r>
-      <w:r>
-        <w:rPr>
-          <w:rFonts w:ascii="Times New Roman" w:hAnsi="Times New Roman" w:eastAsia="Times New Roman" w:cs="Times New Roman"/>
-        </w:rPr>
-        <w:t xml:space="preserve"> </w:t>
-      </w:r>
-      <w:r>
-        <w:rPr>
-          <w:rFonts w:hint="eastAsia" w:ascii="Times New Roman" w:hAnsi="Times New Roman" w:eastAsia="Times New Roman" w:cs="Times New Roman"/>
-        </w:rPr>
-        <w:t xml:space="preserve">｜</w:t>
-      </w:r>
-      <w:r>
-        <w:rPr>
-          <w:rFonts w:ascii="Times New Roman" w:hAnsi="Times New Roman" w:eastAsia="Times New Roman" w:cs="Times New Roman"/>
-        </w:rPr>
-        <w:t xml:space="preserve"> </w:t>
-      </w:r>
-      <w:r>
-        <w:rPr>
-          <w:rFonts w:hint="eastAsia" w:ascii="Times New Roman" w:hAnsi="Times New Roman" w:eastAsia="Times New Roman" w:cs="Times New Roman"/>
-        </w:rPr>
-        <w:t>《</w:t>
+        </w:rPr>
+        <w:t>来源</w:t>
+      </w:r>
+      <w:r>
+        <w:rPr>
+          <w:rFonts w:hint="eastAsia" w:ascii="Times New Roman" w:hAnsi="Times New Roman" w:eastAsia="Times New Roman" w:cs="Times New Roman"/>
+        </w:rPr>
+        <w:t>：《</w:t>
       </w:r>
       <w:r>
         <w:rPr>
@@ -14819,24 +13793,6 @@
           <w:rFonts w:hint="eastAsia" w:ascii="Times New Roman" w:hAnsi="Times New Roman" w:eastAsia="Times New Roman" w:cs="Times New Roman"/>
         </w:rPr>
         <w:t>》</w:t>
-      </w:r>
-      <w:r>
-        <w:rPr>
-          <w:rFonts w:hint="eastAsia" w:ascii="Times New Roman" w:hAnsi="Times New Roman" w:eastAsia="FangSong" w:cs="Times New Roman"/>
-        </w:rPr>
-        <w:t>第</w:t>
-      </w:r>
-      <w:r>
-        <w:rPr>
-          <w:rFonts w:hint="eastAsia" w:ascii="Times New Roman" w:hAnsi="Times New Roman" w:eastAsia="Times New Roman" w:cs="Times New Roman"/>
-        </w:rPr>
-        <w:t>4</w:t>
-      </w:r>
-      <w:r>
-        <w:rPr>
-          <w:rFonts w:hint="eastAsia" w:ascii="Times New Roman" w:hAnsi="Times New Roman" w:eastAsia="FangSong" w:cs="Times New Roman"/>
-        </w:rPr>
-        <w:t>版</w:t>
       </w:r>
     </w:p>
     <w:p>
@@ -15086,46 +14042,14 @@
       <w:r>
         <w:rPr>
           <w:rFonts w:hint="eastAsia" w:ascii="Times New Roman" w:hAnsi="Times New Roman" w:eastAsia="FangSong" w:cs="Times New Roman"/>
-          <w:b/>
-          <w:bCs/>
-        </w:rPr>
-        <w:t xml:space="preserve">题源</w:t>
-      </w:r>
-      <w:r>
-        <w:rPr>
-          <w:rFonts w:hint="eastAsia" w:ascii="Times New Roman" w:hAnsi="Times New Roman" w:eastAsia="Times New Roman" w:cs="Times New Roman"/>
-        </w:rPr>
-        <w:t>：19.71-</w:t>
-      </w:r>
-      <w:r>
-        <w:rPr>
-          <w:rFonts w:hint="eastAsia" w:ascii="Times New Roman" w:hAnsi="Times New Roman" w:eastAsia="FangSong" w:cs="Times New Roman"/>
-        </w:rPr>
-        <w:t>无色溶液推断</w:t>
-      </w:r>
-      <w:r>
-        <w:rPr>
-          <w:rFonts w:ascii="Times New Roman" w:hAnsi="Times New Roman" w:eastAsia="Times New Roman" w:cs="Times New Roman"/>
-        </w:rPr>
-        <w:t xml:space="preserve"> </w:t>
-      </w:r>
-      <w:r>
-        <w:rPr>
-          <w:rFonts w:hint="eastAsia" w:ascii="Times New Roman" w:hAnsi="Times New Roman" w:eastAsia="Times New Roman" w:cs="Times New Roman"/>
-        </w:rPr>
-        <w:t xml:space="preserve">｜</w:t>
-      </w:r>
-      <w:r>
-        <w:rPr>
-          <w:rFonts w:ascii="Times New Roman" w:hAnsi="Times New Roman" w:eastAsia="Times New Roman" w:cs="Times New Roman"/>
-        </w:rPr>
-        <w:t xml:space="preserve"> </w:t>
-      </w:r>
-      <w:r>
-        <w:rPr>
-          <w:rFonts w:hint="eastAsia" w:ascii="Times New Roman" w:hAnsi="Times New Roman" w:eastAsia="Times New Roman" w:cs="Times New Roman"/>
-        </w:rPr>
-        <w:t>《</w:t>
+        </w:rPr>
+        <w:t>来源</w:t>
+      </w:r>
+      <w:r>
+        <w:rPr>
+          <w:rFonts w:hint="eastAsia" w:ascii="Times New Roman" w:hAnsi="Times New Roman" w:eastAsia="Times New Roman" w:cs="Times New Roman"/>
+        </w:rPr>
+        <w:t>：《</w:t>
       </w:r>
       <w:r>
         <w:rPr>
@@ -15150,24 +14074,6 @@
           <w:rFonts w:hint="eastAsia" w:ascii="Times New Roman" w:hAnsi="Times New Roman" w:eastAsia="Times New Roman" w:cs="Times New Roman"/>
         </w:rPr>
         <w:t>》</w:t>
-      </w:r>
-      <w:r>
-        <w:rPr>
-          <w:rFonts w:hint="eastAsia" w:ascii="Times New Roman" w:hAnsi="Times New Roman" w:eastAsia="FangSong" w:cs="Times New Roman"/>
-        </w:rPr>
-        <w:t>第</w:t>
-      </w:r>
-      <w:r>
-        <w:rPr>
-          <w:rFonts w:hint="eastAsia" w:ascii="Times New Roman" w:hAnsi="Times New Roman" w:eastAsia="Times New Roman" w:cs="Times New Roman"/>
-        </w:rPr>
-        <w:t>4</w:t>
-      </w:r>
-      <w:r>
-        <w:rPr>
-          <w:rFonts w:hint="eastAsia" w:ascii="Times New Roman" w:hAnsi="Times New Roman" w:eastAsia="FangSong" w:cs="Times New Roman"/>
-        </w:rPr>
-        <w:t>版</w:t>
       </w:r>
     </w:p>
     <w:p>
@@ -15556,10 +14462,8 @@
       <w:r>
         <w:rPr>
           <w:rFonts w:hint="eastAsia" w:ascii="Times New Roman" w:hAnsi="Times New Roman" w:eastAsia="FangSong" w:cs="Times New Roman"/>
-          <w:b/>
-          <w:bCs/>
-        </w:rPr>
-        <w:t xml:space="preserve">题源</w:t>
+        </w:rPr>
+        <w:t>来源</w:t>
       </w:r>
       <w:r>
         <w:rPr>
@@ -15571,42 +14475,6 @@
         <w:rPr>
           <w:rFonts w:hint="eastAsia" w:ascii="Times New Roman" w:hAnsi="Times New Roman" w:eastAsia="FangSong" w:cs="Times New Roman"/>
         </w:rPr>
-        <w:t>题</w:t>
-      </w:r>
-      <w:r>
-        <w:rPr>
-          <w:rFonts w:hint="eastAsia" w:ascii="Times New Roman" w:hAnsi="Times New Roman" w:eastAsia="Times New Roman" w:cs="Times New Roman"/>
-        </w:rPr>
-        <w:t>-029-2-</w:t>
-      </w:r>
-      <w:r>
-        <w:rPr>
-          <w:rFonts w:hint="eastAsia" w:ascii="Times New Roman" w:hAnsi="Times New Roman" w:eastAsia="FangSong" w:cs="Times New Roman"/>
-        </w:rPr>
-        <w:t>固体混合物分离</w:t>
-      </w:r>
-      <w:r>
-        <w:rPr>
-          <w:rFonts w:ascii="Times New Roman" w:hAnsi="Times New Roman" w:eastAsia="Times New Roman" w:cs="Times New Roman"/>
-        </w:rPr>
-        <w:t xml:space="preserve"> </w:t>
-      </w:r>
-      <w:r>
-        <w:rPr>
-          <w:rFonts w:hint="eastAsia" w:ascii="Times New Roman" w:hAnsi="Times New Roman" w:eastAsia="Times New Roman" w:cs="Times New Roman"/>
-        </w:rPr>
-        <w:t xml:space="preserve">｜</w:t>
-      </w:r>
-      <w:r>
-        <w:rPr>
-          <w:rFonts w:ascii="Times New Roman" w:hAnsi="Times New Roman" w:eastAsia="Times New Roman" w:cs="Times New Roman"/>
-        </w:rPr>
-        <w:t xml:space="preserve"> </w:t>
-      </w:r>
-      <w:r>
-        <w:rPr>
-          <w:rFonts w:hint="eastAsia" w:ascii="Times New Roman" w:hAnsi="Times New Roman" w:eastAsia="FangSong" w:cs="Times New Roman"/>
-        </w:rPr>
         <w:t>第</w:t>
       </w:r>
       <w:r>
@@ -15619,55 +14487,7 @@
         <w:rPr>
           <w:rFonts w:hint="eastAsia" w:ascii="Times New Roman" w:hAnsi="Times New Roman" w:eastAsia="FangSong" w:cs="Times New Roman"/>
         </w:rPr>
-        <w:t>届中国化学奥林匹克</w:t>
-      </w:r>
-      <w:r>
-        <w:rPr>
-          <w:rFonts w:hint="eastAsia" w:ascii="Times New Roman" w:hAnsi="Times New Roman" w:eastAsia="Times New Roman" w:cs="Times New Roman"/>
-        </w:rPr>
-        <w:t>（</w:t>
-      </w:r>
-      <w:r>
-        <w:rPr>
-          <w:rFonts w:hint="eastAsia" w:ascii="Times New Roman" w:hAnsi="Times New Roman" w:eastAsia="FangSong" w:cs="Times New Roman"/>
-        </w:rPr>
-        <w:t>初赛</w:t>
-      </w:r>
-      <w:r>
-        <w:rPr>
-          <w:rFonts w:hint="eastAsia" w:ascii="Times New Roman" w:hAnsi="Times New Roman" w:eastAsia="Times New Roman" w:cs="Times New Roman"/>
-        </w:rPr>
-        <w:t>）</w:t>
-      </w:r>
-      <w:r>
-        <w:rPr>
-          <w:rFonts w:hint="eastAsia" w:ascii="Times New Roman" w:hAnsi="Times New Roman" w:eastAsia="FangSong" w:cs="Times New Roman"/>
-        </w:rPr>
-        <w:t>第</w:t>
-      </w:r>
-      <w:r>
-        <w:rPr>
-          <w:rFonts w:hint="eastAsia" w:ascii="Times New Roman" w:hAnsi="Times New Roman" w:eastAsia="Times New Roman" w:cs="Times New Roman"/>
-        </w:rPr>
-        <w:t>2</w:t>
-      </w:r>
-      <w:r>
-        <w:rPr>
-          <w:rFonts w:hint="eastAsia" w:ascii="Times New Roman" w:hAnsi="Times New Roman" w:eastAsia="FangSong" w:cs="Times New Roman"/>
-        </w:rPr>
-        <w:t>题第</w:t>
-      </w:r>
-      <w:r>
-        <w:rPr>
-          <w:rFonts w:hint="eastAsia" w:ascii="Times New Roman" w:hAnsi="Times New Roman" w:eastAsia="Times New Roman" w:cs="Times New Roman"/>
-        </w:rPr>
-        <w:t>(2-1)</w:t>
-      </w:r>
-      <w:r>
-        <w:rPr>
-          <w:rFonts w:hint="eastAsia" w:ascii="Times New Roman" w:hAnsi="Times New Roman" w:eastAsia="FangSong" w:cs="Times New Roman"/>
-        </w:rPr>
-        <w:t>小问</w:t>
+        <w:t>届初赛</w:t>
       </w:r>
     </w:p>
     <w:bookmarkEnd w:id="41"/>
@@ -17720,58 +16540,14 @@
       <w:r>
         <w:rPr>
           <w:rFonts w:hint="eastAsia" w:ascii="Times New Roman" w:hAnsi="Times New Roman" w:eastAsia="FangSong" w:cs="Times New Roman"/>
-          <w:b/>
-          <w:bCs/>
-        </w:rPr>
-        <w:t xml:space="preserve">题源</w:t>
-      </w:r>
-      <w:r>
-        <w:rPr>
-          <w:rFonts w:hint="eastAsia" w:ascii="Times New Roman" w:hAnsi="Times New Roman" w:eastAsia="Times New Roman" w:cs="Times New Roman"/>
-        </w:rPr>
-        <w:t>：Ch14-</w:t>
-      </w:r>
-      <w:r>
-        <w:rPr>
-          <w:rFonts w:hint="eastAsia" w:ascii="Times New Roman" w:hAnsi="Times New Roman" w:eastAsia="FangSong" w:cs="Times New Roman"/>
-        </w:rPr>
-        <w:t>例</w:t>
-      </w:r>
-      <w:r>
-        <w:rPr>
-          <w:rFonts w:hint="eastAsia" w:ascii="Times New Roman" w:hAnsi="Times New Roman" w:eastAsia="Times New Roman" w:cs="Times New Roman"/>
-        </w:rPr>
-        <w:t>14.2-SiO2</w:t>
-      </w:r>
-      <w:r>
-        <w:rPr>
-          <w:rFonts w:hint="eastAsia" w:ascii="Times New Roman" w:hAnsi="Times New Roman" w:eastAsia="FangSong" w:cs="Times New Roman"/>
-        </w:rPr>
-        <w:t>制备</w:t>
-      </w:r>
-      <w:r>
-        <w:rPr>
-          <w:rFonts w:ascii="Times New Roman" w:hAnsi="Times New Roman" w:eastAsia="Times New Roman" w:cs="Times New Roman"/>
-        </w:rPr>
-        <w:t xml:space="preserve"> </w:t>
-      </w:r>
-      <w:r>
-        <w:rPr>
-          <w:rFonts w:hint="eastAsia" w:ascii="Times New Roman" w:hAnsi="Times New Roman" w:eastAsia="Times New Roman" w:cs="Times New Roman"/>
-        </w:rPr>
-        <w:t xml:space="preserve">｜</w:t>
-      </w:r>
-      <w:r>
-        <w:rPr>
-          <w:rFonts w:ascii="Times New Roman" w:hAnsi="Times New Roman" w:eastAsia="Times New Roman" w:cs="Times New Roman"/>
-        </w:rPr>
-        <w:t xml:space="preserve"> </w:t>
-      </w:r>
-      <w:r>
-        <w:rPr>
-          <w:rFonts w:hint="eastAsia" w:ascii="Times New Roman" w:hAnsi="Times New Roman" w:eastAsia="Times New Roman" w:cs="Times New Roman"/>
-        </w:rPr>
-        <w:t>《</w:t>
+        </w:rPr>
+        <w:t>来源</w:t>
+      </w:r>
+      <w:r>
+        <w:rPr>
+          <w:rFonts w:hint="eastAsia" w:ascii="Times New Roman" w:hAnsi="Times New Roman" w:eastAsia="Times New Roman" w:cs="Times New Roman"/>
+        </w:rPr>
+        <w:t>：《</w:t>
       </w:r>
       <w:r>
         <w:rPr>
@@ -17796,24 +16572,6 @@
           <w:rFonts w:hint="eastAsia" w:ascii="Times New Roman" w:hAnsi="Times New Roman" w:eastAsia="Times New Roman" w:cs="Times New Roman"/>
         </w:rPr>
         <w:t>》</w:t>
-      </w:r>
-      <w:r>
-        <w:rPr>
-          <w:rFonts w:hint="eastAsia" w:ascii="Times New Roman" w:hAnsi="Times New Roman" w:eastAsia="FangSong" w:cs="Times New Roman"/>
-        </w:rPr>
-        <w:t>第</w:t>
-      </w:r>
-      <w:r>
-        <w:rPr>
-          <w:rFonts w:hint="eastAsia" w:ascii="Times New Roman" w:hAnsi="Times New Roman" w:eastAsia="Times New Roman" w:cs="Times New Roman"/>
-        </w:rPr>
-        <w:t>4</w:t>
-      </w:r>
-      <w:r>
-        <w:rPr>
-          <w:rFonts w:hint="eastAsia" w:ascii="Times New Roman" w:hAnsi="Times New Roman" w:eastAsia="FangSong" w:cs="Times New Roman"/>
-        </w:rPr>
-        <w:t>版</w:t>
       </w:r>
     </w:p>
     <w:p>
@@ -17978,10 +16736,8 @@
       <w:r>
         <w:rPr>
           <w:rFonts w:hint="eastAsia" w:ascii="Times New Roman" w:hAnsi="Times New Roman" w:eastAsia="FangSong" w:cs="Times New Roman"/>
-          <w:b/>
-          <w:bCs/>
-        </w:rPr>
-        <w:t xml:space="preserve">题源</w:t>
+        </w:rPr>
+        <w:t>来源</w:t>
       </w:r>
       <w:r>
         <w:rPr>
@@ -17993,31 +16749,7 @@
         <w:rPr>
           <w:rFonts w:hint="eastAsia" w:ascii="Times New Roman" w:hAnsi="Times New Roman" w:eastAsia="FangSong" w:cs="Times New Roman"/>
         </w:rPr>
-        <w:t>硼酸甘露醇强化滴定</w:t>
-      </w:r>
-      <w:r>
-        <w:rPr>
-          <w:rFonts w:ascii="Times New Roman" w:hAnsi="Times New Roman" w:eastAsia="Times New Roman" w:cs="Times New Roman"/>
-        </w:rPr>
-        <w:t xml:space="preserve"> </w:t>
-      </w:r>
-      <w:r>
-        <w:rPr>
-          <w:rFonts w:hint="eastAsia" w:ascii="Times New Roman" w:hAnsi="Times New Roman" w:eastAsia="Times New Roman" w:cs="Times New Roman"/>
-        </w:rPr>
-        <w:t xml:space="preserve">｜</w:t>
-      </w:r>
-      <w:r>
-        <w:rPr>
-          <w:rFonts w:ascii="Times New Roman" w:hAnsi="Times New Roman" w:eastAsia="Times New Roman" w:cs="Times New Roman"/>
-        </w:rPr>
-        <w:t xml:space="preserve"> </w:t>
-      </w:r>
-      <w:r>
-        <w:rPr>
-          <w:rFonts w:hint="eastAsia" w:ascii="Times New Roman" w:hAnsi="Times New Roman" w:eastAsia="FangSong" w:cs="Times New Roman"/>
-        </w:rPr>
-        <w:t xml:space="preserve">专题页提炼</w:t>
+        <w:t>专题页提炼</w:t>
       </w:r>
     </w:p>
     <w:p>
@@ -18598,46 +17330,14 @@
       <w:r>
         <w:rPr>
           <w:rFonts w:hint="eastAsia" w:ascii="Times New Roman" w:hAnsi="Times New Roman" w:eastAsia="FangSong" w:cs="Times New Roman"/>
-          <w:b/>
-          <w:bCs/>
-        </w:rPr>
-        <w:t xml:space="preserve">题源</w:t>
-      </w:r>
-      <w:r>
-        <w:rPr>
-          <w:rFonts w:hint="eastAsia" w:ascii="Times New Roman" w:hAnsi="Times New Roman" w:eastAsia="Times New Roman" w:cs="Times New Roman"/>
-        </w:rPr>
-        <w:t>：12.37-</w:t>
-      </w:r>
-      <w:r>
-        <w:rPr>
-          <w:rFonts w:hint="eastAsia" w:ascii="Times New Roman" w:hAnsi="Times New Roman" w:eastAsia="FangSong" w:cs="Times New Roman"/>
-        </w:rPr>
-        <w:t>锂的特殊性</w:t>
-      </w:r>
-      <w:r>
-        <w:rPr>
-          <w:rFonts w:ascii="Times New Roman" w:hAnsi="Times New Roman" w:eastAsia="Times New Roman" w:cs="Times New Roman"/>
-        </w:rPr>
-        <w:t xml:space="preserve"> </w:t>
-      </w:r>
-      <w:r>
-        <w:rPr>
-          <w:rFonts w:hint="eastAsia" w:ascii="Times New Roman" w:hAnsi="Times New Roman" w:eastAsia="Times New Roman" w:cs="Times New Roman"/>
-        </w:rPr>
-        <w:t xml:space="preserve">｜</w:t>
-      </w:r>
-      <w:r>
-        <w:rPr>
-          <w:rFonts w:ascii="Times New Roman" w:hAnsi="Times New Roman" w:eastAsia="Times New Roman" w:cs="Times New Roman"/>
-        </w:rPr>
-        <w:t xml:space="preserve"> </w:t>
-      </w:r>
-      <w:r>
-        <w:rPr>
-          <w:rFonts w:hint="eastAsia" w:ascii="Times New Roman" w:hAnsi="Times New Roman" w:eastAsia="Times New Roman" w:cs="Times New Roman"/>
-        </w:rPr>
-        <w:t>《</w:t>
+        </w:rPr>
+        <w:t>来源</w:t>
+      </w:r>
+      <w:r>
+        <w:rPr>
+          <w:rFonts w:hint="eastAsia" w:ascii="Times New Roman" w:hAnsi="Times New Roman" w:eastAsia="Times New Roman" w:cs="Times New Roman"/>
+        </w:rPr>
+        <w:t>：《</w:t>
       </w:r>
       <w:r>
         <w:rPr>
@@ -18662,24 +17362,6 @@
           <w:rFonts w:hint="eastAsia" w:ascii="Times New Roman" w:hAnsi="Times New Roman" w:eastAsia="Times New Roman" w:cs="Times New Roman"/>
         </w:rPr>
         <w:t>》</w:t>
-      </w:r>
-      <w:r>
-        <w:rPr>
-          <w:rFonts w:hint="eastAsia" w:ascii="Times New Roman" w:hAnsi="Times New Roman" w:eastAsia="FangSong" w:cs="Times New Roman"/>
-        </w:rPr>
-        <w:t>第</w:t>
-      </w:r>
-      <w:r>
-        <w:rPr>
-          <w:rFonts w:hint="eastAsia" w:ascii="Times New Roman" w:hAnsi="Times New Roman" w:eastAsia="Times New Roman" w:cs="Times New Roman"/>
-        </w:rPr>
-        <w:t>4</w:t>
-      </w:r>
-      <w:r>
-        <w:rPr>
-          <w:rFonts w:hint="eastAsia" w:ascii="Times New Roman" w:hAnsi="Times New Roman" w:eastAsia="FangSong" w:cs="Times New Roman"/>
-        </w:rPr>
-        <w:t>版</w:t>
       </w:r>
     </w:p>
     <w:p>
@@ -18765,46 +17447,14 @@
       <w:r>
         <w:rPr>
           <w:rFonts w:hint="eastAsia" w:ascii="Times New Roman" w:hAnsi="Times New Roman" w:eastAsia="FangSong" w:cs="Times New Roman"/>
-          <w:b/>
-          <w:bCs/>
-        </w:rPr>
-        <w:t xml:space="preserve">题源</w:t>
-      </w:r>
-      <w:r>
-        <w:rPr>
-          <w:rFonts w:hint="eastAsia" w:ascii="Times New Roman" w:hAnsi="Times New Roman" w:eastAsia="Times New Roman" w:cs="Times New Roman"/>
-        </w:rPr>
-        <w:t>：12.43-BeCl2</w:t>
-      </w:r>
-      <w:r>
-        <w:rPr>
-          <w:rFonts w:hint="eastAsia" w:ascii="Times New Roman" w:hAnsi="Times New Roman" w:eastAsia="FangSong" w:cs="Times New Roman"/>
-        </w:rPr>
-        <w:t>成键与构型</w:t>
-      </w:r>
-      <w:r>
-        <w:rPr>
-          <w:rFonts w:ascii="Times New Roman" w:hAnsi="Times New Roman" w:eastAsia="Times New Roman" w:cs="Times New Roman"/>
-        </w:rPr>
-        <w:t xml:space="preserve"> </w:t>
-      </w:r>
-      <w:r>
-        <w:rPr>
-          <w:rFonts w:hint="eastAsia" w:ascii="Times New Roman" w:hAnsi="Times New Roman" w:eastAsia="Times New Roman" w:cs="Times New Roman"/>
-        </w:rPr>
-        <w:t xml:space="preserve">｜</w:t>
-      </w:r>
-      <w:r>
-        <w:rPr>
-          <w:rFonts w:ascii="Times New Roman" w:hAnsi="Times New Roman" w:eastAsia="Times New Roman" w:cs="Times New Roman"/>
-        </w:rPr>
-        <w:t xml:space="preserve"> </w:t>
-      </w:r>
-      <w:r>
-        <w:rPr>
-          <w:rFonts w:hint="eastAsia" w:ascii="Times New Roman" w:hAnsi="Times New Roman" w:eastAsia="Times New Roman" w:cs="Times New Roman"/>
-        </w:rPr>
-        <w:t>《</w:t>
+        </w:rPr>
+        <w:t>来源</w:t>
+      </w:r>
+      <w:r>
+        <w:rPr>
+          <w:rFonts w:hint="eastAsia" w:ascii="Times New Roman" w:hAnsi="Times New Roman" w:eastAsia="Times New Roman" w:cs="Times New Roman"/>
+        </w:rPr>
+        <w:t>：《</w:t>
       </w:r>
       <w:r>
         <w:rPr>
@@ -18829,24 +17479,6 @@
           <w:rFonts w:hint="eastAsia" w:ascii="Times New Roman" w:hAnsi="Times New Roman" w:eastAsia="Times New Roman" w:cs="Times New Roman"/>
         </w:rPr>
         <w:t>》</w:t>
-      </w:r>
-      <w:r>
-        <w:rPr>
-          <w:rFonts w:hint="eastAsia" w:ascii="Times New Roman" w:hAnsi="Times New Roman" w:eastAsia="FangSong" w:cs="Times New Roman"/>
-        </w:rPr>
-        <w:t>第</w:t>
-      </w:r>
-      <w:r>
-        <w:rPr>
-          <w:rFonts w:hint="eastAsia" w:ascii="Times New Roman" w:hAnsi="Times New Roman" w:eastAsia="Times New Roman" w:cs="Times New Roman"/>
-        </w:rPr>
-        <w:t>4</w:t>
-      </w:r>
-      <w:r>
-        <w:rPr>
-          <w:rFonts w:hint="eastAsia" w:ascii="Times New Roman" w:hAnsi="Times New Roman" w:eastAsia="FangSong" w:cs="Times New Roman"/>
-        </w:rPr>
-        <w:t>版</w:t>
       </w:r>
     </w:p>
     <w:p>
@@ -19401,46 +18033,14 @@
       <w:r>
         <w:rPr>
           <w:rFonts w:hint="eastAsia" w:ascii="Times New Roman" w:hAnsi="Times New Roman" w:eastAsia="FangSong" w:cs="Times New Roman"/>
-          <w:b/>
-          <w:bCs/>
-        </w:rPr>
-        <w:t xml:space="preserve">题源</w:t>
-      </w:r>
-      <w:r>
-        <w:rPr>
-          <w:rFonts w:hint="eastAsia" w:ascii="Times New Roman" w:hAnsi="Times New Roman" w:eastAsia="Times New Roman" w:cs="Times New Roman"/>
-        </w:rPr>
-        <w:t>：12.36-</w:t>
-      </w:r>
-      <w:r>
-        <w:rPr>
-          <w:rFonts w:hint="eastAsia" w:ascii="Times New Roman" w:hAnsi="Times New Roman" w:eastAsia="FangSong" w:cs="Times New Roman"/>
-        </w:rPr>
-        <w:t>钾的制备</w:t>
-      </w:r>
-      <w:r>
-        <w:rPr>
-          <w:rFonts w:ascii="Times New Roman" w:hAnsi="Times New Roman" w:eastAsia="Times New Roman" w:cs="Times New Roman"/>
-        </w:rPr>
-        <w:t xml:space="preserve"> </w:t>
-      </w:r>
-      <w:r>
-        <w:rPr>
-          <w:rFonts w:hint="eastAsia" w:ascii="Times New Roman" w:hAnsi="Times New Roman" w:eastAsia="Times New Roman" w:cs="Times New Roman"/>
-        </w:rPr>
-        <w:t xml:space="preserve">｜</w:t>
-      </w:r>
-      <w:r>
-        <w:rPr>
-          <w:rFonts w:ascii="Times New Roman" w:hAnsi="Times New Roman" w:eastAsia="Times New Roman" w:cs="Times New Roman"/>
-        </w:rPr>
-        <w:t xml:space="preserve"> </w:t>
-      </w:r>
-      <w:r>
-        <w:rPr>
-          <w:rFonts w:hint="eastAsia" w:ascii="Times New Roman" w:hAnsi="Times New Roman" w:eastAsia="Times New Roman" w:cs="Times New Roman"/>
-        </w:rPr>
-        <w:t>《</w:t>
+        </w:rPr>
+        <w:t>来源</w:t>
+      </w:r>
+      <w:r>
+        <w:rPr>
+          <w:rFonts w:hint="eastAsia" w:ascii="Times New Roman" w:hAnsi="Times New Roman" w:eastAsia="Times New Roman" w:cs="Times New Roman"/>
+        </w:rPr>
+        <w:t>：《</w:t>
       </w:r>
       <w:r>
         <w:rPr>
@@ -19465,24 +18065,6 @@
           <w:rFonts w:hint="eastAsia" w:ascii="Times New Roman" w:hAnsi="Times New Roman" w:eastAsia="Times New Roman" w:cs="Times New Roman"/>
         </w:rPr>
         <w:t>》</w:t>
-      </w:r>
-      <w:r>
-        <w:rPr>
-          <w:rFonts w:hint="eastAsia" w:ascii="Times New Roman" w:hAnsi="Times New Roman" w:eastAsia="FangSong" w:cs="Times New Roman"/>
-        </w:rPr>
-        <w:t>第</w:t>
-      </w:r>
-      <w:r>
-        <w:rPr>
-          <w:rFonts w:hint="eastAsia" w:ascii="Times New Roman" w:hAnsi="Times New Roman" w:eastAsia="Times New Roman" w:cs="Times New Roman"/>
-        </w:rPr>
-        <w:t>4</w:t>
-      </w:r>
-      <w:r>
-        <w:rPr>
-          <w:rFonts w:hint="eastAsia" w:ascii="Times New Roman" w:hAnsi="Times New Roman" w:eastAsia="FangSong" w:cs="Times New Roman"/>
-        </w:rPr>
-        <w:t>版</w:t>
       </w:r>
     </w:p>
     <w:p>
@@ -19727,34 +18309,14 @@
       <w:r>
         <w:rPr>
           <w:rFonts w:hint="eastAsia" w:ascii="Times New Roman" w:hAnsi="Times New Roman" w:eastAsia="FangSong" w:cs="Times New Roman"/>
-          <w:b/>
-          <w:bCs/>
-        </w:rPr>
-        <w:t xml:space="preserve">题源</w:t>
-      </w:r>
-      <w:r>
-        <w:rPr>
-          <w:rFonts w:hint="eastAsia" w:ascii="Times New Roman" w:hAnsi="Times New Roman" w:eastAsia="Times New Roman" w:cs="Times New Roman"/>
-        </w:rPr>
-        <w:t xml:space="preserve">：09-18</w:t>
-      </w:r>
-      <w:r>
-        <w:rPr>
-          <w:rFonts w:ascii="Times New Roman" w:hAnsi="Times New Roman" w:eastAsia="Times New Roman" w:cs="Times New Roman"/>
-        </w:rPr>
-        <w:t xml:space="preserve"> </w:t>
-      </w:r>
-      <w:r>
-        <w:rPr>
-          <w:rFonts w:hint="eastAsia" w:ascii="Times New Roman" w:hAnsi="Times New Roman" w:eastAsia="Times New Roman" w:cs="Times New Roman"/>
-        </w:rPr>
-        <w:t xml:space="preserve">｜</w:t>
-      </w:r>
-      <w:r>
-        <w:rPr>
-          <w:rFonts w:ascii="Times New Roman" w:hAnsi="Times New Roman" w:eastAsia="Times New Roman" w:cs="Times New Roman"/>
-        </w:rPr>
-        <w:t xml:space="preserve"> </w:t>
+        </w:rPr>
+        <w:t>来源</w:t>
+      </w:r>
+      <w:r>
+        <w:rPr>
+          <w:rFonts w:hint="eastAsia" w:ascii="Times New Roman" w:hAnsi="Times New Roman" w:eastAsia="Times New Roman" w:cs="Times New Roman"/>
+        </w:rPr>
+        <w:t>：</w:t>
       </w:r>
       <w:r>
         <w:rPr>
@@ -20216,34 +18778,14 @@
       <w:r>
         <w:rPr>
           <w:rFonts w:hint="eastAsia" w:ascii="Times New Roman" w:hAnsi="Times New Roman" w:eastAsia="FangSong" w:cs="Times New Roman"/>
-          <w:b/>
-          <w:bCs/>
-        </w:rPr>
-        <w:t xml:space="preserve">题源</w:t>
-      </w:r>
-      <w:r>
-        <w:rPr>
-          <w:rFonts w:hint="eastAsia" w:ascii="Times New Roman" w:hAnsi="Times New Roman" w:eastAsia="Times New Roman" w:cs="Times New Roman"/>
-        </w:rPr>
-        <w:t xml:space="preserve">：09-06</w:t>
-      </w:r>
-      <w:r>
-        <w:rPr>
-          <w:rFonts w:ascii="Times New Roman" w:hAnsi="Times New Roman" w:eastAsia="Times New Roman" w:cs="Times New Roman"/>
-        </w:rPr>
-        <w:t xml:space="preserve"> </w:t>
-      </w:r>
-      <w:r>
-        <w:rPr>
-          <w:rFonts w:hint="eastAsia" w:ascii="Times New Roman" w:hAnsi="Times New Roman" w:eastAsia="Times New Roman" w:cs="Times New Roman"/>
-        </w:rPr>
-        <w:t xml:space="preserve">｜</w:t>
-      </w:r>
-      <w:r>
-        <w:rPr>
-          <w:rFonts w:ascii="Times New Roman" w:hAnsi="Times New Roman" w:eastAsia="Times New Roman" w:cs="Times New Roman"/>
-        </w:rPr>
-        <w:t xml:space="preserve"> </w:t>
+        </w:rPr>
+        <w:t>来源</w:t>
+      </w:r>
+      <w:r>
+        <w:rPr>
+          <w:rFonts w:hint="eastAsia" w:ascii="Times New Roman" w:hAnsi="Times New Roman" w:eastAsia="Times New Roman" w:cs="Times New Roman"/>
+        </w:rPr>
+        <w:t>：</w:t>
       </w:r>
       <w:r>
         <w:rPr>
@@ -20286,24 +18828,6 @@
           <w:rFonts w:hint="eastAsia" w:ascii="Times New Roman" w:hAnsi="Times New Roman" w:eastAsia="FangSong" w:cs="Times New Roman"/>
         </w:rPr>
         <w:t>习题解析</w:t>
-      </w:r>
-      <w:r>
-        <w:rPr>
-          <w:rFonts w:hint="eastAsia" w:ascii="Times New Roman" w:hAnsi="Times New Roman" w:eastAsia="Times New Roman" w:cs="Times New Roman"/>
-        </w:rPr>
-        <w:t>（</w:t>
-      </w:r>
-      <w:r>
-        <w:rPr>
-          <w:rFonts w:hint="eastAsia" w:ascii="Times New Roman" w:hAnsi="Times New Roman" w:eastAsia="FangSong" w:cs="Times New Roman"/>
-        </w:rPr>
-        <w:t>忠实转录</w:t>
-      </w:r>
-      <w:r>
-        <w:rPr>
-          <w:rFonts w:hint="eastAsia" w:ascii="Times New Roman" w:hAnsi="Times New Roman" w:eastAsia="Times New Roman" w:cs="Times New Roman"/>
-        </w:rPr>
-        <w:t>）</w:t>
       </w:r>
     </w:p>
     <w:bookmarkEnd w:id="65"/>
@@ -23385,34 +21909,14 @@
       <w:r>
         <w:rPr>
           <w:rFonts w:hint="eastAsia" w:ascii="Times New Roman" w:hAnsi="Times New Roman" w:eastAsia="FangSong" w:cs="Times New Roman"/>
-          <w:b/>
-          <w:bCs/>
-        </w:rPr>
-        <w:t xml:space="preserve">题源</w:t>
-      </w:r>
-      <w:r>
-        <w:rPr>
-          <w:rFonts w:hint="eastAsia" w:ascii="Times New Roman" w:hAnsi="Times New Roman" w:eastAsia="Times New Roman" w:cs="Times New Roman"/>
-        </w:rPr>
-        <w:t xml:space="preserve">：09-13</w:t>
-      </w:r>
-      <w:r>
-        <w:rPr>
-          <w:rFonts w:ascii="Times New Roman" w:hAnsi="Times New Roman" w:eastAsia="Times New Roman" w:cs="Times New Roman"/>
-        </w:rPr>
-        <w:t xml:space="preserve"> </w:t>
-      </w:r>
-      <w:r>
-        <w:rPr>
-          <w:rFonts w:hint="eastAsia" w:ascii="Times New Roman" w:hAnsi="Times New Roman" w:eastAsia="Times New Roman" w:cs="Times New Roman"/>
-        </w:rPr>
-        <w:t xml:space="preserve">｜</w:t>
-      </w:r>
-      <w:r>
-        <w:rPr>
-          <w:rFonts w:ascii="Times New Roman" w:hAnsi="Times New Roman" w:eastAsia="Times New Roman" w:cs="Times New Roman"/>
-        </w:rPr>
-        <w:t xml:space="preserve"> </w:t>
+        </w:rPr>
+        <w:t>来源</w:t>
+      </w:r>
+      <w:r>
+        <w:rPr>
+          <w:rFonts w:hint="eastAsia" w:ascii="Times New Roman" w:hAnsi="Times New Roman" w:eastAsia="Times New Roman" w:cs="Times New Roman"/>
+        </w:rPr>
+        <w:t>：</w:t>
       </w:r>
       <w:r>
         <w:rPr>
@@ -24042,10 +22546,8 @@
       <w:r>
         <w:rPr>
           <w:rFonts w:hint="eastAsia" w:ascii="Times New Roman" w:hAnsi="Times New Roman" w:eastAsia="FangSong" w:cs="Times New Roman"/>
-          <w:b/>
-          <w:bCs/>
-        </w:rPr>
-        <w:t xml:space="preserve">题源</w:t>
+        </w:rPr>
+        <w:t>来源</w:t>
       </w:r>
       <w:r>
         <w:rPr>
@@ -24057,139 +22559,7 @@
         <w:rPr>
           <w:rFonts w:hint="eastAsia" w:ascii="Times New Roman" w:hAnsi="Times New Roman" w:eastAsia="FangSong" w:cs="Times New Roman"/>
         </w:rPr>
-        <w:t>题</w:t>
-      </w:r>
-      <w:r>
-        <w:rPr>
-          <w:rFonts w:hint="eastAsia" w:ascii="Times New Roman" w:hAnsi="Times New Roman" w:eastAsia="Times New Roman" w:cs="Times New Roman"/>
-        </w:rPr>
-        <w:t>-053-</w:t>
-      </w:r>
-      <w:r>
-        <w:rPr>
-          <w:rFonts w:hint="eastAsia" w:ascii="Times New Roman" w:hAnsi="Times New Roman" w:eastAsia="FangSong" w:cs="Times New Roman"/>
-        </w:rPr>
-        <w:t>上海中学</w:t>
-      </w:r>
-      <w:r>
-        <w:rPr>
-          <w:rFonts w:hint="eastAsia" w:ascii="Times New Roman" w:hAnsi="Times New Roman" w:eastAsia="Times New Roman" w:cs="Times New Roman"/>
-        </w:rPr>
-        <w:t>-</w:t>
-      </w:r>
-      <w:r>
-        <w:rPr>
-          <w:rFonts w:hint="eastAsia" w:ascii="Times New Roman" w:hAnsi="Times New Roman" w:eastAsia="FangSong" w:cs="Times New Roman"/>
-        </w:rPr>
-        <w:t>溶液和胶体</w:t>
-      </w:r>
-      <w:r>
-        <w:rPr>
-          <w:rFonts w:hint="eastAsia" w:ascii="Times New Roman" w:hAnsi="Times New Roman" w:eastAsia="Times New Roman" w:cs="Times New Roman"/>
-        </w:rPr>
-        <w:t>-</w:t>
-      </w:r>
-      <w:r>
-        <w:rPr>
-          <w:rFonts w:hint="eastAsia" w:ascii="Times New Roman" w:hAnsi="Times New Roman" w:eastAsia="FangSong" w:cs="Times New Roman"/>
-        </w:rPr>
-        <w:t>习题</w:t>
-      </w:r>
-      <w:r>
-        <w:rPr>
-          <w:rFonts w:hint="eastAsia" w:ascii="Times New Roman" w:hAnsi="Times New Roman" w:eastAsia="Times New Roman" w:cs="Times New Roman"/>
-        </w:rPr>
-        <w:t>8</w:t>
-      </w:r>
-      <w:r>
-        <w:rPr>
-          <w:rFonts w:ascii="Times New Roman" w:hAnsi="Times New Roman" w:eastAsia="Times New Roman" w:cs="Times New Roman"/>
-        </w:rPr>
-        <w:t xml:space="preserve"> </w:t>
-      </w:r>
-      <w:r>
-        <w:rPr>
-          <w:rFonts w:hint="eastAsia" w:ascii="Times New Roman" w:hAnsi="Times New Roman" w:eastAsia="Times New Roman" w:cs="Times New Roman"/>
-        </w:rPr>
-        <w:t xml:space="preserve">｜</w:t>
-      </w:r>
-      <w:r>
-        <w:rPr>
-          <w:rFonts w:ascii="Times New Roman" w:hAnsi="Times New Roman" w:eastAsia="Times New Roman" w:cs="Times New Roman"/>
-        </w:rPr>
-        <w:t xml:space="preserve"> </w:t>
-      </w:r>
-      <w:r>
-        <w:rPr>
-          <w:rFonts w:hint="eastAsia" w:ascii="Times New Roman" w:hAnsi="Times New Roman" w:eastAsia="FangSong" w:cs="Times New Roman"/>
-        </w:rPr>
         <w:t>上海中学竞赛课程</w:t>
-      </w:r>
-      <w:r>
-        <w:rPr>
-          <w:rFonts w:hint="eastAsia" w:ascii="Times New Roman" w:hAnsi="Times New Roman" w:eastAsia="Times New Roman" w:cs="Times New Roman"/>
-        </w:rPr>
-        <w:t>·</w:t>
-      </w:r>
-      <w:r>
-        <w:rPr>
-          <w:rFonts w:hint="eastAsia" w:ascii="Times New Roman" w:hAnsi="Times New Roman" w:eastAsia="FangSong" w:cs="Times New Roman"/>
-        </w:rPr>
-        <w:t>化学</w:t>
-      </w:r>
-      <w:r>
-        <w:rPr>
-          <w:rFonts w:hint="eastAsia" w:ascii="Times New Roman" w:hAnsi="Times New Roman" w:eastAsia="Times New Roman" w:cs="Times New Roman"/>
-        </w:rPr>
-        <w:t>·</w:t>
-      </w:r>
-      <w:r>
-        <w:rPr>
-          <w:rFonts w:hint="eastAsia" w:ascii="Times New Roman" w:hAnsi="Times New Roman" w:eastAsia="FangSong" w:cs="Times New Roman"/>
-        </w:rPr>
-        <w:t>第</w:t>
-      </w:r>
-      <w:r>
-        <w:rPr>
-          <w:rFonts w:hint="eastAsia" w:ascii="Times New Roman" w:hAnsi="Times New Roman" w:eastAsia="Times New Roman" w:cs="Times New Roman"/>
-        </w:rPr>
-        <w:t>2</w:t>
-      </w:r>
-      <w:r>
-        <w:rPr>
-          <w:rFonts w:hint="eastAsia" w:ascii="Times New Roman" w:hAnsi="Times New Roman" w:eastAsia="FangSong" w:cs="Times New Roman"/>
-        </w:rPr>
-        <w:t>分册</w:t>
-      </w:r>
-      <w:r>
-        <w:rPr>
-          <w:rFonts w:hint="eastAsia" w:ascii="Times New Roman" w:hAnsi="Times New Roman" w:eastAsia="Times New Roman" w:cs="Times New Roman"/>
-        </w:rPr>
-        <w:t>·</w:t>
-      </w:r>
-      <w:r>
-        <w:rPr>
-          <w:rFonts w:hint="eastAsia" w:ascii="Times New Roman" w:hAnsi="Times New Roman" w:eastAsia="FangSong" w:cs="Times New Roman"/>
-        </w:rPr>
-        <w:t>第二讲</w:t>
-      </w:r>
-      <w:r>
-        <w:rPr>
-          <w:rFonts w:hint="eastAsia" w:ascii="Times New Roman" w:hAnsi="Times New Roman" w:eastAsia="Times New Roman" w:cs="Times New Roman"/>
-        </w:rPr>
-        <w:t>（</w:t>
-      </w:r>
-      <w:r>
-        <w:rPr>
-          <w:rFonts w:hint="eastAsia" w:ascii="Times New Roman" w:hAnsi="Times New Roman" w:eastAsia="FangSong" w:cs="Times New Roman"/>
-        </w:rPr>
-        <w:t>溶液和胶体</w:t>
-      </w:r>
-      <w:r>
-        <w:rPr>
-          <w:rFonts w:hint="eastAsia" w:ascii="Times New Roman" w:hAnsi="Times New Roman" w:eastAsia="Times New Roman" w:cs="Times New Roman"/>
-        </w:rPr>
-        <w:t>）</w:t>
       </w:r>
     </w:p>
     <w:p>
@@ -24373,10 +22743,8 @@
       <w:r>
         <w:rPr>
           <w:rFonts w:hint="eastAsia" w:ascii="Times New Roman" w:hAnsi="Times New Roman" w:eastAsia="FangSong" w:cs="Times New Roman"/>
-          <w:b/>
-          <w:bCs/>
-        </w:rPr>
-        <w:t xml:space="preserve">题源</w:t>
+        </w:rPr>
+        <w:t>来源</w:t>
       </w:r>
       <w:r>
         <w:rPr>
@@ -24388,139 +22756,7 @@
         <w:rPr>
           <w:rFonts w:hint="eastAsia" w:ascii="Times New Roman" w:hAnsi="Times New Roman" w:eastAsia="FangSong" w:cs="Times New Roman"/>
         </w:rPr>
-        <w:t>题</w:t>
-      </w:r>
-      <w:r>
-        <w:rPr>
-          <w:rFonts w:hint="eastAsia" w:ascii="Times New Roman" w:hAnsi="Times New Roman" w:eastAsia="Times New Roman" w:cs="Times New Roman"/>
-        </w:rPr>
-        <w:t>-053-</w:t>
-      </w:r>
-      <w:r>
-        <w:rPr>
-          <w:rFonts w:hint="eastAsia" w:ascii="Times New Roman" w:hAnsi="Times New Roman" w:eastAsia="FangSong" w:cs="Times New Roman"/>
-        </w:rPr>
-        <w:t>上海中学</w:t>
-      </w:r>
-      <w:r>
-        <w:rPr>
-          <w:rFonts w:hint="eastAsia" w:ascii="Times New Roman" w:hAnsi="Times New Roman" w:eastAsia="Times New Roman" w:cs="Times New Roman"/>
-        </w:rPr>
-        <w:t>-</w:t>
-      </w:r>
-      <w:r>
-        <w:rPr>
-          <w:rFonts w:hint="eastAsia" w:ascii="Times New Roman" w:hAnsi="Times New Roman" w:eastAsia="FangSong" w:cs="Times New Roman"/>
-        </w:rPr>
-        <w:t>溶液和胶体</w:t>
-      </w:r>
-      <w:r>
-        <w:rPr>
-          <w:rFonts w:hint="eastAsia" w:ascii="Times New Roman" w:hAnsi="Times New Roman" w:eastAsia="Times New Roman" w:cs="Times New Roman"/>
-        </w:rPr>
-        <w:t>-</w:t>
-      </w:r>
-      <w:r>
-        <w:rPr>
-          <w:rFonts w:hint="eastAsia" w:ascii="Times New Roman" w:hAnsi="Times New Roman" w:eastAsia="FangSong" w:cs="Times New Roman"/>
-        </w:rPr>
-        <w:t>习题</w:t>
-      </w:r>
-      <w:r>
-        <w:rPr>
-          <w:rFonts w:hint="eastAsia" w:ascii="Times New Roman" w:hAnsi="Times New Roman" w:eastAsia="Times New Roman" w:cs="Times New Roman"/>
-        </w:rPr>
-        <w:t>9</w:t>
-      </w:r>
-      <w:r>
-        <w:rPr>
-          <w:rFonts w:ascii="Times New Roman" w:hAnsi="Times New Roman" w:eastAsia="Times New Roman" w:cs="Times New Roman"/>
-        </w:rPr>
-        <w:t xml:space="preserve"> </w:t>
-      </w:r>
-      <w:r>
-        <w:rPr>
-          <w:rFonts w:hint="eastAsia" w:ascii="Times New Roman" w:hAnsi="Times New Roman" w:eastAsia="Times New Roman" w:cs="Times New Roman"/>
-        </w:rPr>
-        <w:t xml:space="preserve">｜</w:t>
-      </w:r>
-      <w:r>
-        <w:rPr>
-          <w:rFonts w:ascii="Times New Roman" w:hAnsi="Times New Roman" w:eastAsia="Times New Roman" w:cs="Times New Roman"/>
-        </w:rPr>
-        <w:t xml:space="preserve"> </w:t>
-      </w:r>
-      <w:r>
-        <w:rPr>
-          <w:rFonts w:hint="eastAsia" w:ascii="Times New Roman" w:hAnsi="Times New Roman" w:eastAsia="FangSong" w:cs="Times New Roman"/>
-        </w:rPr>
         <w:t>上海中学竞赛课程</w:t>
-      </w:r>
-      <w:r>
-        <w:rPr>
-          <w:rFonts w:hint="eastAsia" w:ascii="Times New Roman" w:hAnsi="Times New Roman" w:eastAsia="Times New Roman" w:cs="Times New Roman"/>
-        </w:rPr>
-        <w:t>·</w:t>
-      </w:r>
-      <w:r>
-        <w:rPr>
-          <w:rFonts w:hint="eastAsia" w:ascii="Times New Roman" w:hAnsi="Times New Roman" w:eastAsia="FangSong" w:cs="Times New Roman"/>
-        </w:rPr>
-        <w:t>化学</w:t>
-      </w:r>
-      <w:r>
-        <w:rPr>
-          <w:rFonts w:hint="eastAsia" w:ascii="Times New Roman" w:hAnsi="Times New Roman" w:eastAsia="Times New Roman" w:cs="Times New Roman"/>
-        </w:rPr>
-        <w:t>·</w:t>
-      </w:r>
-      <w:r>
-        <w:rPr>
-          <w:rFonts w:hint="eastAsia" w:ascii="Times New Roman" w:hAnsi="Times New Roman" w:eastAsia="FangSong" w:cs="Times New Roman"/>
-        </w:rPr>
-        <w:t>第</w:t>
-      </w:r>
-      <w:r>
-        <w:rPr>
-          <w:rFonts w:hint="eastAsia" w:ascii="Times New Roman" w:hAnsi="Times New Roman" w:eastAsia="Times New Roman" w:cs="Times New Roman"/>
-        </w:rPr>
-        <w:t>2</w:t>
-      </w:r>
-      <w:r>
-        <w:rPr>
-          <w:rFonts w:hint="eastAsia" w:ascii="Times New Roman" w:hAnsi="Times New Roman" w:eastAsia="FangSong" w:cs="Times New Roman"/>
-        </w:rPr>
-        <w:t>分册</w:t>
-      </w:r>
-      <w:r>
-        <w:rPr>
-          <w:rFonts w:hint="eastAsia" w:ascii="Times New Roman" w:hAnsi="Times New Roman" w:eastAsia="Times New Roman" w:cs="Times New Roman"/>
-        </w:rPr>
-        <w:t>·</w:t>
-      </w:r>
-      <w:r>
-        <w:rPr>
-          <w:rFonts w:hint="eastAsia" w:ascii="Times New Roman" w:hAnsi="Times New Roman" w:eastAsia="FangSong" w:cs="Times New Roman"/>
-        </w:rPr>
-        <w:t>第二讲</w:t>
-      </w:r>
-      <w:r>
-        <w:rPr>
-          <w:rFonts w:hint="eastAsia" w:ascii="Times New Roman" w:hAnsi="Times New Roman" w:eastAsia="Times New Roman" w:cs="Times New Roman"/>
-        </w:rPr>
-        <w:t>（</w:t>
-      </w:r>
-      <w:r>
-        <w:rPr>
-          <w:rFonts w:hint="eastAsia" w:ascii="Times New Roman" w:hAnsi="Times New Roman" w:eastAsia="FangSong" w:cs="Times New Roman"/>
-        </w:rPr>
-        <w:t>溶液和胶体</w:t>
-      </w:r>
-      <w:r>
-        <w:rPr>
-          <w:rFonts w:hint="eastAsia" w:ascii="Times New Roman" w:hAnsi="Times New Roman" w:eastAsia="Times New Roman" w:cs="Times New Roman"/>
-        </w:rPr>
-        <w:t>）</w:t>
       </w:r>
     </w:p>
     <w:p>
@@ -24824,10 +23060,8 @@
       <w:r>
         <w:rPr>
           <w:rFonts w:hint="eastAsia" w:ascii="Times New Roman" w:hAnsi="Times New Roman" w:eastAsia="FangSong" w:cs="Times New Roman"/>
-          <w:b/>
-          <w:bCs/>
-        </w:rPr>
-        <w:t xml:space="preserve">题源</w:t>
+        </w:rPr>
+        <w:t>来源</w:t>
       </w:r>
       <w:r>
         <w:rPr>
@@ -24839,139 +23073,7 @@
         <w:rPr>
           <w:rFonts w:hint="eastAsia" w:ascii="Times New Roman" w:hAnsi="Times New Roman" w:eastAsia="FangSong" w:cs="Times New Roman"/>
         </w:rPr>
-        <w:t>题</w:t>
-      </w:r>
-      <w:r>
-        <w:rPr>
-          <w:rFonts w:hint="eastAsia" w:ascii="Times New Roman" w:hAnsi="Times New Roman" w:eastAsia="Times New Roman" w:cs="Times New Roman"/>
-        </w:rPr>
-        <w:t>-053-</w:t>
-      </w:r>
-      <w:r>
-        <w:rPr>
-          <w:rFonts w:hint="eastAsia" w:ascii="Times New Roman" w:hAnsi="Times New Roman" w:eastAsia="FangSong" w:cs="Times New Roman"/>
-        </w:rPr>
-        <w:t>上海中学</w:t>
-      </w:r>
-      <w:r>
-        <w:rPr>
-          <w:rFonts w:hint="eastAsia" w:ascii="Times New Roman" w:hAnsi="Times New Roman" w:eastAsia="Times New Roman" w:cs="Times New Roman"/>
-        </w:rPr>
-        <w:t>-</w:t>
-      </w:r>
-      <w:r>
-        <w:rPr>
-          <w:rFonts w:hint="eastAsia" w:ascii="Times New Roman" w:hAnsi="Times New Roman" w:eastAsia="FangSong" w:cs="Times New Roman"/>
-        </w:rPr>
-        <w:t>溶液和胶体</w:t>
-      </w:r>
-      <w:r>
-        <w:rPr>
-          <w:rFonts w:hint="eastAsia" w:ascii="Times New Roman" w:hAnsi="Times New Roman" w:eastAsia="Times New Roman" w:cs="Times New Roman"/>
-        </w:rPr>
-        <w:t>-</w:t>
-      </w:r>
-      <w:r>
-        <w:rPr>
-          <w:rFonts w:hint="eastAsia" w:ascii="Times New Roman" w:hAnsi="Times New Roman" w:eastAsia="FangSong" w:cs="Times New Roman"/>
-        </w:rPr>
-        <w:t>习题</w:t>
-      </w:r>
-      <w:r>
-        <w:rPr>
-          <w:rFonts w:hint="eastAsia" w:ascii="Times New Roman" w:hAnsi="Times New Roman" w:eastAsia="Times New Roman" w:cs="Times New Roman"/>
-        </w:rPr>
-        <w:t>4</w:t>
-      </w:r>
-      <w:r>
-        <w:rPr>
-          <w:rFonts w:ascii="Times New Roman" w:hAnsi="Times New Roman" w:eastAsia="Times New Roman" w:cs="Times New Roman"/>
-        </w:rPr>
-        <w:t xml:space="preserve"> </w:t>
-      </w:r>
-      <w:r>
-        <w:rPr>
-          <w:rFonts w:hint="eastAsia" w:ascii="Times New Roman" w:hAnsi="Times New Roman" w:eastAsia="Times New Roman" w:cs="Times New Roman"/>
-        </w:rPr>
-        <w:t xml:space="preserve">｜</w:t>
-      </w:r>
-      <w:r>
-        <w:rPr>
-          <w:rFonts w:ascii="Times New Roman" w:hAnsi="Times New Roman" w:eastAsia="Times New Roman" w:cs="Times New Roman"/>
-        </w:rPr>
-        <w:t xml:space="preserve"> </w:t>
-      </w:r>
-      <w:r>
-        <w:rPr>
-          <w:rFonts w:hint="eastAsia" w:ascii="Times New Roman" w:hAnsi="Times New Roman" w:eastAsia="FangSong" w:cs="Times New Roman"/>
-        </w:rPr>
         <w:t>上海中学竞赛课程</w:t>
-      </w:r>
-      <w:r>
-        <w:rPr>
-          <w:rFonts w:hint="eastAsia" w:ascii="Times New Roman" w:hAnsi="Times New Roman" w:eastAsia="Times New Roman" w:cs="Times New Roman"/>
-        </w:rPr>
-        <w:t>·</w:t>
-      </w:r>
-      <w:r>
-        <w:rPr>
-          <w:rFonts w:hint="eastAsia" w:ascii="Times New Roman" w:hAnsi="Times New Roman" w:eastAsia="FangSong" w:cs="Times New Roman"/>
-        </w:rPr>
-        <w:t>化学</w:t>
-      </w:r>
-      <w:r>
-        <w:rPr>
-          <w:rFonts w:hint="eastAsia" w:ascii="Times New Roman" w:hAnsi="Times New Roman" w:eastAsia="Times New Roman" w:cs="Times New Roman"/>
-        </w:rPr>
-        <w:t>·</w:t>
-      </w:r>
-      <w:r>
-        <w:rPr>
-          <w:rFonts w:hint="eastAsia" w:ascii="Times New Roman" w:hAnsi="Times New Roman" w:eastAsia="FangSong" w:cs="Times New Roman"/>
-        </w:rPr>
-        <w:t>第</w:t>
-      </w:r>
-      <w:r>
-        <w:rPr>
-          <w:rFonts w:hint="eastAsia" w:ascii="Times New Roman" w:hAnsi="Times New Roman" w:eastAsia="Times New Roman" w:cs="Times New Roman"/>
-        </w:rPr>
-        <w:t>2</w:t>
-      </w:r>
-      <w:r>
-        <w:rPr>
-          <w:rFonts w:hint="eastAsia" w:ascii="Times New Roman" w:hAnsi="Times New Roman" w:eastAsia="FangSong" w:cs="Times New Roman"/>
-        </w:rPr>
-        <w:t>分册</w:t>
-      </w:r>
-      <w:r>
-        <w:rPr>
-          <w:rFonts w:hint="eastAsia" w:ascii="Times New Roman" w:hAnsi="Times New Roman" w:eastAsia="Times New Roman" w:cs="Times New Roman"/>
-        </w:rPr>
-        <w:t>·</w:t>
-      </w:r>
-      <w:r>
-        <w:rPr>
-          <w:rFonts w:hint="eastAsia" w:ascii="Times New Roman" w:hAnsi="Times New Roman" w:eastAsia="FangSong" w:cs="Times New Roman"/>
-        </w:rPr>
-        <w:t>第二讲</w:t>
-      </w:r>
-      <w:r>
-        <w:rPr>
-          <w:rFonts w:hint="eastAsia" w:ascii="Times New Roman" w:hAnsi="Times New Roman" w:eastAsia="Times New Roman" w:cs="Times New Roman"/>
-        </w:rPr>
-        <w:t>（</w:t>
-      </w:r>
-      <w:r>
-        <w:rPr>
-          <w:rFonts w:hint="eastAsia" w:ascii="Times New Roman" w:hAnsi="Times New Roman" w:eastAsia="FangSong" w:cs="Times New Roman"/>
-        </w:rPr>
-        <w:t>溶液和胶体</w:t>
-      </w:r>
-      <w:r>
-        <w:rPr>
-          <w:rFonts w:hint="eastAsia" w:ascii="Times New Roman" w:hAnsi="Times New Roman" w:eastAsia="Times New Roman" w:cs="Times New Roman"/>
-        </w:rPr>
-        <w:t>）</w:t>
       </w:r>
     </w:p>
     <w:p>
@@ -25382,10 +23484,8 @@
       <w:r>
         <w:rPr>
           <w:rFonts w:hint="eastAsia" w:ascii="Times New Roman" w:hAnsi="Times New Roman" w:eastAsia="FangSong" w:cs="Times New Roman"/>
-          <w:b/>
-          <w:bCs/>
-        </w:rPr>
-        <w:t xml:space="preserve">题源</w:t>
+        </w:rPr>
+        <w:t>来源</w:t>
       </w:r>
       <w:r>
         <w:rPr>
@@ -25397,42 +23497,6 @@
         <w:rPr>
           <w:rFonts w:hint="eastAsia" w:ascii="Times New Roman" w:hAnsi="Times New Roman" w:eastAsia="FangSong" w:cs="Times New Roman"/>
         </w:rPr>
-        <w:t>题</w:t>
-      </w:r>
-      <w:r>
-        <w:rPr>
-          <w:rFonts w:hint="eastAsia" w:ascii="Times New Roman" w:hAnsi="Times New Roman" w:eastAsia="Times New Roman" w:cs="Times New Roman"/>
-        </w:rPr>
-        <w:t>-029-1-</w:t>
-      </w:r>
-      <w:r>
-        <w:rPr>
-          <w:rFonts w:hint="eastAsia" w:ascii="Times New Roman" w:hAnsi="Times New Roman" w:eastAsia="FangSong" w:cs="Times New Roman"/>
-        </w:rPr>
-        <w:t>铬酸铅沉淀方程式</w:t>
-      </w:r>
-      <w:r>
-        <w:rPr>
-          <w:rFonts w:ascii="Times New Roman" w:hAnsi="Times New Roman" w:eastAsia="Times New Roman" w:cs="Times New Roman"/>
-        </w:rPr>
-        <w:t xml:space="preserve"> </w:t>
-      </w:r>
-      <w:r>
-        <w:rPr>
-          <w:rFonts w:hint="eastAsia" w:ascii="Times New Roman" w:hAnsi="Times New Roman" w:eastAsia="Times New Roman" w:cs="Times New Roman"/>
-        </w:rPr>
-        <w:t xml:space="preserve">｜</w:t>
-      </w:r>
-      <w:r>
-        <w:rPr>
-          <w:rFonts w:ascii="Times New Roman" w:hAnsi="Times New Roman" w:eastAsia="Times New Roman" w:cs="Times New Roman"/>
-        </w:rPr>
-        <w:t xml:space="preserve"> </w:t>
-      </w:r>
-      <w:r>
-        <w:rPr>
-          <w:rFonts w:hint="eastAsia" w:ascii="Times New Roman" w:hAnsi="Times New Roman" w:eastAsia="FangSong" w:cs="Times New Roman"/>
-        </w:rPr>
         <w:t>第</w:t>
       </w:r>
       <w:r>
@@ -25445,55 +23509,7 @@
         <w:rPr>
           <w:rFonts w:hint="eastAsia" w:ascii="Times New Roman" w:hAnsi="Times New Roman" w:eastAsia="FangSong" w:cs="Times New Roman"/>
         </w:rPr>
-        <w:t>届中国化学奥林匹克</w:t>
-      </w:r>
-      <w:r>
-        <w:rPr>
-          <w:rFonts w:hint="eastAsia" w:ascii="Times New Roman" w:hAnsi="Times New Roman" w:eastAsia="Times New Roman" w:cs="Times New Roman"/>
-        </w:rPr>
-        <w:t>（</w:t>
-      </w:r>
-      <w:r>
-        <w:rPr>
-          <w:rFonts w:hint="eastAsia" w:ascii="Times New Roman" w:hAnsi="Times New Roman" w:eastAsia="FangSong" w:cs="Times New Roman"/>
-        </w:rPr>
-        <w:t>初赛</w:t>
-      </w:r>
-      <w:r>
-        <w:rPr>
-          <w:rFonts w:hint="eastAsia" w:ascii="Times New Roman" w:hAnsi="Times New Roman" w:eastAsia="Times New Roman" w:cs="Times New Roman"/>
-        </w:rPr>
-        <w:t>）</w:t>
-      </w:r>
-      <w:r>
-        <w:rPr>
-          <w:rFonts w:hint="eastAsia" w:ascii="Times New Roman" w:hAnsi="Times New Roman" w:eastAsia="FangSong" w:cs="Times New Roman"/>
-        </w:rPr>
-        <w:t>第</w:t>
-      </w:r>
-      <w:r>
-        <w:rPr>
-          <w:rFonts w:hint="eastAsia" w:ascii="Times New Roman" w:hAnsi="Times New Roman" w:eastAsia="Times New Roman" w:cs="Times New Roman"/>
-        </w:rPr>
-        <w:t>1</w:t>
-      </w:r>
-      <w:r>
-        <w:rPr>
-          <w:rFonts w:hint="eastAsia" w:ascii="Times New Roman" w:hAnsi="Times New Roman" w:eastAsia="FangSong" w:cs="Times New Roman"/>
-        </w:rPr>
-        <w:t>题第</w:t>
-      </w:r>
-      <w:r>
-        <w:rPr>
-          <w:rFonts w:hint="eastAsia" w:ascii="Times New Roman" w:hAnsi="Times New Roman" w:eastAsia="Times New Roman" w:cs="Times New Roman"/>
-        </w:rPr>
-        <w:t>(1-1)</w:t>
-      </w:r>
-      <w:r>
-        <w:rPr>
-          <w:rFonts w:hint="eastAsia" w:ascii="Times New Roman" w:hAnsi="Times New Roman" w:eastAsia="FangSong" w:cs="Times New Roman"/>
-        </w:rPr>
-        <w:t>小问</w:t>
+        <w:t>届初赛</w:t>
       </w:r>
     </w:p>
     <w:bookmarkEnd w:id="74"/>
@@ -26459,82 +24475,14 @@
       <w:r>
         <w:rPr>
           <w:rFonts w:hint="eastAsia" w:ascii="Times New Roman" w:hAnsi="Times New Roman" w:eastAsia="FangSong" w:cs="Times New Roman"/>
-          <w:b/>
-          <w:bCs/>
-        </w:rPr>
-        <w:t xml:space="preserve">题源</w:t>
+        </w:rPr>
+        <w:t>来源</w:t>
       </w:r>
       <w:r>
         <w:rPr>
           <w:rFonts w:hint="eastAsia" w:ascii="Times New Roman" w:hAnsi="Times New Roman" w:eastAsia="Times New Roman" w:cs="Times New Roman"/>
         </w:rPr>
         <w:t>：</w:t>
-      </w:r>
-      <w:r>
-        <w:rPr>
-          <w:rFonts w:hint="eastAsia" w:ascii="Times New Roman" w:hAnsi="Times New Roman" w:eastAsia="FangSong" w:cs="Times New Roman"/>
-        </w:rPr>
-        <w:t>题</w:t>
-      </w:r>
-      <w:r>
-        <w:rPr>
-          <w:rFonts w:hint="eastAsia" w:ascii="Times New Roman" w:hAnsi="Times New Roman" w:eastAsia="Times New Roman" w:cs="Times New Roman"/>
-        </w:rPr>
-        <w:t>-</w:t>
-      </w:r>
-      <w:r>
-        <w:rPr>
-          <w:rFonts w:hint="eastAsia" w:ascii="Times New Roman" w:hAnsi="Times New Roman" w:eastAsia="FangSong" w:cs="Times New Roman"/>
-        </w:rPr>
-        <w:t>元钛</w:t>
-      </w:r>
-      <w:r>
-        <w:rPr>
-          <w:rFonts w:hint="eastAsia" w:ascii="Times New Roman" w:hAnsi="Times New Roman" w:eastAsia="Times New Roman" w:cs="Times New Roman"/>
-        </w:rPr>
-        <w:t>-03-Cr</w:t>
-      </w:r>
-      <w:r>
-        <w:rPr>
-          <w:rFonts w:hint="eastAsia" w:ascii="Times New Roman" w:hAnsi="Times New Roman" w:eastAsia="FangSong" w:cs="Times New Roman"/>
-        </w:rPr>
-        <w:t>互变</w:t>
-      </w:r>
-      <w:r>
-        <w:rPr>
-          <w:rFonts w:hint="eastAsia" w:ascii="Times New Roman" w:hAnsi="Times New Roman" w:eastAsia="Times New Roman" w:cs="Times New Roman"/>
-        </w:rPr>
-        <w:t>KMnO4</w:t>
-      </w:r>
-      <w:r>
-        <w:rPr>
-          <w:rFonts w:hint="eastAsia" w:ascii="Times New Roman" w:hAnsi="Times New Roman" w:eastAsia="FangSong" w:cs="Times New Roman"/>
-        </w:rPr>
-        <w:t>三</w:t>
-      </w:r>
-      <w:r>
-        <w:rPr>
-          <w:rFonts w:hint="eastAsia" w:ascii="Times New Roman" w:hAnsi="Times New Roman" w:eastAsia="Times New Roman" w:cs="Times New Roman"/>
-        </w:rPr>
-        <w:t>pH</w:t>
-      </w:r>
-      <w:r>
-        <w:rPr>
-          <w:rFonts w:ascii="Times New Roman" w:hAnsi="Times New Roman" w:eastAsia="Times New Roman" w:cs="Times New Roman"/>
-        </w:rPr>
-        <w:t xml:space="preserve"> </w:t>
-      </w:r>
-      <w:r>
-        <w:rPr>
-          <w:rFonts w:hint="eastAsia" w:ascii="Times New Roman" w:hAnsi="Times New Roman" w:eastAsia="Times New Roman" w:cs="Times New Roman"/>
-        </w:rPr>
-        <w:t xml:space="preserve">｜</w:t>
-      </w:r>
-      <w:r>
-        <w:rPr>
-          <w:rFonts w:ascii="Times New Roman" w:hAnsi="Times New Roman" w:eastAsia="Times New Roman" w:cs="Times New Roman"/>
-        </w:rPr>
-        <w:t xml:space="preserve"> </w:t>
       </w:r>
       <w:r>
         <w:rPr>
@@ -27022,58 +24970,14 @@
       <w:r>
         <w:rPr>
           <w:rFonts w:hint="eastAsia" w:ascii="Times New Roman" w:hAnsi="Times New Roman" w:eastAsia="FangSong" w:cs="Times New Roman"/>
-          <w:b/>
-          <w:bCs/>
-        </w:rPr>
-        <w:t xml:space="preserve">题源</w:t>
-      </w:r>
-      <w:r>
-        <w:rPr>
-          <w:rFonts w:hint="eastAsia" w:ascii="Times New Roman" w:hAnsi="Times New Roman" w:eastAsia="Times New Roman" w:cs="Times New Roman"/>
-        </w:rPr>
-        <w:t>：</w:t>
-      </w:r>
-      <w:r>
-        <w:rPr>
-          <w:rFonts w:hint="eastAsia" w:ascii="Times New Roman" w:hAnsi="Times New Roman" w:eastAsia="FangSong" w:cs="Times New Roman"/>
-        </w:rPr>
-        <w:t>例</w:t>
-      </w:r>
-      <w:r>
-        <w:rPr>
-          <w:rFonts w:hint="eastAsia" w:ascii="Times New Roman" w:hAnsi="Times New Roman" w:eastAsia="Times New Roman" w:cs="Times New Roman"/>
-        </w:rPr>
-        <w:t>18.3-Xe</w:t>
-      </w:r>
-      <w:r>
-        <w:rPr>
-          <w:rFonts w:hint="eastAsia" w:ascii="Times New Roman" w:hAnsi="Times New Roman" w:eastAsia="FangSong" w:cs="Times New Roman"/>
-        </w:rPr>
-        <w:t>化合物推断与反应方程式</w:t>
-      </w:r>
-      <w:r>
-        <w:rPr>
-          <w:rFonts w:ascii="Times New Roman" w:hAnsi="Times New Roman" w:eastAsia="Times New Roman" w:cs="Times New Roman"/>
-        </w:rPr>
-        <w:t xml:space="preserve"> </w:t>
-      </w:r>
-      <w:r>
-        <w:rPr>
-          <w:rFonts w:hint="eastAsia" w:ascii="Times New Roman" w:hAnsi="Times New Roman" w:eastAsia="Times New Roman" w:cs="Times New Roman"/>
-        </w:rPr>
-        <w:t xml:space="preserve">｜</w:t>
-      </w:r>
-      <w:r>
-        <w:rPr>
-          <w:rFonts w:ascii="Times New Roman" w:hAnsi="Times New Roman" w:eastAsia="Times New Roman" w:cs="Times New Roman"/>
-        </w:rPr>
-        <w:t xml:space="preserve"> </w:t>
-      </w:r>
-      <w:r>
-        <w:rPr>
-          <w:rFonts w:hint="eastAsia" w:ascii="Times New Roman" w:hAnsi="Times New Roman" w:eastAsia="Times New Roman" w:cs="Times New Roman"/>
-        </w:rPr>
-        <w:t>《</w:t>
+        </w:rPr>
+        <w:t>来源</w:t>
+      </w:r>
+      <w:r>
+        <w:rPr>
+          <w:rFonts w:hint="eastAsia" w:ascii="Times New Roman" w:hAnsi="Times New Roman" w:eastAsia="Times New Roman" w:cs="Times New Roman"/>
+        </w:rPr>
+        <w:t>：《</w:t>
       </w:r>
       <w:r>
         <w:rPr>
@@ -27098,24 +25002,6 @@
           <w:rFonts w:hint="eastAsia" w:ascii="Times New Roman" w:hAnsi="Times New Roman" w:eastAsia="Times New Roman" w:cs="Times New Roman"/>
         </w:rPr>
         <w:t>》</w:t>
-      </w:r>
-      <w:r>
-        <w:rPr>
-          <w:rFonts w:hint="eastAsia" w:ascii="Times New Roman" w:hAnsi="Times New Roman" w:eastAsia="FangSong" w:cs="Times New Roman"/>
-        </w:rPr>
-        <w:t>第</w:t>
-      </w:r>
-      <w:r>
-        <w:rPr>
-          <w:rFonts w:hint="eastAsia" w:ascii="Times New Roman" w:hAnsi="Times New Roman" w:eastAsia="Times New Roman" w:cs="Times New Roman"/>
-        </w:rPr>
-        <w:t>4</w:t>
-      </w:r>
-      <w:r>
-        <w:rPr>
-          <w:rFonts w:hint="eastAsia" w:ascii="Times New Roman" w:hAnsi="Times New Roman" w:eastAsia="FangSong" w:cs="Times New Roman"/>
-        </w:rPr>
-        <w:t>版</w:t>
       </w:r>
     </w:p>
     <w:p>
@@ -27370,10 +25256,8 @@
       <w:r>
         <w:rPr>
           <w:rFonts w:hint="eastAsia" w:ascii="Times New Roman" w:hAnsi="Times New Roman" w:eastAsia="FangSong" w:cs="Times New Roman"/>
-          <w:b/>
-          <w:bCs/>
-        </w:rPr>
-        <w:t xml:space="preserve">题源</w:t>
+        </w:rPr>
+        <w:t>来源</w:t>
       </w:r>
       <w:r>
         <w:rPr>
@@ -27385,42 +25269,6 @@
         <w:rPr>
           <w:rFonts w:hint="eastAsia" w:ascii="Times New Roman" w:hAnsi="Times New Roman" w:eastAsia="FangSong" w:cs="Times New Roman"/>
         </w:rPr>
-        <w:t>题</w:t>
-      </w:r>
-      <w:r>
-        <w:rPr>
-          <w:rFonts w:hint="eastAsia" w:ascii="Times New Roman" w:hAnsi="Times New Roman" w:eastAsia="Times New Roman" w:cs="Times New Roman"/>
-        </w:rPr>
-        <w:t>-027-6-</w:t>
-      </w:r>
-      <w:r>
-        <w:rPr>
-          <w:rFonts w:hint="eastAsia" w:ascii="Times New Roman" w:hAnsi="Times New Roman" w:eastAsia="FangSong" w:cs="Times New Roman"/>
-        </w:rPr>
-        <w:t>离子鉴别方案设计</w:t>
-      </w:r>
-      <w:r>
-        <w:rPr>
-          <w:rFonts w:ascii="Times New Roman" w:hAnsi="Times New Roman" w:eastAsia="Times New Roman" w:cs="Times New Roman"/>
-        </w:rPr>
-        <w:t xml:space="preserve"> </w:t>
-      </w:r>
-      <w:r>
-        <w:rPr>
-          <w:rFonts w:hint="eastAsia" w:ascii="Times New Roman" w:hAnsi="Times New Roman" w:eastAsia="Times New Roman" w:cs="Times New Roman"/>
-        </w:rPr>
-        <w:t xml:space="preserve">｜</w:t>
-      </w:r>
-      <w:r>
-        <w:rPr>
-          <w:rFonts w:ascii="Times New Roman" w:hAnsi="Times New Roman" w:eastAsia="Times New Roman" w:cs="Times New Roman"/>
-        </w:rPr>
-        <w:t xml:space="preserve"> </w:t>
-      </w:r>
-      <w:r>
-        <w:rPr>
-          <w:rFonts w:hint="eastAsia" w:ascii="Times New Roman" w:hAnsi="Times New Roman" w:eastAsia="FangSong" w:cs="Times New Roman"/>
-        </w:rPr>
         <w:t>第</w:t>
       </w:r>
       <w:r>
@@ -27433,61 +25281,7 @@
         <w:rPr>
           <w:rFonts w:hint="eastAsia" w:ascii="Times New Roman" w:hAnsi="Times New Roman" w:eastAsia="FangSong" w:cs="Times New Roman"/>
         </w:rPr>
-        <w:t>届中国化学奥林匹克</w:t>
-      </w:r>
-      <w:r>
-        <w:rPr>
-          <w:rFonts w:hint="eastAsia" w:ascii="Times New Roman" w:hAnsi="Times New Roman" w:eastAsia="Times New Roman" w:cs="Times New Roman"/>
-        </w:rPr>
-        <w:t>（</w:t>
-      </w:r>
-      <w:r>
-        <w:rPr>
-          <w:rFonts w:hint="eastAsia" w:ascii="Times New Roman" w:hAnsi="Times New Roman" w:eastAsia="FangSong" w:cs="Times New Roman"/>
-        </w:rPr>
-        <w:t>初赛</w:t>
-      </w:r>
-      <w:r>
-        <w:rPr>
-          <w:rFonts w:hint="eastAsia" w:ascii="Times New Roman" w:hAnsi="Times New Roman" w:eastAsia="Times New Roman" w:cs="Times New Roman"/>
-        </w:rPr>
-        <w:t>）</w:t>
-      </w:r>
-      <w:r>
-        <w:rPr>
-          <w:rFonts w:hint="eastAsia" w:ascii="Times New Roman" w:hAnsi="Times New Roman" w:eastAsia="FangSong" w:cs="Times New Roman"/>
-        </w:rPr>
-        <w:t>第</w:t>
-      </w:r>
-      <w:r>
-        <w:rPr>
-          <w:rFonts w:hint="eastAsia" w:ascii="Times New Roman" w:hAnsi="Times New Roman" w:eastAsia="Times New Roman" w:cs="Times New Roman"/>
-        </w:rPr>
-        <w:t>6</w:t>
-      </w:r>
-      <w:r>
-        <w:rPr>
-          <w:rFonts w:hint="eastAsia" w:ascii="Times New Roman" w:hAnsi="Times New Roman" w:eastAsia="FangSong" w:cs="Times New Roman"/>
-        </w:rPr>
-        <w:t>题</w:t>
-      </w:r>
-      <w:r>
-        <w:rPr>
-          <w:rFonts w:hint="eastAsia" w:ascii="Times New Roman" w:hAnsi="Times New Roman" w:eastAsia="Times New Roman" w:cs="Times New Roman"/>
-        </w:rPr>
-        <w:t>(10</w:t>
-      </w:r>
-      <w:r>
-        <w:rPr>
-          <w:rFonts w:hint="eastAsia" w:ascii="Times New Roman" w:hAnsi="Times New Roman" w:eastAsia="FangSong" w:cs="Times New Roman"/>
-        </w:rPr>
-        <w:t>分</w:t>
-      </w:r>
-      <w:r>
-        <w:rPr>
-          <w:rFonts w:hint="eastAsia" w:ascii="Times New Roman" w:hAnsi="Times New Roman" w:eastAsia="Times New Roman" w:cs="Times New Roman"/>
-        </w:rPr>
-        <w:t>)</w:t>
+        <w:t>届初赛</w:t>
       </w:r>
     </w:p>
     <w:p>
@@ -28022,34 +25816,14 @@
       <w:r>
         <w:rPr>
           <w:rFonts w:hint="eastAsia" w:ascii="Times New Roman" w:hAnsi="Times New Roman" w:eastAsia="FangSong" w:cs="Times New Roman"/>
-          <w:b/>
-          <w:bCs/>
-        </w:rPr>
-        <w:t xml:space="preserve">题源</w:t>
-      </w:r>
-      <w:r>
-        <w:rPr>
-          <w:rFonts w:hint="eastAsia" w:ascii="Times New Roman" w:hAnsi="Times New Roman" w:eastAsia="Times New Roman" w:cs="Times New Roman"/>
-        </w:rPr>
-        <w:t xml:space="preserve">：15-27</w:t>
-      </w:r>
-      <w:r>
-        <w:rPr>
-          <w:rFonts w:ascii="Times New Roman" w:hAnsi="Times New Roman" w:eastAsia="Times New Roman" w:cs="Times New Roman"/>
-        </w:rPr>
-        <w:t xml:space="preserve"> </w:t>
-      </w:r>
-      <w:r>
-        <w:rPr>
-          <w:rFonts w:hint="eastAsia" w:ascii="Times New Roman" w:hAnsi="Times New Roman" w:eastAsia="Times New Roman" w:cs="Times New Roman"/>
-        </w:rPr>
-        <w:t xml:space="preserve">｜</w:t>
-      </w:r>
-      <w:r>
-        <w:rPr>
-          <w:rFonts w:ascii="Times New Roman" w:hAnsi="Times New Roman" w:eastAsia="Times New Roman" w:cs="Times New Roman"/>
-        </w:rPr>
-        <w:t xml:space="preserve"> </w:t>
+        </w:rPr>
+        <w:t>来源</w:t>
+      </w:r>
+      <w:r>
+        <w:rPr>
+          <w:rFonts w:hint="eastAsia" w:ascii="Times New Roman" w:hAnsi="Times New Roman" w:eastAsia="Times New Roman" w:cs="Times New Roman"/>
+        </w:rPr>
+        <w:t>：</w:t>
       </w:r>
       <w:r>
         <w:rPr>
@@ -28092,24 +25866,6 @@
           <w:rFonts w:hint="eastAsia" w:ascii="Times New Roman" w:hAnsi="Times New Roman" w:eastAsia="FangSong" w:cs="Times New Roman"/>
         </w:rPr>
         <w:t>习题解析</w:t>
-      </w:r>
-      <w:r>
-        <w:rPr>
-          <w:rFonts w:hint="eastAsia" w:ascii="Times New Roman" w:hAnsi="Times New Roman" w:eastAsia="Times New Roman" w:cs="Times New Roman"/>
-        </w:rPr>
-        <w:t>（</w:t>
-      </w:r>
-      <w:r>
-        <w:rPr>
-          <w:rFonts w:hint="eastAsia" w:ascii="Times New Roman" w:hAnsi="Times New Roman" w:eastAsia="FangSong" w:cs="Times New Roman"/>
-        </w:rPr>
-        <w:t>忠实转录</w:t>
-      </w:r>
-      <w:r>
-        <w:rPr>
-          <w:rFonts w:hint="eastAsia" w:ascii="Times New Roman" w:hAnsi="Times New Roman" w:eastAsia="Times New Roman" w:cs="Times New Roman"/>
-        </w:rPr>
-        <w:t>）</w:t>
       </w:r>
     </w:p>
     <w:bookmarkEnd w:id="85"/>
@@ -28331,34 +26087,14 @@
       <w:r>
         <w:rPr>
           <w:rFonts w:hint="eastAsia" w:ascii="Times New Roman" w:hAnsi="Times New Roman" w:eastAsia="FangSong" w:cs="Times New Roman"/>
-          <w:b/>
-          <w:bCs/>
-        </w:rPr>
-        <w:t xml:space="preserve">题源</w:t>
-      </w:r>
-      <w:r>
-        <w:rPr>
-          <w:rFonts w:hint="eastAsia" w:ascii="Times New Roman" w:hAnsi="Times New Roman" w:eastAsia="Times New Roman" w:cs="Times New Roman"/>
-        </w:rPr>
-        <w:t xml:space="preserve">：15-14</w:t>
-      </w:r>
-      <w:r>
-        <w:rPr>
-          <w:rFonts w:ascii="Times New Roman" w:hAnsi="Times New Roman" w:eastAsia="Times New Roman" w:cs="Times New Roman"/>
-        </w:rPr>
-        <w:t xml:space="preserve"> </w:t>
-      </w:r>
-      <w:r>
-        <w:rPr>
-          <w:rFonts w:hint="eastAsia" w:ascii="Times New Roman" w:hAnsi="Times New Roman" w:eastAsia="Times New Roman" w:cs="Times New Roman"/>
-        </w:rPr>
-        <w:t xml:space="preserve">｜</w:t>
-      </w:r>
-      <w:r>
-        <w:rPr>
-          <w:rFonts w:ascii="Times New Roman" w:hAnsi="Times New Roman" w:eastAsia="Times New Roman" w:cs="Times New Roman"/>
-        </w:rPr>
-        <w:t xml:space="preserve"> </w:t>
+        </w:rPr>
+        <w:t>来源</w:t>
+      </w:r>
+      <w:r>
+        <w:rPr>
+          <w:rFonts w:hint="eastAsia" w:ascii="Times New Roman" w:hAnsi="Times New Roman" w:eastAsia="Times New Roman" w:cs="Times New Roman"/>
+        </w:rPr>
+        <w:t>：</w:t>
       </w:r>
       <w:r>
         <w:rPr>
@@ -29367,10 +27103,8 @@
       <w:r>
         <w:rPr>
           <w:rFonts w:hint="eastAsia" w:ascii="Times New Roman" w:hAnsi="Times New Roman" w:eastAsia="FangSong" w:cs="Times New Roman"/>
-          <w:b/>
-          <w:bCs/>
-        </w:rPr>
-        <w:t xml:space="preserve">题源</w:t>
+        </w:rPr>
+        <w:t>来源</w:t>
       </w:r>
       <w:r>
         <w:rPr>
@@ -29382,42 +27116,6 @@
         <w:rPr>
           <w:rFonts w:hint="eastAsia" w:ascii="Times New Roman" w:hAnsi="Times New Roman" w:eastAsia="FangSong" w:cs="Times New Roman"/>
         </w:rPr>
-        <w:t>题</w:t>
-      </w:r>
-      <w:r>
-        <w:rPr>
-          <w:rFonts w:hint="eastAsia" w:ascii="Times New Roman" w:hAnsi="Times New Roman" w:eastAsia="Times New Roman" w:cs="Times New Roman"/>
-        </w:rPr>
-        <w:t>-038-2-1-KMnO4</w:t>
-      </w:r>
-      <w:r>
-        <w:rPr>
-          <w:rFonts w:hint="eastAsia" w:ascii="Times New Roman" w:hAnsi="Times New Roman" w:eastAsia="FangSong" w:cs="Times New Roman"/>
-        </w:rPr>
-        <w:t>浓度测定计算</w:t>
-      </w:r>
-      <w:r>
-        <w:rPr>
-          <w:rFonts w:ascii="Times New Roman" w:hAnsi="Times New Roman" w:eastAsia="Times New Roman" w:cs="Times New Roman"/>
-        </w:rPr>
-        <w:t xml:space="preserve"> </w:t>
-      </w:r>
-      <w:r>
-        <w:rPr>
-          <w:rFonts w:hint="eastAsia" w:ascii="Times New Roman" w:hAnsi="Times New Roman" w:eastAsia="Times New Roman" w:cs="Times New Roman"/>
-        </w:rPr>
-        <w:t xml:space="preserve">｜</w:t>
-      </w:r>
-      <w:r>
-        <w:rPr>
-          <w:rFonts w:ascii="Times New Roman" w:hAnsi="Times New Roman" w:eastAsia="Times New Roman" w:cs="Times New Roman"/>
-        </w:rPr>
-        <w:t xml:space="preserve"> </w:t>
-      </w:r>
-      <w:r>
-        <w:rPr>
-          <w:rFonts w:hint="eastAsia" w:ascii="Times New Roman" w:hAnsi="Times New Roman" w:eastAsia="FangSong" w:cs="Times New Roman"/>
-        </w:rPr>
         <w:t>第</w:t>
       </w:r>
       <w:r>
@@ -29430,55 +27128,7 @@
         <w:rPr>
           <w:rFonts w:hint="eastAsia" w:ascii="Times New Roman" w:hAnsi="Times New Roman" w:eastAsia="FangSong" w:cs="Times New Roman"/>
         </w:rPr>
-        <w:t>届中国化学奥林匹克</w:t>
-      </w:r>
-      <w:r>
-        <w:rPr>
-          <w:rFonts w:hint="eastAsia" w:ascii="Times New Roman" w:hAnsi="Times New Roman" w:eastAsia="Times New Roman" w:cs="Times New Roman"/>
-        </w:rPr>
-        <w:t>（</w:t>
-      </w:r>
-      <w:r>
-        <w:rPr>
-          <w:rFonts w:hint="eastAsia" w:ascii="Times New Roman" w:hAnsi="Times New Roman" w:eastAsia="FangSong" w:cs="Times New Roman"/>
-        </w:rPr>
-        <w:t>初赛</w:t>
-      </w:r>
-      <w:r>
-        <w:rPr>
-          <w:rFonts w:hint="eastAsia" w:ascii="Times New Roman" w:hAnsi="Times New Roman" w:eastAsia="Times New Roman" w:cs="Times New Roman"/>
-        </w:rPr>
-        <w:t>）</w:t>
-      </w:r>
-      <w:r>
-        <w:rPr>
-          <w:rFonts w:hint="eastAsia" w:ascii="Times New Roman" w:hAnsi="Times New Roman" w:eastAsia="FangSong" w:cs="Times New Roman"/>
-        </w:rPr>
-        <w:t>第</w:t>
-      </w:r>
-      <w:r>
-        <w:rPr>
-          <w:rFonts w:hint="eastAsia" w:ascii="Times New Roman" w:hAnsi="Times New Roman" w:eastAsia="Times New Roman" w:cs="Times New Roman"/>
-        </w:rPr>
-        <w:t>2</w:t>
-      </w:r>
-      <w:r>
-        <w:rPr>
-          <w:rFonts w:hint="eastAsia" w:ascii="Times New Roman" w:hAnsi="Times New Roman" w:eastAsia="FangSong" w:cs="Times New Roman"/>
-        </w:rPr>
-        <w:t>题第</w:t>
-      </w:r>
-      <w:r>
-        <w:rPr>
-          <w:rFonts w:hint="eastAsia" w:ascii="Times New Roman" w:hAnsi="Times New Roman" w:eastAsia="Times New Roman" w:cs="Times New Roman"/>
-        </w:rPr>
-        <w:t>(2-1-1)</w:t>
-      </w:r>
-      <w:r>
-        <w:rPr>
-          <w:rFonts w:hint="eastAsia" w:ascii="Times New Roman" w:hAnsi="Times New Roman" w:eastAsia="FangSong" w:cs="Times New Roman"/>
-        </w:rPr>
-        <w:t>小问</w:t>
+        <w:t>届初赛</w:t>
       </w:r>
     </w:p>
     <w:bookmarkEnd w:id="90"/>
@@ -31329,94 +28979,14 @@
       <w:r>
         <w:rPr>
           <w:rFonts w:hint="eastAsia" w:ascii="Times New Roman" w:hAnsi="Times New Roman" w:eastAsia="FangSong" w:cs="Times New Roman"/>
-          <w:b/>
-          <w:bCs/>
-        </w:rPr>
-        <w:t xml:space="preserve">题源</w:t>
-      </w:r>
-      <w:r>
-        <w:rPr>
-          <w:rFonts w:hint="eastAsia" w:ascii="Times New Roman" w:hAnsi="Times New Roman" w:eastAsia="Times New Roman" w:cs="Times New Roman"/>
-        </w:rPr>
-        <w:t>：</w:t>
-      </w:r>
-      <w:r>
-        <w:rPr>
-          <w:rFonts w:hint="eastAsia" w:ascii="Times New Roman" w:hAnsi="Times New Roman" w:eastAsia="FangSong" w:cs="Times New Roman"/>
-        </w:rPr>
-        <w:t>题</w:t>
-      </w:r>
-      <w:r>
-        <w:rPr>
-          <w:rFonts w:hint="eastAsia" w:ascii="Times New Roman" w:hAnsi="Times New Roman" w:eastAsia="Times New Roman" w:cs="Times New Roman"/>
-        </w:rPr>
-        <w:t>-</w:t>
-      </w:r>
-      <w:r>
-        <w:rPr>
-          <w:rFonts w:hint="eastAsia" w:ascii="Times New Roman" w:hAnsi="Times New Roman" w:eastAsia="FangSong" w:cs="Times New Roman"/>
-        </w:rPr>
-        <w:t>赵鑫光</w:t>
-      </w:r>
-      <w:r>
-        <w:rPr>
-          <w:rFonts w:hint="eastAsia" w:ascii="Times New Roman" w:hAnsi="Times New Roman" w:eastAsia="Times New Roman" w:cs="Times New Roman"/>
-        </w:rPr>
-        <w:t>-</w:t>
-      </w:r>
-      <w:r>
-        <w:rPr>
-          <w:rFonts w:hint="eastAsia" w:ascii="Times New Roman" w:hAnsi="Times New Roman" w:eastAsia="FangSong" w:cs="Times New Roman"/>
-        </w:rPr>
-        <w:t>容量分析</w:t>
-      </w:r>
-      <w:r>
-        <w:rPr>
-          <w:rFonts w:hint="eastAsia" w:ascii="Times New Roman" w:hAnsi="Times New Roman" w:eastAsia="Times New Roman" w:cs="Times New Roman"/>
-        </w:rPr>
-        <w:t>-</w:t>
-      </w:r>
-      <w:r>
-        <w:rPr>
-          <w:rFonts w:hint="eastAsia" w:ascii="Times New Roman" w:hAnsi="Times New Roman" w:eastAsia="FangSong" w:cs="Times New Roman"/>
-        </w:rPr>
-        <w:t>习</w:t>
-      </w:r>
-      <w:r>
-        <w:rPr>
-          <w:rFonts w:hint="eastAsia" w:ascii="Times New Roman" w:hAnsi="Times New Roman" w:eastAsia="Times New Roman" w:cs="Times New Roman"/>
-        </w:rPr>
-        <w:t>2</w:t>
-      </w:r>
-      <w:r>
-        <w:rPr>
-          <w:rFonts w:ascii="Times New Roman" w:hAnsi="Times New Roman" w:eastAsia="Times New Roman" w:cs="Times New Roman"/>
-        </w:rPr>
-        <w:t xml:space="preserve"> </w:t>
-      </w:r>
-      <w:r>
-        <w:rPr>
-          <w:rFonts w:hint="eastAsia" w:ascii="Times New Roman" w:hAnsi="Times New Roman" w:eastAsia="Times New Roman" w:cs="Times New Roman"/>
-        </w:rPr>
-        <w:t xml:space="preserve">｜</w:t>
-      </w:r>
-      <w:r>
-        <w:rPr>
-          <w:rFonts w:ascii="Times New Roman" w:hAnsi="Times New Roman" w:eastAsia="Times New Roman" w:cs="Times New Roman"/>
-        </w:rPr>
-        <w:t xml:space="preserve"> </w:t>
-      </w:r>
-      <w:r>
-        <w:rPr>
-          <w:rFonts w:hint="eastAsia" w:ascii="Times New Roman" w:hAnsi="Times New Roman" w:eastAsia="FangSong" w:cs="Times New Roman"/>
-        </w:rPr>
-        <w:t>赵鑫光</w:t>
-      </w:r>
-      <w:r>
-        <w:rPr>
-          <w:rFonts w:hint="eastAsia" w:ascii="Times New Roman" w:hAnsi="Times New Roman" w:eastAsia="Times New Roman" w:cs="Times New Roman"/>
-        </w:rPr>
-        <w:t>《</w:t>
+        </w:rPr>
+        <w:t>来源</w:t>
+      </w:r>
+      <w:r>
+        <w:rPr>
+          <w:rFonts w:hint="eastAsia" w:ascii="Times New Roman" w:hAnsi="Times New Roman" w:eastAsia="Times New Roman" w:cs="Times New Roman"/>
+        </w:rPr>
+        <w:t>：《</w:t>
       </w:r>
       <w:r>
         <w:rPr>
@@ -31429,24 +28999,6 @@
           <w:rFonts w:hint="eastAsia" w:ascii="Times New Roman" w:hAnsi="Times New Roman" w:eastAsia="Times New Roman" w:cs="Times New Roman"/>
         </w:rPr>
         <w:t>》</w:t>
-      </w:r>
-      <w:r>
-        <w:rPr>
-          <w:rFonts w:hint="eastAsia" w:ascii="Times New Roman" w:hAnsi="Times New Roman" w:eastAsia="FangSong" w:cs="Times New Roman"/>
-        </w:rPr>
-        <w:t>第</w:t>
-      </w:r>
-      <w:r>
-        <w:rPr>
-          <w:rFonts w:hint="eastAsia" w:ascii="Times New Roman" w:hAnsi="Times New Roman" w:eastAsia="Times New Roman" w:cs="Times New Roman"/>
-        </w:rPr>
-        <w:t>9</w:t>
-      </w:r>
-      <w:r>
-        <w:rPr>
-          <w:rFonts w:hint="eastAsia" w:ascii="Times New Roman" w:hAnsi="Times New Roman" w:eastAsia="FangSong" w:cs="Times New Roman"/>
-        </w:rPr>
-        <w:t>章</w:t>
       </w:r>
     </w:p>
     <w:p>
@@ -31974,94 +29526,14 @@
       <w:r>
         <w:rPr>
           <w:rFonts w:hint="eastAsia" w:ascii="Times New Roman" w:hAnsi="Times New Roman" w:eastAsia="FangSong" w:cs="Times New Roman"/>
-          <w:b/>
-          <w:bCs/>
-        </w:rPr>
-        <w:t xml:space="preserve">题源</w:t>
-      </w:r>
-      <w:r>
-        <w:rPr>
-          <w:rFonts w:hint="eastAsia" w:ascii="Times New Roman" w:hAnsi="Times New Roman" w:eastAsia="Times New Roman" w:cs="Times New Roman"/>
-        </w:rPr>
-        <w:t>：</w:t>
-      </w:r>
-      <w:r>
-        <w:rPr>
-          <w:rFonts w:hint="eastAsia" w:ascii="Times New Roman" w:hAnsi="Times New Roman" w:eastAsia="FangSong" w:cs="Times New Roman"/>
-        </w:rPr>
-        <w:t>题</w:t>
-      </w:r>
-      <w:r>
-        <w:rPr>
-          <w:rFonts w:hint="eastAsia" w:ascii="Times New Roman" w:hAnsi="Times New Roman" w:eastAsia="Times New Roman" w:cs="Times New Roman"/>
-        </w:rPr>
-        <w:t>-</w:t>
-      </w:r>
-      <w:r>
-        <w:rPr>
-          <w:rFonts w:hint="eastAsia" w:ascii="Times New Roman" w:hAnsi="Times New Roman" w:eastAsia="FangSong" w:cs="Times New Roman"/>
-        </w:rPr>
-        <w:t>赵鑫光</w:t>
-      </w:r>
-      <w:r>
-        <w:rPr>
-          <w:rFonts w:hint="eastAsia" w:ascii="Times New Roman" w:hAnsi="Times New Roman" w:eastAsia="Times New Roman" w:cs="Times New Roman"/>
-        </w:rPr>
-        <w:t>-</w:t>
-      </w:r>
-      <w:r>
-        <w:rPr>
-          <w:rFonts w:hint="eastAsia" w:ascii="Times New Roman" w:hAnsi="Times New Roman" w:eastAsia="FangSong" w:cs="Times New Roman"/>
-        </w:rPr>
-        <w:t>容量分析</w:t>
-      </w:r>
-      <w:r>
-        <w:rPr>
-          <w:rFonts w:hint="eastAsia" w:ascii="Times New Roman" w:hAnsi="Times New Roman" w:eastAsia="Times New Roman" w:cs="Times New Roman"/>
-        </w:rPr>
-        <w:t>-</w:t>
-      </w:r>
-      <w:r>
-        <w:rPr>
-          <w:rFonts w:hint="eastAsia" w:ascii="Times New Roman" w:hAnsi="Times New Roman" w:eastAsia="FangSong" w:cs="Times New Roman"/>
-        </w:rPr>
-        <w:t>例</w:t>
-      </w:r>
-      <w:r>
-        <w:rPr>
-          <w:rFonts w:hint="eastAsia" w:ascii="Times New Roman" w:hAnsi="Times New Roman" w:eastAsia="Times New Roman" w:cs="Times New Roman"/>
-        </w:rPr>
-        <w:t>10</w:t>
-      </w:r>
-      <w:r>
-        <w:rPr>
-          <w:rFonts w:ascii="Times New Roman" w:hAnsi="Times New Roman" w:eastAsia="Times New Roman" w:cs="Times New Roman"/>
-        </w:rPr>
-        <w:t xml:space="preserve"> </w:t>
-      </w:r>
-      <w:r>
-        <w:rPr>
-          <w:rFonts w:hint="eastAsia" w:ascii="Times New Roman" w:hAnsi="Times New Roman" w:eastAsia="Times New Roman" w:cs="Times New Roman"/>
-        </w:rPr>
-        <w:t xml:space="preserve">｜</w:t>
-      </w:r>
-      <w:r>
-        <w:rPr>
-          <w:rFonts w:ascii="Times New Roman" w:hAnsi="Times New Roman" w:eastAsia="Times New Roman" w:cs="Times New Roman"/>
-        </w:rPr>
-        <w:t xml:space="preserve"> </w:t>
-      </w:r>
-      <w:r>
-        <w:rPr>
-          <w:rFonts w:hint="eastAsia" w:ascii="Times New Roman" w:hAnsi="Times New Roman" w:eastAsia="FangSong" w:cs="Times New Roman"/>
-        </w:rPr>
-        <w:t>赵鑫光</w:t>
-      </w:r>
-      <w:r>
-        <w:rPr>
-          <w:rFonts w:hint="eastAsia" w:ascii="Times New Roman" w:hAnsi="Times New Roman" w:eastAsia="Times New Roman" w:cs="Times New Roman"/>
-        </w:rPr>
-        <w:t>《</w:t>
+        </w:rPr>
+        <w:t>来源</w:t>
+      </w:r>
+      <w:r>
+        <w:rPr>
+          <w:rFonts w:hint="eastAsia" w:ascii="Times New Roman" w:hAnsi="Times New Roman" w:eastAsia="Times New Roman" w:cs="Times New Roman"/>
+        </w:rPr>
+        <w:t>：《</w:t>
       </w:r>
       <w:r>
         <w:rPr>
@@ -32077,21 +29549,21 @@
       </w:r>
       <w:r>
         <w:rPr>
-          <w:rFonts w:hint="eastAsia" w:ascii="Times New Roman" w:hAnsi="Times New Roman" w:eastAsia="FangSong" w:cs="Times New Roman"/>
-        </w:rPr>
-        <w:t>第</w:t>
-      </w:r>
-      <w:r>
-        <w:rPr>
-          <w:rFonts w:hint="eastAsia" w:ascii="Times New Roman" w:hAnsi="Times New Roman" w:eastAsia="Times New Roman" w:cs="Times New Roman"/>
-        </w:rPr>
-        <w:t>9</w:t>
-      </w:r>
-      <w:r>
-        <w:rPr>
-          <w:rFonts w:hint="eastAsia" w:ascii="Times New Roman" w:hAnsi="Times New Roman" w:eastAsia="FangSong" w:cs="Times New Roman"/>
-        </w:rPr>
-        <w:t>章</w:t>
+          <w:rFonts w:ascii="Times New Roman" w:hAnsi="Times New Roman" w:eastAsia="Times New Roman" w:cs="Times New Roman"/>
+        </w:rPr>
+        <w:t xml:space="preserve"> </w:t>
+      </w:r>
+      <w:r>
+        <w:rPr>
+          <w:rFonts w:hint="eastAsia" w:ascii="Times New Roman" w:hAnsi="Times New Roman" w:eastAsia="FangSong" w:cs="Times New Roman"/>
+        </w:rPr>
+        <w:t xml:space="preserve">例</w:t>
+      </w:r>
+      <w:r>
+        <w:rPr>
+          <w:rFonts w:ascii="Times New Roman" w:hAnsi="Times New Roman" w:eastAsia="Times New Roman" w:cs="Times New Roman"/>
+        </w:rPr>
+        <w:t xml:space="preserve"> 10</w:t>
       </w:r>
     </w:p>
     <w:p>
@@ -32955,10 +30427,8 @@
       <w:r>
         <w:rPr>
           <w:rFonts w:hint="eastAsia" w:ascii="Times New Roman" w:hAnsi="Times New Roman" w:eastAsia="FangSong" w:cs="Times New Roman"/>
-          <w:b/>
-          <w:bCs/>
-        </w:rPr>
-        <w:t xml:space="preserve">题源</w:t>
+        </w:rPr>
+        <w:t>来源</w:t>
       </w:r>
       <w:r>
         <w:rPr>
@@ -32970,139 +30440,7 @@
         <w:rPr>
           <w:rFonts w:hint="eastAsia" w:ascii="Times New Roman" w:hAnsi="Times New Roman" w:eastAsia="FangSong" w:cs="Times New Roman"/>
         </w:rPr>
-        <w:t>题</w:t>
-      </w:r>
-      <w:r>
-        <w:rPr>
-          <w:rFonts w:hint="eastAsia" w:ascii="Times New Roman" w:hAnsi="Times New Roman" w:eastAsia="Times New Roman" w:cs="Times New Roman"/>
-        </w:rPr>
-        <w:t>-060-</w:t>
-      </w:r>
-      <w:r>
-        <w:rPr>
-          <w:rFonts w:hint="eastAsia" w:ascii="Times New Roman" w:hAnsi="Times New Roman" w:eastAsia="FangSong" w:cs="Times New Roman"/>
-        </w:rPr>
-        <w:t>上海中学</w:t>
-      </w:r>
-      <w:r>
-        <w:rPr>
-          <w:rFonts w:hint="eastAsia" w:ascii="Times New Roman" w:hAnsi="Times New Roman" w:eastAsia="Times New Roman" w:cs="Times New Roman"/>
-        </w:rPr>
-        <w:t>-</w:t>
-      </w:r>
-      <w:r>
-        <w:rPr>
-          <w:rFonts w:hint="eastAsia" w:ascii="Times New Roman" w:hAnsi="Times New Roman" w:eastAsia="FangSong" w:cs="Times New Roman"/>
-        </w:rPr>
-        <w:t>离子反应</w:t>
-      </w:r>
-      <w:r>
-        <w:rPr>
-          <w:rFonts w:hint="eastAsia" w:ascii="Times New Roman" w:hAnsi="Times New Roman" w:eastAsia="Times New Roman" w:cs="Times New Roman"/>
-        </w:rPr>
-        <w:t>-</w:t>
-      </w:r>
-      <w:r>
-        <w:rPr>
-          <w:rFonts w:hint="eastAsia" w:ascii="Times New Roman" w:hAnsi="Times New Roman" w:eastAsia="FangSong" w:cs="Times New Roman"/>
-        </w:rPr>
-        <w:t>习题</w:t>
-      </w:r>
-      <w:r>
-        <w:rPr>
-          <w:rFonts w:hint="eastAsia" w:ascii="Times New Roman" w:hAnsi="Times New Roman" w:eastAsia="Times New Roman" w:cs="Times New Roman"/>
-        </w:rPr>
-        <w:t>3</w:t>
-      </w:r>
-      <w:r>
-        <w:rPr>
-          <w:rFonts w:ascii="Times New Roman" w:hAnsi="Times New Roman" w:eastAsia="Times New Roman" w:cs="Times New Roman"/>
-        </w:rPr>
-        <w:t xml:space="preserve"> </w:t>
-      </w:r>
-      <w:r>
-        <w:rPr>
-          <w:rFonts w:hint="eastAsia" w:ascii="Times New Roman" w:hAnsi="Times New Roman" w:eastAsia="Times New Roman" w:cs="Times New Roman"/>
-        </w:rPr>
-        <w:t xml:space="preserve">｜</w:t>
-      </w:r>
-      <w:r>
-        <w:rPr>
-          <w:rFonts w:ascii="Times New Roman" w:hAnsi="Times New Roman" w:eastAsia="Times New Roman" w:cs="Times New Roman"/>
-        </w:rPr>
-        <w:t xml:space="preserve"> </w:t>
-      </w:r>
-      <w:r>
-        <w:rPr>
-          <w:rFonts w:hint="eastAsia" w:ascii="Times New Roman" w:hAnsi="Times New Roman" w:eastAsia="FangSong" w:cs="Times New Roman"/>
-        </w:rPr>
         <w:t>上海中学竞赛课程</w:t>
-      </w:r>
-      <w:r>
-        <w:rPr>
-          <w:rFonts w:hint="eastAsia" w:ascii="Times New Roman" w:hAnsi="Times New Roman" w:eastAsia="Times New Roman" w:cs="Times New Roman"/>
-        </w:rPr>
-        <w:t>·</w:t>
-      </w:r>
-      <w:r>
-        <w:rPr>
-          <w:rFonts w:hint="eastAsia" w:ascii="Times New Roman" w:hAnsi="Times New Roman" w:eastAsia="FangSong" w:cs="Times New Roman"/>
-        </w:rPr>
-        <w:t>化学</w:t>
-      </w:r>
-      <w:r>
-        <w:rPr>
-          <w:rFonts w:hint="eastAsia" w:ascii="Times New Roman" w:hAnsi="Times New Roman" w:eastAsia="Times New Roman" w:cs="Times New Roman"/>
-        </w:rPr>
-        <w:t>·</w:t>
-      </w:r>
-      <w:r>
-        <w:rPr>
-          <w:rFonts w:hint="eastAsia" w:ascii="Times New Roman" w:hAnsi="Times New Roman" w:eastAsia="FangSong" w:cs="Times New Roman"/>
-        </w:rPr>
-        <w:t>第</w:t>
-      </w:r>
-      <w:r>
-        <w:rPr>
-          <w:rFonts w:hint="eastAsia" w:ascii="Times New Roman" w:hAnsi="Times New Roman" w:eastAsia="Times New Roman" w:cs="Times New Roman"/>
-        </w:rPr>
-        <w:t>2</w:t>
-      </w:r>
-      <w:r>
-        <w:rPr>
-          <w:rFonts w:hint="eastAsia" w:ascii="Times New Roman" w:hAnsi="Times New Roman" w:eastAsia="FangSong" w:cs="Times New Roman"/>
-        </w:rPr>
-        <w:t>分册</w:t>
-      </w:r>
-      <w:r>
-        <w:rPr>
-          <w:rFonts w:hint="eastAsia" w:ascii="Times New Roman" w:hAnsi="Times New Roman" w:eastAsia="Times New Roman" w:cs="Times New Roman"/>
-        </w:rPr>
-        <w:t>·</w:t>
-      </w:r>
-      <w:r>
-        <w:rPr>
-          <w:rFonts w:hint="eastAsia" w:ascii="Times New Roman" w:hAnsi="Times New Roman" w:eastAsia="FangSong" w:cs="Times New Roman"/>
-        </w:rPr>
-        <w:t>第九讲</w:t>
-      </w:r>
-      <w:r>
-        <w:rPr>
-          <w:rFonts w:hint="eastAsia" w:ascii="Times New Roman" w:hAnsi="Times New Roman" w:eastAsia="Times New Roman" w:cs="Times New Roman"/>
-        </w:rPr>
-        <w:t>（</w:t>
-      </w:r>
-      <w:r>
-        <w:rPr>
-          <w:rFonts w:hint="eastAsia" w:ascii="Times New Roman" w:hAnsi="Times New Roman" w:eastAsia="FangSong" w:cs="Times New Roman"/>
-        </w:rPr>
-        <w:t>离子反应</w:t>
-      </w:r>
-      <w:r>
-        <w:rPr>
-          <w:rFonts w:hint="eastAsia" w:ascii="Times New Roman" w:hAnsi="Times New Roman" w:eastAsia="Times New Roman" w:cs="Times New Roman"/>
-        </w:rPr>
-        <w:t>）</w:t>
       </w:r>
     </w:p>
     <w:p>
@@ -33295,10 +30633,8 @@
       <w:r>
         <w:rPr>
           <w:rFonts w:hint="eastAsia" w:ascii="Times New Roman" w:hAnsi="Times New Roman" w:eastAsia="FangSong" w:cs="Times New Roman"/>
-          <w:b/>
-          <w:bCs/>
-        </w:rPr>
-        <w:t xml:space="preserve">题源</w:t>
+        </w:rPr>
+        <w:t>来源</w:t>
       </w:r>
       <w:r>
         <w:rPr>
@@ -33310,139 +30646,7 @@
         <w:rPr>
           <w:rFonts w:hint="eastAsia" w:ascii="Times New Roman" w:hAnsi="Times New Roman" w:eastAsia="FangSong" w:cs="Times New Roman"/>
         </w:rPr>
-        <w:t>题</w:t>
-      </w:r>
-      <w:r>
-        <w:rPr>
-          <w:rFonts w:hint="eastAsia" w:ascii="Times New Roman" w:hAnsi="Times New Roman" w:eastAsia="Times New Roman" w:cs="Times New Roman"/>
-        </w:rPr>
-        <w:t>-060-</w:t>
-      </w:r>
-      <w:r>
-        <w:rPr>
-          <w:rFonts w:hint="eastAsia" w:ascii="Times New Roman" w:hAnsi="Times New Roman" w:eastAsia="FangSong" w:cs="Times New Roman"/>
-        </w:rPr>
-        <w:t>上海中学</w:t>
-      </w:r>
-      <w:r>
-        <w:rPr>
-          <w:rFonts w:hint="eastAsia" w:ascii="Times New Roman" w:hAnsi="Times New Roman" w:eastAsia="Times New Roman" w:cs="Times New Roman"/>
-        </w:rPr>
-        <w:t>-</w:t>
-      </w:r>
-      <w:r>
-        <w:rPr>
-          <w:rFonts w:hint="eastAsia" w:ascii="Times New Roman" w:hAnsi="Times New Roman" w:eastAsia="FangSong" w:cs="Times New Roman"/>
-        </w:rPr>
-        <w:t>离子反应</w:t>
-      </w:r>
-      <w:r>
-        <w:rPr>
-          <w:rFonts w:hint="eastAsia" w:ascii="Times New Roman" w:hAnsi="Times New Roman" w:eastAsia="Times New Roman" w:cs="Times New Roman"/>
-        </w:rPr>
-        <w:t>-</w:t>
-      </w:r>
-      <w:r>
-        <w:rPr>
-          <w:rFonts w:hint="eastAsia" w:ascii="Times New Roman" w:hAnsi="Times New Roman" w:eastAsia="FangSong" w:cs="Times New Roman"/>
-        </w:rPr>
-        <w:t>习题</w:t>
-      </w:r>
-      <w:r>
-        <w:rPr>
-          <w:rFonts w:hint="eastAsia" w:ascii="Times New Roman" w:hAnsi="Times New Roman" w:eastAsia="Times New Roman" w:cs="Times New Roman"/>
-        </w:rPr>
-        <w:t>2</w:t>
-      </w:r>
-      <w:r>
-        <w:rPr>
-          <w:rFonts w:ascii="Times New Roman" w:hAnsi="Times New Roman" w:eastAsia="Times New Roman" w:cs="Times New Roman"/>
-        </w:rPr>
-        <w:t xml:space="preserve"> </w:t>
-      </w:r>
-      <w:r>
-        <w:rPr>
-          <w:rFonts w:hint="eastAsia" w:ascii="Times New Roman" w:hAnsi="Times New Roman" w:eastAsia="Times New Roman" w:cs="Times New Roman"/>
-        </w:rPr>
-        <w:t xml:space="preserve">｜</w:t>
-      </w:r>
-      <w:r>
-        <w:rPr>
-          <w:rFonts w:ascii="Times New Roman" w:hAnsi="Times New Roman" w:eastAsia="Times New Roman" w:cs="Times New Roman"/>
-        </w:rPr>
-        <w:t xml:space="preserve"> </w:t>
-      </w:r>
-      <w:r>
-        <w:rPr>
-          <w:rFonts w:hint="eastAsia" w:ascii="Times New Roman" w:hAnsi="Times New Roman" w:eastAsia="FangSong" w:cs="Times New Roman"/>
-        </w:rPr>
         <w:t>上海中学竞赛课程</w:t>
-      </w:r>
-      <w:r>
-        <w:rPr>
-          <w:rFonts w:hint="eastAsia" w:ascii="Times New Roman" w:hAnsi="Times New Roman" w:eastAsia="Times New Roman" w:cs="Times New Roman"/>
-        </w:rPr>
-        <w:t>·</w:t>
-      </w:r>
-      <w:r>
-        <w:rPr>
-          <w:rFonts w:hint="eastAsia" w:ascii="Times New Roman" w:hAnsi="Times New Roman" w:eastAsia="FangSong" w:cs="Times New Roman"/>
-        </w:rPr>
-        <w:t>化学</w:t>
-      </w:r>
-      <w:r>
-        <w:rPr>
-          <w:rFonts w:hint="eastAsia" w:ascii="Times New Roman" w:hAnsi="Times New Roman" w:eastAsia="Times New Roman" w:cs="Times New Roman"/>
-        </w:rPr>
-        <w:t>·</w:t>
-      </w:r>
-      <w:r>
-        <w:rPr>
-          <w:rFonts w:hint="eastAsia" w:ascii="Times New Roman" w:hAnsi="Times New Roman" w:eastAsia="FangSong" w:cs="Times New Roman"/>
-        </w:rPr>
-        <w:t>第</w:t>
-      </w:r>
-      <w:r>
-        <w:rPr>
-          <w:rFonts w:hint="eastAsia" w:ascii="Times New Roman" w:hAnsi="Times New Roman" w:eastAsia="Times New Roman" w:cs="Times New Roman"/>
-        </w:rPr>
-        <w:t>2</w:t>
-      </w:r>
-      <w:r>
-        <w:rPr>
-          <w:rFonts w:hint="eastAsia" w:ascii="Times New Roman" w:hAnsi="Times New Roman" w:eastAsia="FangSong" w:cs="Times New Roman"/>
-        </w:rPr>
-        <w:t>分册</w:t>
-      </w:r>
-      <w:r>
-        <w:rPr>
-          <w:rFonts w:hint="eastAsia" w:ascii="Times New Roman" w:hAnsi="Times New Roman" w:eastAsia="Times New Roman" w:cs="Times New Roman"/>
-        </w:rPr>
-        <w:t>·</w:t>
-      </w:r>
-      <w:r>
-        <w:rPr>
-          <w:rFonts w:hint="eastAsia" w:ascii="Times New Roman" w:hAnsi="Times New Roman" w:eastAsia="FangSong" w:cs="Times New Roman"/>
-        </w:rPr>
-        <w:t>第九讲</w:t>
-      </w:r>
-      <w:r>
-        <w:rPr>
-          <w:rFonts w:hint="eastAsia" w:ascii="Times New Roman" w:hAnsi="Times New Roman" w:eastAsia="Times New Roman" w:cs="Times New Roman"/>
-        </w:rPr>
-        <w:t>（</w:t>
-      </w:r>
-      <w:r>
-        <w:rPr>
-          <w:rFonts w:hint="eastAsia" w:ascii="Times New Roman" w:hAnsi="Times New Roman" w:eastAsia="FangSong" w:cs="Times New Roman"/>
-        </w:rPr>
-        <w:t>离子反应</w:t>
-      </w:r>
-      <w:r>
-        <w:rPr>
-          <w:rFonts w:hint="eastAsia" w:ascii="Times New Roman" w:hAnsi="Times New Roman" w:eastAsia="Times New Roman" w:cs="Times New Roman"/>
-        </w:rPr>
-        <w:t>）</w:t>
       </w:r>
     </w:p>
     <w:p>
@@ -33854,10 +31058,8 @@
       <w:r>
         <w:rPr>
           <w:rFonts w:hint="eastAsia" w:ascii="Times New Roman" w:hAnsi="Times New Roman" w:eastAsia="FangSong" w:cs="Times New Roman"/>
-          <w:b/>
-          <w:bCs/>
-        </w:rPr>
-        <w:t xml:space="preserve">题源</w:t>
+        </w:rPr>
+        <w:t>来源</w:t>
       </w:r>
       <w:r>
         <w:rPr>
@@ -33869,139 +31071,7 @@
         <w:rPr>
           <w:rFonts w:hint="eastAsia" w:ascii="Times New Roman" w:hAnsi="Times New Roman" w:eastAsia="FangSong" w:cs="Times New Roman"/>
         </w:rPr>
-        <w:t>题</w:t>
-      </w:r>
-      <w:r>
-        <w:rPr>
-          <w:rFonts w:hint="eastAsia" w:ascii="Times New Roman" w:hAnsi="Times New Roman" w:eastAsia="Times New Roman" w:cs="Times New Roman"/>
-        </w:rPr>
-        <w:t>-060-</w:t>
-      </w:r>
-      <w:r>
-        <w:rPr>
-          <w:rFonts w:hint="eastAsia" w:ascii="Times New Roman" w:hAnsi="Times New Roman" w:eastAsia="FangSong" w:cs="Times New Roman"/>
-        </w:rPr>
-        <w:t>上海中学</w:t>
-      </w:r>
-      <w:r>
-        <w:rPr>
-          <w:rFonts w:hint="eastAsia" w:ascii="Times New Roman" w:hAnsi="Times New Roman" w:eastAsia="Times New Roman" w:cs="Times New Roman"/>
-        </w:rPr>
-        <w:t>-</w:t>
-      </w:r>
-      <w:r>
-        <w:rPr>
-          <w:rFonts w:hint="eastAsia" w:ascii="Times New Roman" w:hAnsi="Times New Roman" w:eastAsia="FangSong" w:cs="Times New Roman"/>
-        </w:rPr>
-        <w:t>离子反应</w:t>
-      </w:r>
-      <w:r>
-        <w:rPr>
-          <w:rFonts w:hint="eastAsia" w:ascii="Times New Roman" w:hAnsi="Times New Roman" w:eastAsia="Times New Roman" w:cs="Times New Roman"/>
-        </w:rPr>
-        <w:t>-</w:t>
-      </w:r>
-      <w:r>
-        <w:rPr>
-          <w:rFonts w:hint="eastAsia" w:ascii="Times New Roman" w:hAnsi="Times New Roman" w:eastAsia="FangSong" w:cs="Times New Roman"/>
-        </w:rPr>
-        <w:t>习题</w:t>
-      </w:r>
-      <w:r>
-        <w:rPr>
-          <w:rFonts w:hint="eastAsia" w:ascii="Times New Roman" w:hAnsi="Times New Roman" w:eastAsia="Times New Roman" w:cs="Times New Roman"/>
-        </w:rPr>
-        <w:t>4</w:t>
-      </w:r>
-      <w:r>
-        <w:rPr>
-          <w:rFonts w:ascii="Times New Roman" w:hAnsi="Times New Roman" w:eastAsia="Times New Roman" w:cs="Times New Roman"/>
-        </w:rPr>
-        <w:t xml:space="preserve"> </w:t>
-      </w:r>
-      <w:r>
-        <w:rPr>
-          <w:rFonts w:hint="eastAsia" w:ascii="Times New Roman" w:hAnsi="Times New Roman" w:eastAsia="Times New Roman" w:cs="Times New Roman"/>
-        </w:rPr>
-        <w:t xml:space="preserve">｜</w:t>
-      </w:r>
-      <w:r>
-        <w:rPr>
-          <w:rFonts w:ascii="Times New Roman" w:hAnsi="Times New Roman" w:eastAsia="Times New Roman" w:cs="Times New Roman"/>
-        </w:rPr>
-        <w:t xml:space="preserve"> </w:t>
-      </w:r>
-      <w:r>
-        <w:rPr>
-          <w:rFonts w:hint="eastAsia" w:ascii="Times New Roman" w:hAnsi="Times New Roman" w:eastAsia="FangSong" w:cs="Times New Roman"/>
-        </w:rPr>
         <w:t>上海中学竞赛课程</w:t>
-      </w:r>
-      <w:r>
-        <w:rPr>
-          <w:rFonts w:hint="eastAsia" w:ascii="Times New Roman" w:hAnsi="Times New Roman" w:eastAsia="Times New Roman" w:cs="Times New Roman"/>
-        </w:rPr>
-        <w:t>·</w:t>
-      </w:r>
-      <w:r>
-        <w:rPr>
-          <w:rFonts w:hint="eastAsia" w:ascii="Times New Roman" w:hAnsi="Times New Roman" w:eastAsia="FangSong" w:cs="Times New Roman"/>
-        </w:rPr>
-        <w:t>化学</w:t>
-      </w:r>
-      <w:r>
-        <w:rPr>
-          <w:rFonts w:hint="eastAsia" w:ascii="Times New Roman" w:hAnsi="Times New Roman" w:eastAsia="Times New Roman" w:cs="Times New Roman"/>
-        </w:rPr>
-        <w:t>·</w:t>
-      </w:r>
-      <w:r>
-        <w:rPr>
-          <w:rFonts w:hint="eastAsia" w:ascii="Times New Roman" w:hAnsi="Times New Roman" w:eastAsia="FangSong" w:cs="Times New Roman"/>
-        </w:rPr>
-        <w:t>第</w:t>
-      </w:r>
-      <w:r>
-        <w:rPr>
-          <w:rFonts w:hint="eastAsia" w:ascii="Times New Roman" w:hAnsi="Times New Roman" w:eastAsia="Times New Roman" w:cs="Times New Roman"/>
-        </w:rPr>
-        <w:t>2</w:t>
-      </w:r>
-      <w:r>
-        <w:rPr>
-          <w:rFonts w:hint="eastAsia" w:ascii="Times New Roman" w:hAnsi="Times New Roman" w:eastAsia="FangSong" w:cs="Times New Roman"/>
-        </w:rPr>
-        <w:t>分册</w:t>
-      </w:r>
-      <w:r>
-        <w:rPr>
-          <w:rFonts w:hint="eastAsia" w:ascii="Times New Roman" w:hAnsi="Times New Roman" w:eastAsia="Times New Roman" w:cs="Times New Roman"/>
-        </w:rPr>
-        <w:t>·</w:t>
-      </w:r>
-      <w:r>
-        <w:rPr>
-          <w:rFonts w:hint="eastAsia" w:ascii="Times New Roman" w:hAnsi="Times New Roman" w:eastAsia="FangSong" w:cs="Times New Roman"/>
-        </w:rPr>
-        <w:t>第九讲</w:t>
-      </w:r>
-      <w:r>
-        <w:rPr>
-          <w:rFonts w:hint="eastAsia" w:ascii="Times New Roman" w:hAnsi="Times New Roman" w:eastAsia="Times New Roman" w:cs="Times New Roman"/>
-        </w:rPr>
-        <w:t>（</w:t>
-      </w:r>
-      <w:r>
-        <w:rPr>
-          <w:rFonts w:hint="eastAsia" w:ascii="Times New Roman" w:hAnsi="Times New Roman" w:eastAsia="FangSong" w:cs="Times New Roman"/>
-        </w:rPr>
-        <w:t>离子反应</w:t>
-      </w:r>
-      <w:r>
-        <w:rPr>
-          <w:rFonts w:hint="eastAsia" w:ascii="Times New Roman" w:hAnsi="Times New Roman" w:eastAsia="Times New Roman" w:cs="Times New Roman"/>
-        </w:rPr>
-        <w:t>）</w:t>
       </w:r>
     </w:p>
     <w:p>
@@ -34281,10 +31351,8 @@
       <w:r>
         <w:rPr>
           <w:rFonts w:hint="eastAsia" w:ascii="Times New Roman" w:hAnsi="Times New Roman" w:eastAsia="FangSong" w:cs="Times New Roman"/>
-          <w:b/>
-          <w:bCs/>
-        </w:rPr>
-        <w:t xml:space="preserve">题源</w:t>
+        </w:rPr>
+        <w:t>来源</w:t>
       </w:r>
       <w:r>
         <w:rPr>
@@ -34296,139 +31364,7 @@
         <w:rPr>
           <w:rFonts w:hint="eastAsia" w:ascii="Times New Roman" w:hAnsi="Times New Roman" w:eastAsia="FangSong" w:cs="Times New Roman"/>
         </w:rPr>
-        <w:t>题</w:t>
-      </w:r>
-      <w:r>
-        <w:rPr>
-          <w:rFonts w:hint="eastAsia" w:ascii="Times New Roman" w:hAnsi="Times New Roman" w:eastAsia="Times New Roman" w:cs="Times New Roman"/>
-        </w:rPr>
-        <w:t>-058-</w:t>
-      </w:r>
-      <w:r>
-        <w:rPr>
-          <w:rFonts w:hint="eastAsia" w:ascii="Times New Roman" w:hAnsi="Times New Roman" w:eastAsia="FangSong" w:cs="Times New Roman"/>
-        </w:rPr>
-        <w:t>上海中学</w:t>
-      </w:r>
-      <w:r>
-        <w:rPr>
-          <w:rFonts w:hint="eastAsia" w:ascii="Times New Roman" w:hAnsi="Times New Roman" w:eastAsia="Times New Roman" w:cs="Times New Roman"/>
-        </w:rPr>
-        <w:t>-</w:t>
-      </w:r>
-      <w:r>
-        <w:rPr>
-          <w:rFonts w:hint="eastAsia" w:ascii="Times New Roman" w:hAnsi="Times New Roman" w:eastAsia="FangSong" w:cs="Times New Roman"/>
-        </w:rPr>
-        <w:t>水中平衡</w:t>
-      </w:r>
-      <w:r>
-        <w:rPr>
-          <w:rFonts w:hint="eastAsia" w:ascii="Times New Roman" w:hAnsi="Times New Roman" w:eastAsia="Times New Roman" w:cs="Times New Roman"/>
-        </w:rPr>
-        <w:t>-</w:t>
-      </w:r>
-      <w:r>
-        <w:rPr>
-          <w:rFonts w:hint="eastAsia" w:ascii="Times New Roman" w:hAnsi="Times New Roman" w:eastAsia="FangSong" w:cs="Times New Roman"/>
-        </w:rPr>
-        <w:t>习题</w:t>
-      </w:r>
-      <w:r>
-        <w:rPr>
-          <w:rFonts w:hint="eastAsia" w:ascii="Times New Roman" w:hAnsi="Times New Roman" w:eastAsia="Times New Roman" w:cs="Times New Roman"/>
-        </w:rPr>
-        <w:t>1</w:t>
-      </w:r>
-      <w:r>
-        <w:rPr>
-          <w:rFonts w:ascii="Times New Roman" w:hAnsi="Times New Roman" w:eastAsia="Times New Roman" w:cs="Times New Roman"/>
-        </w:rPr>
-        <w:t xml:space="preserve"> </w:t>
-      </w:r>
-      <w:r>
-        <w:rPr>
-          <w:rFonts w:hint="eastAsia" w:ascii="Times New Roman" w:hAnsi="Times New Roman" w:eastAsia="Times New Roman" w:cs="Times New Roman"/>
-        </w:rPr>
-        <w:t xml:space="preserve">｜</w:t>
-      </w:r>
-      <w:r>
-        <w:rPr>
-          <w:rFonts w:ascii="Times New Roman" w:hAnsi="Times New Roman" w:eastAsia="Times New Roman" w:cs="Times New Roman"/>
-        </w:rPr>
-        <w:t xml:space="preserve"> </w:t>
-      </w:r>
-      <w:r>
-        <w:rPr>
-          <w:rFonts w:hint="eastAsia" w:ascii="Times New Roman" w:hAnsi="Times New Roman" w:eastAsia="FangSong" w:cs="Times New Roman"/>
-        </w:rPr>
         <w:t>上海中学竞赛课程</w:t>
-      </w:r>
-      <w:r>
-        <w:rPr>
-          <w:rFonts w:hint="eastAsia" w:ascii="Times New Roman" w:hAnsi="Times New Roman" w:eastAsia="Times New Roman" w:cs="Times New Roman"/>
-        </w:rPr>
-        <w:t>·</w:t>
-      </w:r>
-      <w:r>
-        <w:rPr>
-          <w:rFonts w:hint="eastAsia" w:ascii="Times New Roman" w:hAnsi="Times New Roman" w:eastAsia="FangSong" w:cs="Times New Roman"/>
-        </w:rPr>
-        <w:t>化学</w:t>
-      </w:r>
-      <w:r>
-        <w:rPr>
-          <w:rFonts w:hint="eastAsia" w:ascii="Times New Roman" w:hAnsi="Times New Roman" w:eastAsia="Times New Roman" w:cs="Times New Roman"/>
-        </w:rPr>
-        <w:t>·</w:t>
-      </w:r>
-      <w:r>
-        <w:rPr>
-          <w:rFonts w:hint="eastAsia" w:ascii="Times New Roman" w:hAnsi="Times New Roman" w:eastAsia="FangSong" w:cs="Times New Roman"/>
-        </w:rPr>
-        <w:t>第</w:t>
-      </w:r>
-      <w:r>
-        <w:rPr>
-          <w:rFonts w:hint="eastAsia" w:ascii="Times New Roman" w:hAnsi="Times New Roman" w:eastAsia="Times New Roman" w:cs="Times New Roman"/>
-        </w:rPr>
-        <w:t>2</w:t>
-      </w:r>
-      <w:r>
-        <w:rPr>
-          <w:rFonts w:hint="eastAsia" w:ascii="Times New Roman" w:hAnsi="Times New Roman" w:eastAsia="FangSong" w:cs="Times New Roman"/>
-        </w:rPr>
-        <w:t>分册</w:t>
-      </w:r>
-      <w:r>
-        <w:rPr>
-          <w:rFonts w:hint="eastAsia" w:ascii="Times New Roman" w:hAnsi="Times New Roman" w:eastAsia="Times New Roman" w:cs="Times New Roman"/>
-        </w:rPr>
-        <w:t>·</w:t>
-      </w:r>
-      <w:r>
-        <w:rPr>
-          <w:rFonts w:hint="eastAsia" w:ascii="Times New Roman" w:hAnsi="Times New Roman" w:eastAsia="FangSong" w:cs="Times New Roman"/>
-        </w:rPr>
-        <w:t>第七讲</w:t>
-      </w:r>
-      <w:r>
-        <w:rPr>
-          <w:rFonts w:hint="eastAsia" w:ascii="Times New Roman" w:hAnsi="Times New Roman" w:eastAsia="Times New Roman" w:cs="Times New Roman"/>
-        </w:rPr>
-        <w:t>（</w:t>
-      </w:r>
-      <w:r>
-        <w:rPr>
-          <w:rFonts w:hint="eastAsia" w:ascii="Times New Roman" w:hAnsi="Times New Roman" w:eastAsia="FangSong" w:cs="Times New Roman"/>
-        </w:rPr>
-        <w:t>水中的几种平衡</w:t>
-      </w:r>
-      <w:r>
-        <w:rPr>
-          <w:rFonts w:hint="eastAsia" w:ascii="Times New Roman" w:hAnsi="Times New Roman" w:eastAsia="Times New Roman" w:cs="Times New Roman"/>
-        </w:rPr>
-        <w:t>）</w:t>
       </w:r>
     </w:p>
     <w:p>
@@ -35054,10 +31990,8 @@
       <w:r>
         <w:rPr>
           <w:rFonts w:hint="eastAsia" w:ascii="Times New Roman" w:hAnsi="Times New Roman" w:eastAsia="FangSong" w:cs="Times New Roman"/>
-          <w:b/>
-          <w:bCs/>
-        </w:rPr>
-        <w:t xml:space="preserve">题源</w:t>
+        </w:rPr>
+        <w:t>来源</w:t>
       </w:r>
       <w:r>
         <w:rPr>
@@ -35069,139 +32003,7 @@
         <w:rPr>
           <w:rFonts w:hint="eastAsia" w:ascii="Times New Roman" w:hAnsi="Times New Roman" w:eastAsia="FangSong" w:cs="Times New Roman"/>
         </w:rPr>
-        <w:t>题</w:t>
-      </w:r>
-      <w:r>
-        <w:rPr>
-          <w:rFonts w:hint="eastAsia" w:ascii="Times New Roman" w:hAnsi="Times New Roman" w:eastAsia="Times New Roman" w:cs="Times New Roman"/>
-        </w:rPr>
-        <w:t>-058-</w:t>
-      </w:r>
-      <w:r>
-        <w:rPr>
-          <w:rFonts w:hint="eastAsia" w:ascii="Times New Roman" w:hAnsi="Times New Roman" w:eastAsia="FangSong" w:cs="Times New Roman"/>
-        </w:rPr>
-        <w:t>上海中学</w:t>
-      </w:r>
-      <w:r>
-        <w:rPr>
-          <w:rFonts w:hint="eastAsia" w:ascii="Times New Roman" w:hAnsi="Times New Roman" w:eastAsia="Times New Roman" w:cs="Times New Roman"/>
-        </w:rPr>
-        <w:t>-</w:t>
-      </w:r>
-      <w:r>
-        <w:rPr>
-          <w:rFonts w:hint="eastAsia" w:ascii="Times New Roman" w:hAnsi="Times New Roman" w:eastAsia="FangSong" w:cs="Times New Roman"/>
-        </w:rPr>
-        <w:t>水中平衡</w:t>
-      </w:r>
-      <w:r>
-        <w:rPr>
-          <w:rFonts w:hint="eastAsia" w:ascii="Times New Roman" w:hAnsi="Times New Roman" w:eastAsia="Times New Roman" w:cs="Times New Roman"/>
-        </w:rPr>
-        <w:t>-</w:t>
-      </w:r>
-      <w:r>
-        <w:rPr>
-          <w:rFonts w:hint="eastAsia" w:ascii="Times New Roman" w:hAnsi="Times New Roman" w:eastAsia="FangSong" w:cs="Times New Roman"/>
-        </w:rPr>
-        <w:t>习题</w:t>
-      </w:r>
-      <w:r>
-        <w:rPr>
-          <w:rFonts w:hint="eastAsia" w:ascii="Times New Roman" w:hAnsi="Times New Roman" w:eastAsia="Times New Roman" w:cs="Times New Roman"/>
-        </w:rPr>
-        <w:t>4</w:t>
-      </w:r>
-      <w:r>
-        <w:rPr>
-          <w:rFonts w:ascii="Times New Roman" w:hAnsi="Times New Roman" w:eastAsia="Times New Roman" w:cs="Times New Roman"/>
-        </w:rPr>
-        <w:t xml:space="preserve"> </w:t>
-      </w:r>
-      <w:r>
-        <w:rPr>
-          <w:rFonts w:hint="eastAsia" w:ascii="Times New Roman" w:hAnsi="Times New Roman" w:eastAsia="Times New Roman" w:cs="Times New Roman"/>
-        </w:rPr>
-        <w:t xml:space="preserve">｜</w:t>
-      </w:r>
-      <w:r>
-        <w:rPr>
-          <w:rFonts w:ascii="Times New Roman" w:hAnsi="Times New Roman" w:eastAsia="Times New Roman" w:cs="Times New Roman"/>
-        </w:rPr>
-        <w:t xml:space="preserve"> </w:t>
-      </w:r>
-      <w:r>
-        <w:rPr>
-          <w:rFonts w:hint="eastAsia" w:ascii="Times New Roman" w:hAnsi="Times New Roman" w:eastAsia="FangSong" w:cs="Times New Roman"/>
-        </w:rPr>
         <w:t>上海中学竞赛课程</w:t>
-      </w:r>
-      <w:r>
-        <w:rPr>
-          <w:rFonts w:hint="eastAsia" w:ascii="Times New Roman" w:hAnsi="Times New Roman" w:eastAsia="Times New Roman" w:cs="Times New Roman"/>
-        </w:rPr>
-        <w:t>·</w:t>
-      </w:r>
-      <w:r>
-        <w:rPr>
-          <w:rFonts w:hint="eastAsia" w:ascii="Times New Roman" w:hAnsi="Times New Roman" w:eastAsia="FangSong" w:cs="Times New Roman"/>
-        </w:rPr>
-        <w:t>化学</w:t>
-      </w:r>
-      <w:r>
-        <w:rPr>
-          <w:rFonts w:hint="eastAsia" w:ascii="Times New Roman" w:hAnsi="Times New Roman" w:eastAsia="Times New Roman" w:cs="Times New Roman"/>
-        </w:rPr>
-        <w:t>·</w:t>
-      </w:r>
-      <w:r>
-        <w:rPr>
-          <w:rFonts w:hint="eastAsia" w:ascii="Times New Roman" w:hAnsi="Times New Roman" w:eastAsia="FangSong" w:cs="Times New Roman"/>
-        </w:rPr>
-        <w:t>第</w:t>
-      </w:r>
-      <w:r>
-        <w:rPr>
-          <w:rFonts w:hint="eastAsia" w:ascii="Times New Roman" w:hAnsi="Times New Roman" w:eastAsia="Times New Roman" w:cs="Times New Roman"/>
-        </w:rPr>
-        <w:t>2</w:t>
-      </w:r>
-      <w:r>
-        <w:rPr>
-          <w:rFonts w:hint="eastAsia" w:ascii="Times New Roman" w:hAnsi="Times New Roman" w:eastAsia="FangSong" w:cs="Times New Roman"/>
-        </w:rPr>
-        <w:t>分册</w:t>
-      </w:r>
-      <w:r>
-        <w:rPr>
-          <w:rFonts w:hint="eastAsia" w:ascii="Times New Roman" w:hAnsi="Times New Roman" w:eastAsia="Times New Roman" w:cs="Times New Roman"/>
-        </w:rPr>
-        <w:t>·</w:t>
-      </w:r>
-      <w:r>
-        <w:rPr>
-          <w:rFonts w:hint="eastAsia" w:ascii="Times New Roman" w:hAnsi="Times New Roman" w:eastAsia="FangSong" w:cs="Times New Roman"/>
-        </w:rPr>
-        <w:t>第七讲</w:t>
-      </w:r>
-      <w:r>
-        <w:rPr>
-          <w:rFonts w:hint="eastAsia" w:ascii="Times New Roman" w:hAnsi="Times New Roman" w:eastAsia="Times New Roman" w:cs="Times New Roman"/>
-        </w:rPr>
-        <w:t>（</w:t>
-      </w:r>
-      <w:r>
-        <w:rPr>
-          <w:rFonts w:hint="eastAsia" w:ascii="Times New Roman" w:hAnsi="Times New Roman" w:eastAsia="FangSong" w:cs="Times New Roman"/>
-        </w:rPr>
-        <w:t>水中的几种平衡</w:t>
-      </w:r>
-      <w:r>
-        <w:rPr>
-          <w:rFonts w:hint="eastAsia" w:ascii="Times New Roman" w:hAnsi="Times New Roman" w:eastAsia="Times New Roman" w:cs="Times New Roman"/>
-        </w:rPr>
-        <w:t>）</w:t>
       </w:r>
     </w:p>
     <w:p>
@@ -35532,10 +32334,8 @@
       <w:r>
         <w:rPr>
           <w:rFonts w:hint="eastAsia" w:ascii="Times New Roman" w:hAnsi="Times New Roman" w:eastAsia="FangSong" w:cs="Times New Roman"/>
-          <w:b/>
-          <w:bCs/>
-        </w:rPr>
-        <w:t xml:space="preserve">题源</w:t>
+        </w:rPr>
+        <w:t>来源</w:t>
       </w:r>
       <w:r>
         <w:rPr>
@@ -35547,139 +32347,7 @@
         <w:rPr>
           <w:rFonts w:hint="eastAsia" w:ascii="Times New Roman" w:hAnsi="Times New Roman" w:eastAsia="FangSong" w:cs="Times New Roman"/>
         </w:rPr>
-        <w:t>题</w:t>
-      </w:r>
-      <w:r>
-        <w:rPr>
-          <w:rFonts w:hint="eastAsia" w:ascii="Times New Roman" w:hAnsi="Times New Roman" w:eastAsia="Times New Roman" w:cs="Times New Roman"/>
-        </w:rPr>
-        <w:t>-058-</w:t>
-      </w:r>
-      <w:r>
-        <w:rPr>
-          <w:rFonts w:hint="eastAsia" w:ascii="Times New Roman" w:hAnsi="Times New Roman" w:eastAsia="FangSong" w:cs="Times New Roman"/>
-        </w:rPr>
-        <w:t>上海中学</w:t>
-      </w:r>
-      <w:r>
-        <w:rPr>
-          <w:rFonts w:hint="eastAsia" w:ascii="Times New Roman" w:hAnsi="Times New Roman" w:eastAsia="Times New Roman" w:cs="Times New Roman"/>
-        </w:rPr>
-        <w:t>-</w:t>
-      </w:r>
-      <w:r>
-        <w:rPr>
-          <w:rFonts w:hint="eastAsia" w:ascii="Times New Roman" w:hAnsi="Times New Roman" w:eastAsia="FangSong" w:cs="Times New Roman"/>
-        </w:rPr>
-        <w:t>水中平衡</w:t>
-      </w:r>
-      <w:r>
-        <w:rPr>
-          <w:rFonts w:hint="eastAsia" w:ascii="Times New Roman" w:hAnsi="Times New Roman" w:eastAsia="Times New Roman" w:cs="Times New Roman"/>
-        </w:rPr>
-        <w:t>-</w:t>
-      </w:r>
-      <w:r>
-        <w:rPr>
-          <w:rFonts w:hint="eastAsia" w:ascii="Times New Roman" w:hAnsi="Times New Roman" w:eastAsia="FangSong" w:cs="Times New Roman"/>
-        </w:rPr>
-        <w:t>习题</w:t>
-      </w:r>
-      <w:r>
-        <w:rPr>
-          <w:rFonts w:hint="eastAsia" w:ascii="Times New Roman" w:hAnsi="Times New Roman" w:eastAsia="Times New Roman" w:cs="Times New Roman"/>
-        </w:rPr>
-        <w:t>3</w:t>
-      </w:r>
-      <w:r>
-        <w:rPr>
-          <w:rFonts w:ascii="Times New Roman" w:hAnsi="Times New Roman" w:eastAsia="Times New Roman" w:cs="Times New Roman"/>
-        </w:rPr>
-        <w:t xml:space="preserve"> </w:t>
-      </w:r>
-      <w:r>
-        <w:rPr>
-          <w:rFonts w:hint="eastAsia" w:ascii="Times New Roman" w:hAnsi="Times New Roman" w:eastAsia="Times New Roman" w:cs="Times New Roman"/>
-        </w:rPr>
-        <w:t xml:space="preserve">｜</w:t>
-      </w:r>
-      <w:r>
-        <w:rPr>
-          <w:rFonts w:ascii="Times New Roman" w:hAnsi="Times New Roman" w:eastAsia="Times New Roman" w:cs="Times New Roman"/>
-        </w:rPr>
-        <w:t xml:space="preserve"> </w:t>
-      </w:r>
-      <w:r>
-        <w:rPr>
-          <w:rFonts w:hint="eastAsia" w:ascii="Times New Roman" w:hAnsi="Times New Roman" w:eastAsia="FangSong" w:cs="Times New Roman"/>
-        </w:rPr>
         <w:t>上海中学竞赛课程</w:t>
-      </w:r>
-      <w:r>
-        <w:rPr>
-          <w:rFonts w:hint="eastAsia" w:ascii="Times New Roman" w:hAnsi="Times New Roman" w:eastAsia="Times New Roman" w:cs="Times New Roman"/>
-        </w:rPr>
-        <w:t>·</w:t>
-      </w:r>
-      <w:r>
-        <w:rPr>
-          <w:rFonts w:hint="eastAsia" w:ascii="Times New Roman" w:hAnsi="Times New Roman" w:eastAsia="FangSong" w:cs="Times New Roman"/>
-        </w:rPr>
-        <w:t>化学</w:t>
-      </w:r>
-      <w:r>
-        <w:rPr>
-          <w:rFonts w:hint="eastAsia" w:ascii="Times New Roman" w:hAnsi="Times New Roman" w:eastAsia="Times New Roman" w:cs="Times New Roman"/>
-        </w:rPr>
-        <w:t>·</w:t>
-      </w:r>
-      <w:r>
-        <w:rPr>
-          <w:rFonts w:hint="eastAsia" w:ascii="Times New Roman" w:hAnsi="Times New Roman" w:eastAsia="FangSong" w:cs="Times New Roman"/>
-        </w:rPr>
-        <w:t>第</w:t>
-      </w:r>
-      <w:r>
-        <w:rPr>
-          <w:rFonts w:hint="eastAsia" w:ascii="Times New Roman" w:hAnsi="Times New Roman" w:eastAsia="Times New Roman" w:cs="Times New Roman"/>
-        </w:rPr>
-        <w:t>2</w:t>
-      </w:r>
-      <w:r>
-        <w:rPr>
-          <w:rFonts w:hint="eastAsia" w:ascii="Times New Roman" w:hAnsi="Times New Roman" w:eastAsia="FangSong" w:cs="Times New Roman"/>
-        </w:rPr>
-        <w:t>分册</w:t>
-      </w:r>
-      <w:r>
-        <w:rPr>
-          <w:rFonts w:hint="eastAsia" w:ascii="Times New Roman" w:hAnsi="Times New Roman" w:eastAsia="Times New Roman" w:cs="Times New Roman"/>
-        </w:rPr>
-        <w:t>·</w:t>
-      </w:r>
-      <w:r>
-        <w:rPr>
-          <w:rFonts w:hint="eastAsia" w:ascii="Times New Roman" w:hAnsi="Times New Roman" w:eastAsia="FangSong" w:cs="Times New Roman"/>
-        </w:rPr>
-        <w:t>第七讲</w:t>
-      </w:r>
-      <w:r>
-        <w:rPr>
-          <w:rFonts w:hint="eastAsia" w:ascii="Times New Roman" w:hAnsi="Times New Roman" w:eastAsia="Times New Roman" w:cs="Times New Roman"/>
-        </w:rPr>
-        <w:t>（</w:t>
-      </w:r>
-      <w:r>
-        <w:rPr>
-          <w:rFonts w:hint="eastAsia" w:ascii="Times New Roman" w:hAnsi="Times New Roman" w:eastAsia="FangSong" w:cs="Times New Roman"/>
-        </w:rPr>
-        <w:t>水中的几种平衡</w:t>
-      </w:r>
-      <w:r>
-        <w:rPr>
-          <w:rFonts w:hint="eastAsia" w:ascii="Times New Roman" w:hAnsi="Times New Roman" w:eastAsia="Times New Roman" w:cs="Times New Roman"/>
-        </w:rPr>
-        <w:t>）</w:t>
       </w:r>
     </w:p>
     <w:p>
@@ -36169,10 +32837,8 @@
       <w:r>
         <w:rPr>
           <w:rFonts w:hint="eastAsia" w:ascii="Times New Roman" w:hAnsi="Times New Roman" w:eastAsia="FangSong" w:cs="Times New Roman"/>
-          <w:b/>
-          <w:bCs/>
-        </w:rPr>
-        <w:t xml:space="preserve">题源</w:t>
+        </w:rPr>
+        <w:t>来源</w:t>
       </w:r>
       <w:r>
         <w:rPr>
@@ -36184,109 +32850,7 @@
         <w:rPr>
           <w:rFonts w:hint="eastAsia" w:ascii="Times New Roman" w:hAnsi="Times New Roman" w:eastAsia="FangSong" w:cs="Times New Roman"/>
         </w:rPr>
-        <w:t>题</w:t>
-      </w:r>
-      <w:r>
-        <w:rPr>
-          <w:rFonts w:hint="eastAsia" w:ascii="Times New Roman" w:hAnsi="Times New Roman" w:eastAsia="Times New Roman" w:cs="Times New Roman"/>
-        </w:rPr>
-        <w:t>-075-</w:t>
-      </w:r>
-      <w:r>
-        <w:rPr>
-          <w:rFonts w:hint="eastAsia" w:ascii="Times New Roman" w:hAnsi="Times New Roman" w:eastAsia="FangSong" w:cs="Times New Roman"/>
-        </w:rPr>
-        <w:t>初赛讲义</w:t>
-      </w:r>
-      <w:r>
-        <w:rPr>
-          <w:rFonts w:hint="eastAsia" w:ascii="Times New Roman" w:hAnsi="Times New Roman" w:eastAsia="Times New Roman" w:cs="Times New Roman"/>
-        </w:rPr>
-        <w:t>-</w:t>
-      </w:r>
-      <w:r>
-        <w:rPr>
-          <w:rFonts w:hint="eastAsia" w:ascii="Times New Roman" w:hAnsi="Times New Roman" w:eastAsia="FangSong" w:cs="Times New Roman"/>
-        </w:rPr>
-        <w:t>溶液与化学分析</w:t>
-      </w:r>
-      <w:r>
-        <w:rPr>
-          <w:rFonts w:hint="eastAsia" w:ascii="Times New Roman" w:hAnsi="Times New Roman" w:eastAsia="Times New Roman" w:cs="Times New Roman"/>
-        </w:rPr>
-        <w:t>-</w:t>
-      </w:r>
-      <w:r>
-        <w:rPr>
-          <w:rFonts w:hint="eastAsia" w:ascii="Times New Roman" w:hAnsi="Times New Roman" w:eastAsia="FangSong" w:cs="Times New Roman"/>
-        </w:rPr>
-        <w:t>习题</w:t>
-      </w:r>
-      <w:r>
-        <w:rPr>
-          <w:rFonts w:hint="eastAsia" w:ascii="Times New Roman" w:hAnsi="Times New Roman" w:eastAsia="Times New Roman" w:cs="Times New Roman"/>
-        </w:rPr>
-        <w:t>9.53</w:t>
-      </w:r>
-      <w:r>
-        <w:rPr>
-          <w:rFonts w:ascii="Times New Roman" w:hAnsi="Times New Roman" w:eastAsia="Times New Roman" w:cs="Times New Roman"/>
-        </w:rPr>
-        <w:t xml:space="preserve"> </w:t>
-      </w:r>
-      <w:r>
-        <w:rPr>
-          <w:rFonts w:hint="eastAsia" w:ascii="Times New Roman" w:hAnsi="Times New Roman" w:eastAsia="Times New Roman" w:cs="Times New Roman"/>
-        </w:rPr>
-        <w:t xml:space="preserve">｜</w:t>
-      </w:r>
-      <w:r>
-        <w:rPr>
-          <w:rFonts w:ascii="Times New Roman" w:hAnsi="Times New Roman" w:eastAsia="Times New Roman" w:cs="Times New Roman"/>
-        </w:rPr>
-        <w:t xml:space="preserve"> </w:t>
-      </w:r>
-      <w:r>
-        <w:rPr>
-          <w:rFonts w:hint="eastAsia" w:ascii="Times New Roman" w:hAnsi="Times New Roman" w:eastAsia="FangSong" w:cs="Times New Roman"/>
-        </w:rPr>
         <w:t>化学竞赛初赛讲义</w:t>
-      </w:r>
-      <w:r>
-        <w:rPr>
-          <w:rFonts w:hint="eastAsia" w:ascii="Times New Roman" w:hAnsi="Times New Roman" w:eastAsia="Times New Roman" w:cs="Times New Roman"/>
-        </w:rPr>
-        <w:t>·</w:t>
-      </w:r>
-      <w:r>
-        <w:rPr>
-          <w:rFonts w:hint="eastAsia" w:ascii="Times New Roman" w:hAnsi="Times New Roman" w:eastAsia="FangSong" w:cs="Times New Roman"/>
-        </w:rPr>
-        <w:t>第</w:t>
-      </w:r>
-      <w:r>
-        <w:rPr>
-          <w:rFonts w:hint="eastAsia" w:ascii="Times New Roman" w:hAnsi="Times New Roman" w:eastAsia="Times New Roman" w:cs="Times New Roman"/>
-        </w:rPr>
-        <w:t>9</w:t>
-      </w:r>
-      <w:r>
-        <w:rPr>
-          <w:rFonts w:hint="eastAsia" w:ascii="Times New Roman" w:hAnsi="Times New Roman" w:eastAsia="FangSong" w:cs="Times New Roman"/>
-        </w:rPr>
-        <w:t>讲</w:t>
-      </w:r>
-      <w:r>
-        <w:rPr>
-          <w:rFonts w:hint="eastAsia" w:ascii="Times New Roman" w:hAnsi="Times New Roman" w:eastAsia="Times New Roman" w:cs="Times New Roman"/>
-        </w:rPr>
-        <w:t>·</w:t>
-      </w:r>
-      <w:r>
-        <w:rPr>
-          <w:rFonts w:hint="eastAsia" w:ascii="Times New Roman" w:hAnsi="Times New Roman" w:eastAsia="FangSong" w:cs="Times New Roman"/>
-        </w:rPr>
-        <w:t>溶液与化学分析</w:t>
       </w:r>
     </w:p>
     <w:p>
@@ -37788,10 +34352,8 @@
       <w:r>
         <w:rPr>
           <w:rFonts w:hint="eastAsia" w:ascii="Times New Roman" w:hAnsi="Times New Roman" w:eastAsia="FangSong" w:cs="Times New Roman"/>
-          <w:b/>
-          <w:bCs/>
-        </w:rPr>
-        <w:t xml:space="preserve">题源</w:t>
+        </w:rPr>
+        <w:t>来源</w:t>
       </w:r>
       <w:r>
         <w:rPr>
@@ -37803,109 +34365,7 @@
         <w:rPr>
           <w:rFonts w:hint="eastAsia" w:ascii="Times New Roman" w:hAnsi="Times New Roman" w:eastAsia="FangSong" w:cs="Times New Roman"/>
         </w:rPr>
-        <w:t>题</w:t>
-      </w:r>
-      <w:r>
-        <w:rPr>
-          <w:rFonts w:hint="eastAsia" w:ascii="Times New Roman" w:hAnsi="Times New Roman" w:eastAsia="Times New Roman" w:cs="Times New Roman"/>
-        </w:rPr>
-        <w:t>-074-</w:t>
-      </w:r>
-      <w:r>
-        <w:rPr>
-          <w:rFonts w:hint="eastAsia" w:ascii="Times New Roman" w:hAnsi="Times New Roman" w:eastAsia="FangSong" w:cs="Times New Roman"/>
-        </w:rPr>
-        <w:t>初赛讲义</w:t>
-      </w:r>
-      <w:r>
-        <w:rPr>
-          <w:rFonts w:hint="eastAsia" w:ascii="Times New Roman" w:hAnsi="Times New Roman" w:eastAsia="Times New Roman" w:cs="Times New Roman"/>
-        </w:rPr>
-        <w:t>-</w:t>
-      </w:r>
-      <w:r>
-        <w:rPr>
-          <w:rFonts w:hint="eastAsia" w:ascii="Times New Roman" w:hAnsi="Times New Roman" w:eastAsia="FangSong" w:cs="Times New Roman"/>
-        </w:rPr>
-        <w:t>溶液与化学分析</w:t>
-      </w:r>
-      <w:r>
-        <w:rPr>
-          <w:rFonts w:hint="eastAsia" w:ascii="Times New Roman" w:hAnsi="Times New Roman" w:eastAsia="Times New Roman" w:cs="Times New Roman"/>
-        </w:rPr>
-        <w:t>-</w:t>
-      </w:r>
-      <w:r>
-        <w:rPr>
-          <w:rFonts w:hint="eastAsia" w:ascii="Times New Roman" w:hAnsi="Times New Roman" w:eastAsia="FangSong" w:cs="Times New Roman"/>
-        </w:rPr>
-        <w:t>习题</w:t>
-      </w:r>
-      <w:r>
-        <w:rPr>
-          <w:rFonts w:hint="eastAsia" w:ascii="Times New Roman" w:hAnsi="Times New Roman" w:eastAsia="Times New Roman" w:cs="Times New Roman"/>
-        </w:rPr>
-        <w:t>9.49</w:t>
-      </w:r>
-      <w:r>
-        <w:rPr>
-          <w:rFonts w:ascii="Times New Roman" w:hAnsi="Times New Roman" w:eastAsia="Times New Roman" w:cs="Times New Roman"/>
-        </w:rPr>
-        <w:t xml:space="preserve"> </w:t>
-      </w:r>
-      <w:r>
-        <w:rPr>
-          <w:rFonts w:hint="eastAsia" w:ascii="Times New Roman" w:hAnsi="Times New Roman" w:eastAsia="Times New Roman" w:cs="Times New Roman"/>
-        </w:rPr>
-        <w:t xml:space="preserve">｜</w:t>
-      </w:r>
-      <w:r>
-        <w:rPr>
-          <w:rFonts w:ascii="Times New Roman" w:hAnsi="Times New Roman" w:eastAsia="Times New Roman" w:cs="Times New Roman"/>
-        </w:rPr>
-        <w:t xml:space="preserve"> </w:t>
-      </w:r>
-      <w:r>
-        <w:rPr>
-          <w:rFonts w:hint="eastAsia" w:ascii="Times New Roman" w:hAnsi="Times New Roman" w:eastAsia="FangSong" w:cs="Times New Roman"/>
-        </w:rPr>
         <w:t>化学竞赛初赛讲义</w:t>
-      </w:r>
-      <w:r>
-        <w:rPr>
-          <w:rFonts w:hint="eastAsia" w:ascii="Times New Roman" w:hAnsi="Times New Roman" w:eastAsia="Times New Roman" w:cs="Times New Roman"/>
-        </w:rPr>
-        <w:t>·</w:t>
-      </w:r>
-      <w:r>
-        <w:rPr>
-          <w:rFonts w:hint="eastAsia" w:ascii="Times New Roman" w:hAnsi="Times New Roman" w:eastAsia="FangSong" w:cs="Times New Roman"/>
-        </w:rPr>
-        <w:t>第</w:t>
-      </w:r>
-      <w:r>
-        <w:rPr>
-          <w:rFonts w:hint="eastAsia" w:ascii="Times New Roman" w:hAnsi="Times New Roman" w:eastAsia="Times New Roman" w:cs="Times New Roman"/>
-        </w:rPr>
-        <w:t>9</w:t>
-      </w:r>
-      <w:r>
-        <w:rPr>
-          <w:rFonts w:hint="eastAsia" w:ascii="Times New Roman" w:hAnsi="Times New Roman" w:eastAsia="FangSong" w:cs="Times New Roman"/>
-        </w:rPr>
-        <w:t>讲</w:t>
-      </w:r>
-      <w:r>
-        <w:rPr>
-          <w:rFonts w:hint="eastAsia" w:ascii="Times New Roman" w:hAnsi="Times New Roman" w:eastAsia="Times New Roman" w:cs="Times New Roman"/>
-        </w:rPr>
-        <w:t>·</w:t>
-      </w:r>
-      <w:r>
-        <w:rPr>
-          <w:rFonts w:hint="eastAsia" w:ascii="Times New Roman" w:hAnsi="Times New Roman" w:eastAsia="FangSong" w:cs="Times New Roman"/>
-        </w:rPr>
-        <w:t>溶液与化学分析</w:t>
       </w:r>
     </w:p>
     <w:p>
@@ -39568,10 +36028,8 @@
       <w:r>
         <w:rPr>
           <w:rFonts w:hint="eastAsia" w:ascii="Times New Roman" w:hAnsi="Times New Roman" w:eastAsia="FangSong" w:cs="Times New Roman"/>
-          <w:b/>
-          <w:bCs/>
-        </w:rPr>
-        <w:t xml:space="preserve">题源</w:t>
+        </w:rPr>
+        <w:t>来源</w:t>
       </w:r>
       <w:r>
         <w:rPr>
@@ -39583,109 +36041,7 @@
         <w:rPr>
           <w:rFonts w:hint="eastAsia" w:ascii="Times New Roman" w:hAnsi="Times New Roman" w:eastAsia="FangSong" w:cs="Times New Roman"/>
         </w:rPr>
-        <w:t>题</w:t>
-      </w:r>
-      <w:r>
-        <w:rPr>
-          <w:rFonts w:hint="eastAsia" w:ascii="Times New Roman" w:hAnsi="Times New Roman" w:eastAsia="Times New Roman" w:cs="Times New Roman"/>
-        </w:rPr>
-        <w:t>-073-</w:t>
-      </w:r>
-      <w:r>
-        <w:rPr>
-          <w:rFonts w:hint="eastAsia" w:ascii="Times New Roman" w:hAnsi="Times New Roman" w:eastAsia="FangSong" w:cs="Times New Roman"/>
-        </w:rPr>
-        <w:t>初赛讲义</w:t>
-      </w:r>
-      <w:r>
-        <w:rPr>
-          <w:rFonts w:hint="eastAsia" w:ascii="Times New Roman" w:hAnsi="Times New Roman" w:eastAsia="Times New Roman" w:cs="Times New Roman"/>
-        </w:rPr>
-        <w:t>-</w:t>
-      </w:r>
-      <w:r>
-        <w:rPr>
-          <w:rFonts w:hint="eastAsia" w:ascii="Times New Roman" w:hAnsi="Times New Roman" w:eastAsia="FangSong" w:cs="Times New Roman"/>
-        </w:rPr>
-        <w:t>溶液与化学分析</w:t>
-      </w:r>
-      <w:r>
-        <w:rPr>
-          <w:rFonts w:hint="eastAsia" w:ascii="Times New Roman" w:hAnsi="Times New Roman" w:eastAsia="Times New Roman" w:cs="Times New Roman"/>
-        </w:rPr>
-        <w:t>-</w:t>
-      </w:r>
-      <w:r>
-        <w:rPr>
-          <w:rFonts w:hint="eastAsia" w:ascii="Times New Roman" w:hAnsi="Times New Roman" w:eastAsia="FangSong" w:cs="Times New Roman"/>
-        </w:rPr>
-        <w:t>习题</w:t>
-      </w:r>
-      <w:r>
-        <w:rPr>
-          <w:rFonts w:hint="eastAsia" w:ascii="Times New Roman" w:hAnsi="Times New Roman" w:eastAsia="Times New Roman" w:cs="Times New Roman"/>
-        </w:rPr>
-        <w:t>9.46</w:t>
-      </w:r>
-      <w:r>
-        <w:rPr>
-          <w:rFonts w:ascii="Times New Roman" w:hAnsi="Times New Roman" w:eastAsia="Times New Roman" w:cs="Times New Roman"/>
-        </w:rPr>
-        <w:t xml:space="preserve"> </w:t>
-      </w:r>
-      <w:r>
-        <w:rPr>
-          <w:rFonts w:hint="eastAsia" w:ascii="Times New Roman" w:hAnsi="Times New Roman" w:eastAsia="Times New Roman" w:cs="Times New Roman"/>
-        </w:rPr>
-        <w:t xml:space="preserve">｜</w:t>
-      </w:r>
-      <w:r>
-        <w:rPr>
-          <w:rFonts w:ascii="Times New Roman" w:hAnsi="Times New Roman" w:eastAsia="Times New Roman" w:cs="Times New Roman"/>
-        </w:rPr>
-        <w:t xml:space="preserve"> </w:t>
-      </w:r>
-      <w:r>
-        <w:rPr>
-          <w:rFonts w:hint="eastAsia" w:ascii="Times New Roman" w:hAnsi="Times New Roman" w:eastAsia="FangSong" w:cs="Times New Roman"/>
-        </w:rPr>
         <w:t>化学竞赛初赛讲义</w:t>
-      </w:r>
-      <w:r>
-        <w:rPr>
-          <w:rFonts w:hint="eastAsia" w:ascii="Times New Roman" w:hAnsi="Times New Roman" w:eastAsia="Times New Roman" w:cs="Times New Roman"/>
-        </w:rPr>
-        <w:t>·</w:t>
-      </w:r>
-      <w:r>
-        <w:rPr>
-          <w:rFonts w:hint="eastAsia" w:ascii="Times New Roman" w:hAnsi="Times New Roman" w:eastAsia="FangSong" w:cs="Times New Roman"/>
-        </w:rPr>
-        <w:t>第</w:t>
-      </w:r>
-      <w:r>
-        <w:rPr>
-          <w:rFonts w:hint="eastAsia" w:ascii="Times New Roman" w:hAnsi="Times New Roman" w:eastAsia="Times New Roman" w:cs="Times New Roman"/>
-        </w:rPr>
-        <w:t>9</w:t>
-      </w:r>
-      <w:r>
-        <w:rPr>
-          <w:rFonts w:hint="eastAsia" w:ascii="Times New Roman" w:hAnsi="Times New Roman" w:eastAsia="FangSong" w:cs="Times New Roman"/>
-        </w:rPr>
-        <w:t>讲</w:t>
-      </w:r>
-      <w:r>
-        <w:rPr>
-          <w:rFonts w:hint="eastAsia" w:ascii="Times New Roman" w:hAnsi="Times New Roman" w:eastAsia="Times New Roman" w:cs="Times New Roman"/>
-        </w:rPr>
-        <w:t>·</w:t>
-      </w:r>
-      <w:r>
-        <w:rPr>
-          <w:rFonts w:hint="eastAsia" w:ascii="Times New Roman" w:hAnsi="Times New Roman" w:eastAsia="FangSong" w:cs="Times New Roman"/>
-        </w:rPr>
-        <w:t>溶液与化学分析</w:t>
       </w:r>
     </w:p>
     <w:p>
@@ -41631,58 +37987,14 @@
       <w:r>
         <w:rPr>
           <w:rFonts w:hint="eastAsia" w:ascii="Times New Roman" w:hAnsi="Times New Roman" w:eastAsia="FangSong" w:cs="Times New Roman"/>
-          <w:b/>
-          <w:bCs/>
-        </w:rPr>
-        <w:t xml:space="preserve">题源</w:t>
-      </w:r>
-      <w:r>
-        <w:rPr>
-          <w:rFonts w:hint="eastAsia" w:ascii="Times New Roman" w:hAnsi="Times New Roman" w:eastAsia="Times New Roman" w:cs="Times New Roman"/>
-        </w:rPr>
-        <w:t>：</w:t>
-      </w:r>
-      <w:r>
-        <w:rPr>
-          <w:rFonts w:hint="eastAsia" w:ascii="Times New Roman" w:hAnsi="Times New Roman" w:eastAsia="FangSong" w:cs="Times New Roman"/>
-        </w:rPr>
-        <w:t>例</w:t>
-      </w:r>
-      <w:r>
-        <w:rPr>
-          <w:rFonts w:hint="eastAsia" w:ascii="Times New Roman" w:hAnsi="Times New Roman" w:eastAsia="Times New Roman" w:cs="Times New Roman"/>
-        </w:rPr>
-        <w:t>20.5-</w:t>
-      </w:r>
-      <w:r>
-        <w:rPr>
-          <w:rFonts w:hint="eastAsia" w:ascii="Times New Roman" w:hAnsi="Times New Roman" w:eastAsia="FangSong" w:cs="Times New Roman"/>
-        </w:rPr>
-        <w:t>钒化合物的推断与反应</w:t>
-      </w:r>
-      <w:r>
-        <w:rPr>
-          <w:rFonts w:ascii="Times New Roman" w:hAnsi="Times New Roman" w:eastAsia="Times New Roman" w:cs="Times New Roman"/>
-        </w:rPr>
-        <w:t xml:space="preserve"> </w:t>
-      </w:r>
-      <w:r>
-        <w:rPr>
-          <w:rFonts w:hint="eastAsia" w:ascii="Times New Roman" w:hAnsi="Times New Roman" w:eastAsia="Times New Roman" w:cs="Times New Roman"/>
-        </w:rPr>
-        <w:t xml:space="preserve">｜</w:t>
-      </w:r>
-      <w:r>
-        <w:rPr>
-          <w:rFonts w:ascii="Times New Roman" w:hAnsi="Times New Roman" w:eastAsia="Times New Roman" w:cs="Times New Roman"/>
-        </w:rPr>
-        <w:t xml:space="preserve"> </w:t>
-      </w:r>
-      <w:r>
-        <w:rPr>
-          <w:rFonts w:hint="eastAsia" w:ascii="Times New Roman" w:hAnsi="Times New Roman" w:eastAsia="Times New Roman" w:cs="Times New Roman"/>
-        </w:rPr>
-        <w:t>《</w:t>
+        </w:rPr>
+        <w:t>来源</w:t>
+      </w:r>
+      <w:r>
+        <w:rPr>
+          <w:rFonts w:hint="eastAsia" w:ascii="Times New Roman" w:hAnsi="Times New Roman" w:eastAsia="Times New Roman" w:cs="Times New Roman"/>
+        </w:rPr>
+        <w:t>：《</w:t>
       </w:r>
       <w:r>
         <w:rPr>
@@ -41707,24 +38019,6 @@
           <w:rFonts w:hint="eastAsia" w:ascii="Times New Roman" w:hAnsi="Times New Roman" w:eastAsia="Times New Roman" w:cs="Times New Roman"/>
         </w:rPr>
         <w:t>》</w:t>
-      </w:r>
-      <w:r>
-        <w:rPr>
-          <w:rFonts w:hint="eastAsia" w:ascii="Times New Roman" w:hAnsi="Times New Roman" w:eastAsia="FangSong" w:cs="Times New Roman"/>
-        </w:rPr>
-        <w:t>第</w:t>
-      </w:r>
-      <w:r>
-        <w:rPr>
-          <w:rFonts w:hint="eastAsia" w:ascii="Times New Roman" w:hAnsi="Times New Roman" w:eastAsia="Times New Roman" w:cs="Times New Roman"/>
-        </w:rPr>
-        <w:t>4</w:t>
-      </w:r>
-      <w:r>
-        <w:rPr>
-          <w:rFonts w:hint="eastAsia" w:ascii="Times New Roman" w:hAnsi="Times New Roman" w:eastAsia="FangSong" w:cs="Times New Roman"/>
-        </w:rPr>
-        <w:t>版</w:t>
       </w:r>
     </w:p>
     <w:p>
@@ -42093,58 +38387,14 @@
       <w:r>
         <w:rPr>
           <w:rFonts w:hint="eastAsia" w:ascii="Times New Roman" w:hAnsi="Times New Roman" w:eastAsia="FangSong" w:cs="Times New Roman"/>
-          <w:b/>
-          <w:bCs/>
-        </w:rPr>
-        <w:t xml:space="preserve">题源</w:t>
-      </w:r>
-      <w:r>
-        <w:rPr>
-          <w:rFonts w:hint="eastAsia" w:ascii="Times New Roman" w:hAnsi="Times New Roman" w:eastAsia="Times New Roman" w:cs="Times New Roman"/>
-        </w:rPr>
-        <w:t>：</w:t>
-      </w:r>
-      <w:r>
-        <w:rPr>
-          <w:rFonts w:hint="eastAsia" w:ascii="Times New Roman" w:hAnsi="Times New Roman" w:eastAsia="FangSong" w:cs="Times New Roman"/>
-        </w:rPr>
-        <w:t>例</w:t>
-      </w:r>
-      <w:r>
-        <w:rPr>
-          <w:rFonts w:hint="eastAsia" w:ascii="Times New Roman" w:hAnsi="Times New Roman" w:eastAsia="Times New Roman" w:cs="Times New Roman"/>
-        </w:rPr>
-        <w:t>16.9-</w:t>
-      </w:r>
-      <w:r>
-        <w:rPr>
-          <w:rFonts w:hint="eastAsia" w:ascii="Times New Roman" w:hAnsi="Times New Roman" w:eastAsia="FangSong" w:cs="Times New Roman"/>
-        </w:rPr>
-        <w:t>推断无色晶体</w:t>
-      </w:r>
-      <w:r>
-        <w:rPr>
-          <w:rFonts w:ascii="Times New Roman" w:hAnsi="Times New Roman" w:eastAsia="Times New Roman" w:cs="Times New Roman"/>
-        </w:rPr>
-        <w:t xml:space="preserve"> </w:t>
-      </w:r>
-      <w:r>
-        <w:rPr>
-          <w:rFonts w:hint="eastAsia" w:ascii="Times New Roman" w:hAnsi="Times New Roman" w:eastAsia="Times New Roman" w:cs="Times New Roman"/>
-        </w:rPr>
-        <w:t xml:space="preserve">｜</w:t>
-      </w:r>
-      <w:r>
-        <w:rPr>
-          <w:rFonts w:ascii="Times New Roman" w:hAnsi="Times New Roman" w:eastAsia="Times New Roman" w:cs="Times New Roman"/>
-        </w:rPr>
-        <w:t xml:space="preserve"> </w:t>
-      </w:r>
-      <w:r>
-        <w:rPr>
-          <w:rFonts w:hint="eastAsia" w:ascii="Times New Roman" w:hAnsi="Times New Roman" w:eastAsia="Times New Roman" w:cs="Times New Roman"/>
-        </w:rPr>
-        <w:t>《</w:t>
+        </w:rPr>
+        <w:t>来源</w:t>
+      </w:r>
+      <w:r>
+        <w:rPr>
+          <w:rFonts w:hint="eastAsia" w:ascii="Times New Roman" w:hAnsi="Times New Roman" w:eastAsia="Times New Roman" w:cs="Times New Roman"/>
+        </w:rPr>
+        <w:t>：《</w:t>
       </w:r>
       <w:r>
         <w:rPr>
@@ -42169,24 +38419,6 @@
           <w:rFonts w:hint="eastAsia" w:ascii="Times New Roman" w:hAnsi="Times New Roman" w:eastAsia="Times New Roman" w:cs="Times New Roman"/>
         </w:rPr>
         <w:t>》</w:t>
-      </w:r>
-      <w:r>
-        <w:rPr>
-          <w:rFonts w:hint="eastAsia" w:ascii="Times New Roman" w:hAnsi="Times New Roman" w:eastAsia="FangSong" w:cs="Times New Roman"/>
-        </w:rPr>
-        <w:t>第</w:t>
-      </w:r>
-      <w:r>
-        <w:rPr>
-          <w:rFonts w:hint="eastAsia" w:ascii="Times New Roman" w:hAnsi="Times New Roman" w:eastAsia="Times New Roman" w:cs="Times New Roman"/>
-        </w:rPr>
-        <w:t>4</w:t>
-      </w:r>
-      <w:r>
-        <w:rPr>
-          <w:rFonts w:hint="eastAsia" w:ascii="Times New Roman" w:hAnsi="Times New Roman" w:eastAsia="FangSong" w:cs="Times New Roman"/>
-        </w:rPr>
-        <w:t>版</w:t>
       </w:r>
     </w:p>
     <w:p>
@@ -42708,58 +38940,14 @@
       <w:r>
         <w:rPr>
           <w:rFonts w:hint="eastAsia" w:ascii="Times New Roman" w:hAnsi="Times New Roman" w:eastAsia="FangSong" w:cs="Times New Roman"/>
-          <w:b/>
-          <w:bCs/>
-        </w:rPr>
-        <w:t xml:space="preserve">题源</w:t>
-      </w:r>
-      <w:r>
-        <w:rPr>
-          <w:rFonts w:hint="eastAsia" w:ascii="Times New Roman" w:hAnsi="Times New Roman" w:eastAsia="Times New Roman" w:cs="Times New Roman"/>
-        </w:rPr>
-        <w:t>：</w:t>
-      </w:r>
-      <w:r>
-        <w:rPr>
-          <w:rFonts w:hint="eastAsia" w:ascii="Times New Roman" w:hAnsi="Times New Roman" w:eastAsia="FangSong" w:cs="Times New Roman"/>
-        </w:rPr>
-        <w:t>例</w:t>
-      </w:r>
-      <w:r>
-        <w:rPr>
-          <w:rFonts w:hint="eastAsia" w:ascii="Times New Roman" w:hAnsi="Times New Roman" w:eastAsia="Times New Roman" w:cs="Times New Roman"/>
-        </w:rPr>
-        <w:t>22.7-</w:t>
-      </w:r>
-      <w:r>
-        <w:rPr>
-          <w:rFonts w:hint="eastAsia" w:ascii="Times New Roman" w:hAnsi="Times New Roman" w:eastAsia="FangSong" w:cs="Times New Roman"/>
-        </w:rPr>
-        <w:t>推断题莫尔盐</w:t>
-      </w:r>
-      <w:r>
-        <w:rPr>
-          <w:rFonts w:ascii="Times New Roman" w:hAnsi="Times New Roman" w:eastAsia="Times New Roman" w:cs="Times New Roman"/>
-        </w:rPr>
-        <w:t xml:space="preserve"> </w:t>
-      </w:r>
-      <w:r>
-        <w:rPr>
-          <w:rFonts w:hint="eastAsia" w:ascii="Times New Roman" w:hAnsi="Times New Roman" w:eastAsia="Times New Roman" w:cs="Times New Roman"/>
-        </w:rPr>
-        <w:t xml:space="preserve">｜</w:t>
-      </w:r>
-      <w:r>
-        <w:rPr>
-          <w:rFonts w:ascii="Times New Roman" w:hAnsi="Times New Roman" w:eastAsia="Times New Roman" w:cs="Times New Roman"/>
-        </w:rPr>
-        <w:t xml:space="preserve"> </w:t>
-      </w:r>
-      <w:r>
-        <w:rPr>
-          <w:rFonts w:hint="eastAsia" w:ascii="Times New Roman" w:hAnsi="Times New Roman" w:eastAsia="Times New Roman" w:cs="Times New Roman"/>
-        </w:rPr>
-        <w:t>《</w:t>
+        </w:rPr>
+        <w:t>来源</w:t>
+      </w:r>
+      <w:r>
+        <w:rPr>
+          <w:rFonts w:hint="eastAsia" w:ascii="Times New Roman" w:hAnsi="Times New Roman" w:eastAsia="Times New Roman" w:cs="Times New Roman"/>
+        </w:rPr>
+        <w:t>：《</w:t>
       </w:r>
       <w:r>
         <w:rPr>
@@ -42784,24 +38972,6 @@
           <w:rFonts w:hint="eastAsia" w:ascii="Times New Roman" w:hAnsi="Times New Roman" w:eastAsia="Times New Roman" w:cs="Times New Roman"/>
         </w:rPr>
         <w:t>》</w:t>
-      </w:r>
-      <w:r>
-        <w:rPr>
-          <w:rFonts w:hint="eastAsia" w:ascii="Times New Roman" w:hAnsi="Times New Roman" w:eastAsia="FangSong" w:cs="Times New Roman"/>
-        </w:rPr>
-        <w:t>第</w:t>
-      </w:r>
-      <w:r>
-        <w:rPr>
-          <w:rFonts w:hint="eastAsia" w:ascii="Times New Roman" w:hAnsi="Times New Roman" w:eastAsia="Times New Roman" w:cs="Times New Roman"/>
-        </w:rPr>
-        <w:t>4</w:t>
-      </w:r>
-      <w:r>
-        <w:rPr>
-          <w:rFonts w:hint="eastAsia" w:ascii="Times New Roman" w:hAnsi="Times New Roman" w:eastAsia="FangSong" w:cs="Times New Roman"/>
-        </w:rPr>
-        <w:t>版</w:t>
       </w:r>
     </w:p>
     <w:p>
@@ -43528,10 +39698,8 @@
       <w:r>
         <w:rPr>
           <w:rFonts w:hint="eastAsia" w:ascii="Times New Roman" w:hAnsi="Times New Roman" w:eastAsia="FangSong" w:cs="Times New Roman"/>
-          <w:b/>
-          <w:bCs/>
-        </w:rPr>
-        <w:t xml:space="preserve">题源</w:t>
+        </w:rPr>
+        <w:t>来源</w:t>
       </w:r>
       <w:r>
         <w:rPr>
@@ -43543,42 +39711,6 @@
         <w:rPr>
           <w:rFonts w:hint="eastAsia" w:ascii="Times New Roman" w:hAnsi="Times New Roman" w:eastAsia="FangSong" w:cs="Times New Roman"/>
         </w:rPr>
-        <w:t>题</w:t>
-      </w:r>
-      <w:r>
-        <w:rPr>
-          <w:rFonts w:hint="eastAsia" w:ascii="Times New Roman" w:hAnsi="Times New Roman" w:eastAsia="Times New Roman" w:cs="Times New Roman"/>
-        </w:rPr>
-        <w:t>-025-3-</w:t>
-      </w:r>
-      <w:r>
-        <w:rPr>
-          <w:rFonts w:hint="eastAsia" w:ascii="Times New Roman" w:hAnsi="Times New Roman" w:eastAsia="FangSong" w:cs="Times New Roman"/>
-        </w:rPr>
-        <w:t>锂氮氢化物储氢</w:t>
-      </w:r>
-      <w:r>
-        <w:rPr>
-          <w:rFonts w:ascii="Times New Roman" w:hAnsi="Times New Roman" w:eastAsia="Times New Roman" w:cs="Times New Roman"/>
-        </w:rPr>
-        <w:t xml:space="preserve"> </w:t>
-      </w:r>
-      <w:r>
-        <w:rPr>
-          <w:rFonts w:hint="eastAsia" w:ascii="Times New Roman" w:hAnsi="Times New Roman" w:eastAsia="Times New Roman" w:cs="Times New Roman"/>
-        </w:rPr>
-        <w:t xml:space="preserve">｜</w:t>
-      </w:r>
-      <w:r>
-        <w:rPr>
-          <w:rFonts w:ascii="Times New Roman" w:hAnsi="Times New Roman" w:eastAsia="Times New Roman" w:cs="Times New Roman"/>
-        </w:rPr>
-        <w:t xml:space="preserve"> </w:t>
-      </w:r>
-      <w:r>
-        <w:rPr>
-          <w:rFonts w:hint="eastAsia" w:ascii="Times New Roman" w:hAnsi="Times New Roman" w:eastAsia="FangSong" w:cs="Times New Roman"/>
-        </w:rPr>
         <w:t>第</w:t>
       </w:r>
       <w:r>
@@ -43591,61 +39723,7 @@
         <w:rPr>
           <w:rFonts w:hint="eastAsia" w:ascii="Times New Roman" w:hAnsi="Times New Roman" w:eastAsia="FangSong" w:cs="Times New Roman"/>
         </w:rPr>
-        <w:t>届中国化学奥林匹克</w:t>
-      </w:r>
-      <w:r>
-        <w:rPr>
-          <w:rFonts w:hint="eastAsia" w:ascii="Times New Roman" w:hAnsi="Times New Roman" w:eastAsia="Times New Roman" w:cs="Times New Roman"/>
-        </w:rPr>
-        <w:t>（</w:t>
-      </w:r>
-      <w:r>
-        <w:rPr>
-          <w:rFonts w:hint="eastAsia" w:ascii="Times New Roman" w:hAnsi="Times New Roman" w:eastAsia="FangSong" w:cs="Times New Roman"/>
-        </w:rPr>
-        <w:t>初赛</w:t>
-      </w:r>
-      <w:r>
-        <w:rPr>
-          <w:rFonts w:hint="eastAsia" w:ascii="Times New Roman" w:hAnsi="Times New Roman" w:eastAsia="Times New Roman" w:cs="Times New Roman"/>
-        </w:rPr>
-        <w:t>）</w:t>
-      </w:r>
-      <w:r>
-        <w:rPr>
-          <w:rFonts w:hint="eastAsia" w:ascii="Times New Roman" w:hAnsi="Times New Roman" w:eastAsia="FangSong" w:cs="Times New Roman"/>
-        </w:rPr>
-        <w:t>第</w:t>
-      </w:r>
-      <w:r>
-        <w:rPr>
-          <w:rFonts w:hint="eastAsia" w:ascii="Times New Roman" w:hAnsi="Times New Roman" w:eastAsia="Times New Roman" w:cs="Times New Roman"/>
-        </w:rPr>
-        <w:t>3</w:t>
-      </w:r>
-      <w:r>
-        <w:rPr>
-          <w:rFonts w:hint="eastAsia" w:ascii="Times New Roman" w:hAnsi="Times New Roman" w:eastAsia="FangSong" w:cs="Times New Roman"/>
-        </w:rPr>
-        <w:t>题</w:t>
-      </w:r>
-      <w:r>
-        <w:rPr>
-          <w:rFonts w:hint="eastAsia" w:ascii="Times New Roman" w:hAnsi="Times New Roman" w:eastAsia="Times New Roman" w:cs="Times New Roman"/>
-        </w:rPr>
-        <w:t>(8</w:t>
-      </w:r>
-      <w:r>
-        <w:rPr>
-          <w:rFonts w:hint="eastAsia" w:ascii="Times New Roman" w:hAnsi="Times New Roman" w:eastAsia="FangSong" w:cs="Times New Roman"/>
-        </w:rPr>
-        <w:t>分</w:t>
-      </w:r>
-      <w:r>
-        <w:rPr>
-          <w:rFonts w:hint="eastAsia" w:ascii="Times New Roman" w:hAnsi="Times New Roman" w:eastAsia="Times New Roman" w:cs="Times New Roman"/>
-        </w:rPr>
-        <w:t>)</w:t>
+        <w:t>届初赛</w:t>
       </w:r>
     </w:p>
     <w:p>
